--- a/Ais/Задание 4 Голубева В.Р. КИ25-20Б .docx
+++ b/Ais/Задание 4 Голубева В.Р. КИ25-20Б .docx
@@ -261,7 +261,7 @@
                 <w:noProof/>
                 <w:webHidden/>
               </w:rPr>
-              <w:t>4</w:t>
+              <w:t>5</w:t>
             </w:r>
             <w:r>
               <w:rPr>
@@ -340,7 +340,7 @@
                 <w:noProof/>
                 <w:webHidden/>
               </w:rPr>
-              <w:t>5</w:t>
+              <w:t>6</w:t>
             </w:r>
             <w:r>
               <w:rPr>
@@ -419,7 +419,7 @@
                 <w:noProof/>
                 <w:webHidden/>
               </w:rPr>
-              <w:t>6</w:t>
+              <w:t>7</w:t>
             </w:r>
             <w:r>
               <w:rPr>
@@ -491,7 +491,7 @@
                 <w:noProof/>
                 <w:webHidden/>
               </w:rPr>
-              <w:t>7</w:t>
+              <w:t>8</w:t>
             </w:r>
             <w:r>
               <w:rPr>
@@ -563,7 +563,7 @@
                 <w:noProof/>
                 <w:webHidden/>
               </w:rPr>
-              <w:t>8</w:t>
+              <w:t>9</w:t>
             </w:r>
             <w:r>
               <w:rPr>
@@ -644,7 +644,7 @@
                 <w:noProof/>
                 <w:webHidden/>
               </w:rPr>
-              <w:t>9</w:t>
+              <w:t>10</w:t>
             </w:r>
             <w:r>
               <w:rPr>
@@ -717,7 +717,7 @@
                 <w:noProof/>
                 <w:webHidden/>
               </w:rPr>
-              <w:t>10</w:t>
+              <w:t>11</w:t>
             </w:r>
             <w:r>
               <w:rPr>
@@ -798,7 +798,7 @@
                 <w:noProof/>
                 <w:webHidden/>
               </w:rPr>
-              <w:t>11</w:t>
+              <w:t>12</w:t>
             </w:r>
             <w:r>
               <w:rPr>
@@ -870,7 +870,7 @@
                 <w:noProof/>
                 <w:webHidden/>
               </w:rPr>
-              <w:t>12</w:t>
+              <w:t>13</w:t>
             </w:r>
             <w:r>
               <w:rPr>
@@ -942,7 +942,7 @@
                 <w:noProof/>
                 <w:webHidden/>
               </w:rPr>
-              <w:t>13</w:t>
+              <w:t>14</w:t>
             </w:r>
             <w:r>
               <w:rPr>
@@ -1014,7 +1014,7 @@
                 <w:noProof/>
                 <w:webHidden/>
               </w:rPr>
-              <w:t>14</w:t>
+              <w:t>15</w:t>
             </w:r>
             <w:r>
               <w:rPr>
@@ -1086,7 +1086,7 @@
                 <w:noProof/>
                 <w:webHidden/>
               </w:rPr>
-              <w:t>15</w:t>
+              <w:t>16</w:t>
             </w:r>
             <w:r>
               <w:rPr>
@@ -1167,7 +1167,7 @@
                 <w:noProof/>
                 <w:webHidden/>
               </w:rPr>
-              <w:t>16</w:t>
+              <w:t>17</w:t>
             </w:r>
             <w:r>
               <w:rPr>
@@ -1388,169 +1388,15 @@
         <w:jc w:val="center"/>
       </w:pPr>
       <w:r>
-        <w:object w:dxaOrig="4320" w:dyaOrig="4320">
-          <v:shapetype id="_x0000_t75" coordsize="21600,21600" o:spt="75" o:preferrelative="t" path="m@4@5l@4@11@9@11@9@5xe" filled="f" stroked="f">
-            <v:stroke joinstyle="miter"/>
-            <v:formulas>
-              <v:f eqn="if lineDrawn pixelLineWidth 0"/>
-              <v:f eqn="sum @0 1 0"/>
-              <v:f eqn="sum 0 0 @1"/>
-              <v:f eqn="prod @2 1 2"/>
-              <v:f eqn="prod @3 21600 pixelWidth"/>
-              <v:f eqn="prod @3 21600 pixelHeight"/>
-              <v:f eqn="sum @0 0 1"/>
-              <v:f eqn="prod @6 1 2"/>
-              <v:f eqn="prod @7 21600 pixelWidth"/>
-              <v:f eqn="sum @8 21600 0"/>
-              <v:f eqn="prod @7 21600 pixelHeight"/>
-              <v:f eqn="sum @10 21600 0"/>
-            </v:formulas>
-            <v:path o:extrusionok="f" gradientshapeok="t" o:connecttype="rect"/>
-            <o:lock v:ext="edit" aspectratio="t"/>
-          </v:shapetype>
-          <v:shape id="_x0000_i1025" type="#_x0000_t75" style="width:456pt;height:175.5pt" o:ole="">
-            <v:imagedata r:id="rId8" o:title="" croptop="18660f" cropbottom="25638f"/>
-          </v:shape>
-          <o:OLEObject Type="Embed" ProgID="FoxitReader.Document" ShapeID="_x0000_i1025" DrawAspect="Content" ObjectID="_1853586720" r:id="rId9"/>
-        </w:object>
-      </w:r>
-    </w:p>
-    <w:p>
-      <w:pPr>
-        <w:pStyle w:val="a4"/>
-        <w:ind w:firstLine="0"/>
-        <w:jc w:val="center"/>
-        <w:rPr>
-          <w:b/>
-          <w:i w:val="0"/>
-          <w:color w:val="auto"/>
-          <w:sz w:val="24"/>
-          <w:szCs w:val="24"/>
-        </w:rPr>
-      </w:pPr>
-      <w:r>
-        <w:rPr>
-          <w:i w:val="0"/>
-          <w:color w:val="auto"/>
-          <w:sz w:val="24"/>
-          <w:szCs w:val="24"/>
-        </w:rPr>
-        <w:t xml:space="preserve">Рисунок </w:t>
-      </w:r>
-      <w:r>
-        <w:rPr>
-          <w:i w:val="0"/>
-          <w:color w:val="auto"/>
-          <w:sz w:val="24"/>
-          <w:szCs w:val="24"/>
-        </w:rPr>
-        <w:fldChar w:fldCharType="begin"/>
-      </w:r>
-      <w:r>
-        <w:rPr>
-          <w:i w:val="0"/>
-          <w:color w:val="auto"/>
-          <w:sz w:val="24"/>
-          <w:szCs w:val="24"/>
-        </w:rPr>
-        <w:instrText xml:space="preserve"> SEQ Рисунок \* ARABIC </w:instrText>
-      </w:r>
-      <w:r>
-        <w:rPr>
-          <w:i w:val="0"/>
-          <w:color w:val="auto"/>
-          <w:sz w:val="24"/>
-          <w:szCs w:val="24"/>
-        </w:rPr>
-        <w:fldChar w:fldCharType="separate"/>
-      </w:r>
-      <w:r>
-        <w:rPr>
-          <w:i w:val="0"/>
-          <w:noProof/>
-          <w:color w:val="auto"/>
-          <w:sz w:val="24"/>
-          <w:szCs w:val="24"/>
-        </w:rPr>
-        <w:t>1</w:t>
-      </w:r>
-      <w:r>
-        <w:rPr>
-          <w:i w:val="0"/>
-          <w:color w:val="auto"/>
-          <w:sz w:val="24"/>
-          <w:szCs w:val="24"/>
-        </w:rPr>
-        <w:fldChar w:fldCharType="end"/>
-      </w:r>
-      <w:r>
-        <w:rPr>
-          <w:i w:val="0"/>
-          <w:color w:val="auto"/>
-          <w:sz w:val="24"/>
-          <w:szCs w:val="24"/>
-        </w:rPr>
-        <w:t xml:space="preserve"> </w:t>
-      </w:r>
-      <w:r>
-        <w:rPr>
-          <w:i w:val="0"/>
-          <w:color w:val="auto"/>
-          <w:sz w:val="24"/>
-          <w:szCs w:val="24"/>
-        </w:rPr>
-        <w:t xml:space="preserve"> - </w:t>
-      </w:r>
-      <w:r>
-        <w:rPr>
-          <w:i w:val="0"/>
-          <w:color w:val="auto"/>
-          <w:sz w:val="24"/>
-          <w:szCs w:val="24"/>
-        </w:rPr>
-        <w:t xml:space="preserve"> </w:t>
-      </w:r>
-      <w:r>
-        <w:rPr>
-          <w:i w:val="0"/>
-          <w:color w:val="auto"/>
-          <w:sz w:val="24"/>
-          <w:szCs w:val="24"/>
-        </w:rPr>
-        <w:t>Диаграмма прецедентов</w:t>
-      </w:r>
-    </w:p>
-    <w:p>
-      <w:pPr>
-        <w:pStyle w:val="a3"/>
-        <w:ind w:left="360" w:firstLine="0"/>
-        <w:rPr>
-          <w:b/>
-        </w:rPr>
-      </w:pPr>
-    </w:p>
-    <w:p>
-      <w:pPr>
-        <w:ind w:left="-1276" w:firstLine="0"/>
-        <w:jc w:val="center"/>
-      </w:pPr>
-      <w:r>
         <w:rPr>
           <w:noProof/>
           <w:lang w:eastAsia="ru-RU"/>
         </w:rPr>
-        <w:t xml:space="preserve"> </w:t>
-      </w:r>
-      <w:r>
-        <w:rPr>
-          <w:noProof/>
-          <w:lang w:eastAsia="ru-RU"/>
-        </w:rPr>
         <w:drawing>
-          <wp:inline distT="0" distB="0" distL="0" distR="0" wp14:anchorId="76B02A38" wp14:editId="5F509995">
-            <wp:extent cx="7066901" cy="4724400"/>
-            <wp:effectExtent l="0" t="0" r="1270" b="0"/>
-            <wp:docPr id="1" name="Рисунок 1" descr="C:\Users\STUDENT 2025\Downloads\fLTDRoD54BtthnZjXTEYRBmWWHIqk-7ZX8GI92wvZEBUnB8p4yOJ422aU641YGKBYBHxG0b8N94ShmTc7Nly5wh_4VrcngvnoUrnH4xZxdhzNbLNLLSUT6C_YizEEghRRWMdVkIVU94-ZFtWgAEzhvHd_nxvX-sZA3mBchjX9uoyJuvRiIvsmgYfesBrKSUQvQllXq6yQcs_zQN.png"/>
+          <wp:inline distT="0" distB="0" distL="0" distR="0">
+            <wp:extent cx="3962400" cy="7200900"/>
+            <wp:effectExtent l="0" t="0" r="0" b="0"/>
+            <wp:docPr id="2" name="Рисунок 2" descr="C:\Users\STUDENT 2025\Downloads\dLBBQjj05DtFLroo3wHvPrD2JFi3eNGzM1DRPAm9e_6Yb41j5zf5e1IoB7ryG45HubROaV8BT_weTqQ36Rbu4u74VPnpxfsZESqDrsOyaaoA2mD6WKu7GmD9gaNVf2fZ-MMQNN7DHt35-vTy8CxDEod0jNasa282Z7FHvxc0zmpeEIFuGAjnblIKL1hU3bCZsexIYT1jzKmIp5T.png"/>
             <wp:cNvGraphicFramePr>
               <a:graphicFrameLocks xmlns:a="http://schemas.openxmlformats.org/drawingml/2006/main" noChangeAspect="1"/>
             </wp:cNvGraphicFramePr>
@@ -1558,13 +1404,13 @@
               <a:graphicData uri="http://schemas.openxmlformats.org/drawingml/2006/picture">
                 <pic:pic xmlns:pic="http://schemas.openxmlformats.org/drawingml/2006/picture">
                   <pic:nvPicPr>
-                    <pic:cNvPr id="0" name="Picture 2" descr="C:\Users\STUDENT 2025\Downloads\fLTDRoD54BtthnZjXTEYRBmWWHIqk-7ZX8GI92wvZEBUnB8p4yOJ422aU641YGKBYBHxG0b8N94ShmTc7Nly5wh_4VrcngvnoUrnH4xZxdhzNbLNLLSUT6C_YizEEghRRWMdVkIVU94-ZFtWgAEzhvHd_nxvX-sZA3mBchjX9uoyJuvRiIvsmgYfesBrKSUQvQllXq6yQcs_zQN.png"/>
+                    <pic:cNvPr id="0" name="Picture 3" descr="C:\Users\STUDENT 2025\Downloads\dLBBQjj05DtFLroo3wHvPrD2JFi3eNGzM1DRPAm9e_6Yb41j5zf5e1IoB7ryG45HubROaV8BT_weTqQ36Rbu4u74VPnpxfsZESqDrsOyaaoA2mD6WKu7GmD9gaNVf2fZ-MMQNN7DHt35-vTy8CxDEod0jNasa282Z7FHvxc0zmpeEIFuGAjnblIKL1hU3bCZsexIYT1jzKmIp5T.png"/>
                     <pic:cNvPicPr>
                       <a:picLocks noChangeAspect="1" noChangeArrowheads="1"/>
                     </pic:cNvPicPr>
                   </pic:nvPicPr>
                   <pic:blipFill>
-                    <a:blip r:embed="rId10">
+                    <a:blip r:embed="rId8">
                       <a:extLst>
                         <a:ext uri="{28A0092B-C50C-407E-A947-70E740481C1C}">
                           <a14:useLocalDpi xmlns:a14="http://schemas.microsoft.com/office/drawing/2010/main" val="0"/>
@@ -1579,7 +1425,7 @@
                   <pic:spPr bwMode="auto">
                     <a:xfrm>
                       <a:off x="0" y="0"/>
-                      <a:ext cx="7090330" cy="4740063"/>
+                      <a:ext cx="3962400" cy="7200900"/>
                     </a:xfrm>
                     <a:prstGeom prst="rect">
                       <a:avLst/>
@@ -1653,6 +1499,172 @@
           <w:sz w:val="24"/>
           <w:szCs w:val="24"/>
         </w:rPr>
+        <w:t>1</w:t>
+      </w:r>
+      <w:r>
+        <w:rPr>
+          <w:i w:val="0"/>
+          <w:color w:val="auto"/>
+          <w:sz w:val="24"/>
+          <w:szCs w:val="24"/>
+        </w:rPr>
+        <w:fldChar w:fldCharType="end"/>
+      </w:r>
+      <w:r>
+        <w:rPr>
+          <w:i w:val="0"/>
+          <w:color w:val="auto"/>
+          <w:sz w:val="24"/>
+          <w:szCs w:val="24"/>
+        </w:rPr>
+        <w:t xml:space="preserve"> </w:t>
+      </w:r>
+      <w:r>
+        <w:rPr>
+          <w:i w:val="0"/>
+          <w:color w:val="auto"/>
+          <w:sz w:val="24"/>
+          <w:szCs w:val="24"/>
+        </w:rPr>
+        <w:t xml:space="preserve"> - </w:t>
+      </w:r>
+      <w:r>
+        <w:rPr>
+          <w:i w:val="0"/>
+          <w:color w:val="auto"/>
+          <w:sz w:val="24"/>
+          <w:szCs w:val="24"/>
+        </w:rPr>
+        <w:t xml:space="preserve"> </w:t>
+      </w:r>
+      <w:r>
+        <w:rPr>
+          <w:i w:val="0"/>
+          <w:color w:val="auto"/>
+          <w:sz w:val="24"/>
+          <w:szCs w:val="24"/>
+        </w:rPr>
+        <w:t>Диаграмма прецедентов</w:t>
+      </w:r>
+    </w:p>
+    <w:p>
+      <w:pPr>
+        <w:ind w:left="-1276" w:firstLine="0"/>
+        <w:jc w:val="center"/>
+      </w:pPr>
+      <w:r>
+        <w:rPr>
+          <w:noProof/>
+          <w:lang w:eastAsia="ru-RU"/>
+        </w:rPr>
+        <w:lastRenderedPageBreak/>
+        <w:drawing>
+          <wp:inline distT="0" distB="0" distL="0" distR="0">
+            <wp:extent cx="7047230" cy="4772025"/>
+            <wp:effectExtent l="0" t="0" r="1270" b="9525"/>
+            <wp:docPr id="5" name="Рисунок 5" descr="C:\Users\STUDENT 2025\Downloads\fLPDRoD54BtthnZjXTEYtHYGG0hQtV1nGa894fTSHd5lOjcP2UCn211Iido0n885HDeze0GahaYEDmEpJZp-2zN_Y7xJOzUuvCuu8eV8qrsltwlggkfwq4_391qSzbI_sucEmYGy31AzbuRHVay7Nwh0_ZqAzxhxIJo8sbjnBqw2ZmywgNOxSTBMYLjzrBDcvUfxSPIkMjl (1).png"/>
+            <wp:cNvGraphicFramePr>
+              <a:graphicFrameLocks xmlns:a="http://schemas.openxmlformats.org/drawingml/2006/main" noChangeAspect="1"/>
+            </wp:cNvGraphicFramePr>
+            <a:graphic xmlns:a="http://schemas.openxmlformats.org/drawingml/2006/main">
+              <a:graphicData uri="http://schemas.openxmlformats.org/drawingml/2006/picture">
+                <pic:pic xmlns:pic="http://schemas.openxmlformats.org/drawingml/2006/picture">
+                  <pic:nvPicPr>
+                    <pic:cNvPr id="0" name="Picture 4" descr="C:\Users\STUDENT 2025\Downloads\fLPDRoD54BtthnZjXTEYtHYGG0hQtV1nGa894fTSHd5lOjcP2UCn211Iido0n885HDeze0GahaYEDmEpJZp-2zN_Y7xJOzUuvCuu8eV8qrsltwlggkfwq4_391qSzbI_sucEmYGy31AzbuRHVay7Nwh0_ZqAzxhxIJo8sbjnBqw2ZmywgNOxSTBMYLjzrBDcvUfxSPIkMjl (1).png"/>
+                    <pic:cNvPicPr>
+                      <a:picLocks noChangeAspect="1" noChangeArrowheads="1"/>
+                    </pic:cNvPicPr>
+                  </pic:nvPicPr>
+                  <pic:blipFill>
+                    <a:blip r:embed="rId9">
+                      <a:extLst>
+                        <a:ext uri="{28A0092B-C50C-407E-A947-70E740481C1C}">
+                          <a14:useLocalDpi xmlns:a14="http://schemas.microsoft.com/office/drawing/2010/main" val="0"/>
+                        </a:ext>
+                      </a:extLst>
+                    </a:blip>
+                    <a:srcRect/>
+                    <a:stretch>
+                      <a:fillRect/>
+                    </a:stretch>
+                  </pic:blipFill>
+                  <pic:spPr bwMode="auto">
+                    <a:xfrm>
+                      <a:off x="0" y="0"/>
+                      <a:ext cx="7062131" cy="4782115"/>
+                    </a:xfrm>
+                    <a:prstGeom prst="rect">
+                      <a:avLst/>
+                    </a:prstGeom>
+                    <a:noFill/>
+                    <a:ln>
+                      <a:noFill/>
+                    </a:ln>
+                  </pic:spPr>
+                </pic:pic>
+              </a:graphicData>
+            </a:graphic>
+          </wp:inline>
+        </w:drawing>
+      </w:r>
+    </w:p>
+    <w:p>
+      <w:pPr>
+        <w:pStyle w:val="a4"/>
+        <w:ind w:firstLine="0"/>
+        <w:jc w:val="center"/>
+        <w:rPr>
+          <w:b/>
+          <w:i w:val="0"/>
+          <w:color w:val="auto"/>
+          <w:sz w:val="24"/>
+          <w:szCs w:val="24"/>
+        </w:rPr>
+      </w:pPr>
+      <w:r>
+        <w:rPr>
+          <w:i w:val="0"/>
+          <w:color w:val="auto"/>
+          <w:sz w:val="24"/>
+          <w:szCs w:val="24"/>
+        </w:rPr>
+        <w:t xml:space="preserve">Рисунок </w:t>
+      </w:r>
+      <w:r>
+        <w:rPr>
+          <w:i w:val="0"/>
+          <w:color w:val="auto"/>
+          <w:sz w:val="24"/>
+          <w:szCs w:val="24"/>
+        </w:rPr>
+        <w:fldChar w:fldCharType="begin"/>
+      </w:r>
+      <w:r>
+        <w:rPr>
+          <w:i w:val="0"/>
+          <w:color w:val="auto"/>
+          <w:sz w:val="24"/>
+          <w:szCs w:val="24"/>
+        </w:rPr>
+        <w:instrText xml:space="preserve"> SEQ Рисунок \* ARABIC </w:instrText>
+      </w:r>
+      <w:r>
+        <w:rPr>
+          <w:i w:val="0"/>
+          <w:color w:val="auto"/>
+          <w:sz w:val="24"/>
+          <w:szCs w:val="24"/>
+        </w:rPr>
+        <w:fldChar w:fldCharType="separate"/>
+      </w:r>
+      <w:r>
+        <w:rPr>
+          <w:i w:val="0"/>
+          <w:noProof/>
+          <w:color w:val="auto"/>
+          <w:sz w:val="24"/>
+          <w:szCs w:val="24"/>
+        </w:rPr>
         <w:t>2</w:t>
       </w:r>
       <w:r>
@@ -1770,7 +1782,7 @@
         <w:pStyle w:val="a3"/>
         <w:numPr>
           <w:ilvl w:val="0"/>
-          <w:numId w:val="39"/>
+          <w:numId w:val="41"/>
         </w:numPr>
         <w:rPr>
           <w:bCs/>
@@ -1788,7 +1800,7 @@
         <w:pStyle w:val="a3"/>
         <w:numPr>
           <w:ilvl w:val="0"/>
-          <w:numId w:val="39"/>
+          <w:numId w:val="41"/>
         </w:numPr>
         <w:rPr>
           <w:bCs/>
@@ -1798,13 +1810,7 @@
         <w:rPr>
           <w:bCs/>
         </w:rPr>
-        <w:t>Если нет учётной записи, пользователь</w:t>
-      </w:r>
-      <w:r>
-        <w:rPr>
-          <w:bCs/>
-        </w:rPr>
-        <w:t xml:space="preserve"> нажимает кнопку «Регистрация» и переходит на окно регистрации;</w:t>
+        <w:t>Если нет учётной записи, пользователь нажимает «Регистрация» и переходит на окно регистрации;</w:t>
       </w:r>
     </w:p>
     <w:p>
@@ -1812,7 +1818,7 @@
         <w:pStyle w:val="a3"/>
         <w:numPr>
           <w:ilvl w:val="0"/>
-          <w:numId w:val="39"/>
+          <w:numId w:val="41"/>
         </w:numPr>
         <w:rPr>
           <w:bCs/>
@@ -1822,19 +1828,21 @@
         <w:rPr>
           <w:bCs/>
         </w:rPr>
-        <w:t xml:space="preserve">На окне регистрации пользователь вводит </w:t>
-      </w:r>
-      <w:r>
-        <w:rPr>
-          <w:bCs/>
-        </w:rPr>
-        <w:t>данные</w:t>
-      </w:r>
-      <w:r>
-        <w:rPr>
-          <w:bCs/>
-        </w:rPr>
-        <w:t>;</w:t>
+        <w:t xml:space="preserve">Пользователь вводит фамилию, имя, </w:t>
+      </w:r>
+      <w:proofErr w:type="spellStart"/>
+      <w:r>
+        <w:rPr>
+          <w:bCs/>
+        </w:rPr>
+        <w:t>email</w:t>
+      </w:r>
+      <w:proofErr w:type="spellEnd"/>
+      <w:r>
+        <w:rPr>
+          <w:bCs/>
+        </w:rPr>
+        <w:t>, пароль и подтверждение пароля;</w:t>
       </w:r>
     </w:p>
     <w:p>
@@ -1842,7 +1850,7 @@
         <w:pStyle w:val="a3"/>
         <w:numPr>
           <w:ilvl w:val="0"/>
-          <w:numId w:val="39"/>
+          <w:numId w:val="41"/>
         </w:numPr>
         <w:rPr>
           <w:bCs/>
@@ -1852,7 +1860,7 @@
         <w:rPr>
           <w:bCs/>
         </w:rPr>
-        <w:t>Пользователь выбирает роль из списка: Ребёнок, Эльф или Дед Мороз;</w:t>
+        <w:t>Пользователь выбирает роль (Ребёнок, Эльф или Дед Мороз);</w:t>
       </w:r>
     </w:p>
     <w:p>
@@ -1860,7 +1868,7 @@
         <w:pStyle w:val="a3"/>
         <w:numPr>
           <w:ilvl w:val="0"/>
-          <w:numId w:val="39"/>
+          <w:numId w:val="41"/>
         </w:numPr>
         <w:rPr>
           <w:bCs/>
@@ -1870,7 +1878,7 @@
         <w:rPr>
           <w:bCs/>
         </w:rPr>
-        <w:t>Пользователь нажимает кнопку «Зарегистрироваться»;</w:t>
+        <w:t>Пользователь нажимает «Зарегистрироваться»;</w:t>
       </w:r>
     </w:p>
     <w:p>
@@ -1878,7 +1886,7 @@
         <w:pStyle w:val="a3"/>
         <w:numPr>
           <w:ilvl w:val="0"/>
-          <w:numId w:val="39"/>
+          <w:numId w:val="41"/>
         </w:numPr>
         <w:rPr>
           <w:bCs/>
@@ -1888,7 +1896,7 @@
         <w:rPr>
           <w:bCs/>
         </w:rPr>
-        <w:t>Система проверяет корректность введённых данных;</w:t>
+        <w:t>Система проверяет корректность данных и сохраняет пользователя;</w:t>
       </w:r>
     </w:p>
     <w:p>
@@ -1896,7 +1904,7 @@
         <w:pStyle w:val="a3"/>
         <w:numPr>
           <w:ilvl w:val="0"/>
-          <w:numId w:val="39"/>
+          <w:numId w:val="41"/>
         </w:numPr>
         <w:rPr>
           <w:bCs/>
@@ -1906,7 +1914,7 @@
         <w:rPr>
           <w:bCs/>
         </w:rPr>
-        <w:t>При успешной проверке система сохраняет нового пользователя в базу данных и перенаправляет его на окно авторизации;</w:t>
+        <w:t>Система перенаправляет пользователя на окно авторизации;</w:t>
       </w:r>
     </w:p>
     <w:p>
@@ -1914,7 +1922,7 @@
         <w:pStyle w:val="a3"/>
         <w:numPr>
           <w:ilvl w:val="0"/>
-          <w:numId w:val="39"/>
+          <w:numId w:val="41"/>
         </w:numPr>
         <w:rPr>
           <w:bCs/>
@@ -1924,19 +1932,7 @@
         <w:rPr>
           <w:bCs/>
         </w:rPr>
-        <w:t xml:space="preserve">На окне авторизации пользователь вводит </w:t>
-      </w:r>
-      <w:r>
-        <w:rPr>
-          <w:bCs/>
-        </w:rPr>
-        <w:t>данные</w:t>
-      </w:r>
-      <w:r>
-        <w:rPr>
-          <w:bCs/>
-        </w:rPr>
-        <w:t>;</w:t>
+        <w:t>На окне авторизации пользователь вводит логин, пароль, выбирает роль;</w:t>
       </w:r>
     </w:p>
     <w:p>
@@ -1944,7 +1940,7 @@
         <w:pStyle w:val="a3"/>
         <w:numPr>
           <w:ilvl w:val="0"/>
-          <w:numId w:val="39"/>
+          <w:numId w:val="41"/>
         </w:numPr>
         <w:rPr>
           <w:bCs/>
@@ -1954,7 +1950,7 @@
         <w:rPr>
           <w:bCs/>
         </w:rPr>
-        <w:t>Пользователь нажимает кнопку «Войти»;</w:t>
+        <w:t>Пользователь нажимает «Войти»;</w:t>
       </w:r>
     </w:p>
     <w:p>
@@ -1962,37 +1958,18 @@
         <w:pStyle w:val="a3"/>
         <w:numPr>
           <w:ilvl w:val="0"/>
-          <w:numId w:val="39"/>
+          <w:numId w:val="41"/>
         </w:numPr>
-        <w:ind w:hanging="513"/>
-        <w:rPr>
-          <w:bCs/>
-        </w:rPr>
-      </w:pPr>
-      <w:r>
-        <w:rPr>
-          <w:bCs/>
-        </w:rPr>
-        <w:t>Система проверяет учётные данные в базе данных и определяет роль пользователя;</w:t>
-      </w:r>
-    </w:p>
-    <w:p>
-      <w:pPr>
-        <w:pStyle w:val="a3"/>
-        <w:numPr>
-          <w:ilvl w:val="0"/>
-          <w:numId w:val="39"/>
-        </w:numPr>
-        <w:ind w:hanging="513"/>
-        <w:rPr>
-          <w:bCs/>
-        </w:rPr>
-      </w:pPr>
-      <w:r>
-        <w:rPr>
-          <w:bCs/>
-        </w:rPr>
-        <w:t>При успешной проверке система предоставляет доступ к интерфейсу, соответствующему роли пользователя;</w:t>
+        <w:ind w:hanging="382"/>
+        <w:rPr>
+          <w:bCs/>
+        </w:rPr>
+      </w:pPr>
+      <w:r>
+        <w:rPr>
+          <w:bCs/>
+        </w:rPr>
+        <w:t>Система проверяет данные и предоставляет доступ к интерфейсу соответствующей роли.</w:t>
       </w:r>
     </w:p>
     <w:p>
@@ -2017,8 +1994,8 @@
         </w:rPr>
         <w:drawing>
           <wp:inline distT="0" distB="0" distL="0" distR="0" wp14:anchorId="3220D10E" wp14:editId="3000DD74">
-            <wp:extent cx="2806065" cy="3390900"/>
-            <wp:effectExtent l="0" t="0" r="0" b="0"/>
+            <wp:extent cx="2780665" cy="3657600"/>
+            <wp:effectExtent l="0" t="0" r="635" b="0"/>
             <wp:docPr id="27" name="Рисунок 27" descr="C:\Users\USERRR\Downloads\2026-10-13_11-36-18.png"/>
             <wp:cNvGraphicFramePr>
               <a:graphicFrameLocks xmlns:a="http://schemas.openxmlformats.org/drawingml/2006/main" noChangeAspect="1"/>
@@ -2033,20 +2010,20 @@
                     </pic:cNvPicPr>
                   </pic:nvPicPr>
                   <pic:blipFill rotWithShape="1">
-                    <a:blip r:embed="rId11">
+                    <a:blip r:embed="rId10">
                       <a:extLst>
                         <a:ext uri="{28A0092B-C50C-407E-A947-70E740481C1C}">
                           <a14:useLocalDpi xmlns:a14="http://schemas.microsoft.com/office/drawing/2010/main" val="0"/>
                         </a:ext>
                       </a:extLst>
                     </a:blip>
-                    <a:srcRect l="1565" r="49637" b="23595"/>
+                    <a:srcRect l="3553" t="3005" r="52054" b="23595"/>
                     <a:stretch/>
                   </pic:blipFill>
                   <pic:spPr bwMode="auto">
                     <a:xfrm>
                       <a:off x="0" y="0"/>
-                      <a:ext cx="2808008" cy="3393248"/>
+                      <a:ext cx="2797762" cy="3680089"/>
                     </a:xfrm>
                     <a:prstGeom prst="rect">
                       <a:avLst/>
@@ -2071,6 +2048,9 @@
         <w:tab/>
       </w:r>
       <w:r>
+        <w:t xml:space="preserve">  </w:t>
+      </w:r>
+      <w:r>
         <w:t xml:space="preserve">    </w:t>
       </w:r>
       <w:r>
@@ -2079,10 +2059,10 @@
           <w:lang w:eastAsia="ru-RU"/>
         </w:rPr>
         <w:drawing>
-          <wp:inline distT="0" distB="0" distL="0" distR="0" wp14:anchorId="2C3C7D0A" wp14:editId="2795B091">
-            <wp:extent cx="2896870" cy="3390900"/>
+          <wp:inline distT="0" distB="0" distL="0" distR="0">
+            <wp:extent cx="2933700" cy="3733800"/>
             <wp:effectExtent l="0" t="0" r="0" b="0"/>
-            <wp:docPr id="28" name="Рисунок 28" descr="C:\Users\USERRR\Downloads\2026-10-13_11-36-18.png"/>
+            <wp:docPr id="8" name="Рисунок 8" descr="C:\Users\STUDENT 2025\Downloads\2026-10-23_17-10-14.png"/>
             <wp:cNvGraphicFramePr>
               <a:graphicFrameLocks xmlns:a="http://schemas.openxmlformats.org/drawingml/2006/main" noChangeAspect="1"/>
             </wp:cNvGraphicFramePr>
@@ -2090,12 +2070,12 @@
               <a:graphicData uri="http://schemas.openxmlformats.org/drawingml/2006/picture">
                 <pic:pic xmlns:pic="http://schemas.openxmlformats.org/drawingml/2006/picture">
                   <pic:nvPicPr>
-                    <pic:cNvPr id="0" name="Picture 13" descr="C:\Users\USERRR\Downloads\2026-10-13_11-36-18.png"/>
+                    <pic:cNvPr id="0" name="Picture 5" descr="C:\Users\STUDENT 2025\Downloads\2026-10-23_17-10-14.png"/>
                     <pic:cNvPicPr>
                       <a:picLocks noChangeAspect="1" noChangeArrowheads="1"/>
                     </pic:cNvPicPr>
                   </pic:nvPicPr>
-                  <pic:blipFill rotWithShape="1">
+                  <pic:blipFill>
                     <a:blip r:embed="rId11">
                       <a:extLst>
                         <a:ext uri="{28A0092B-C50C-407E-A947-70E740481C1C}">
@@ -2103,13 +2083,462 @@
                         </a:ext>
                       </a:extLst>
                     </a:blip>
-                    <a:srcRect l="50005" r="1197" b="5046"/>
+                    <a:srcRect/>
+                    <a:stretch>
+                      <a:fillRect/>
+                    </a:stretch>
+                  </pic:blipFill>
+                  <pic:spPr bwMode="auto">
+                    <a:xfrm>
+                      <a:off x="0" y="0"/>
+                      <a:ext cx="2936207" cy="3736991"/>
+                    </a:xfrm>
+                    <a:prstGeom prst="rect">
+                      <a:avLst/>
+                    </a:prstGeom>
+                    <a:noFill/>
+                    <a:ln>
+                      <a:noFill/>
+                    </a:ln>
+                  </pic:spPr>
+                </pic:pic>
+              </a:graphicData>
+            </a:graphic>
+          </wp:inline>
+        </w:drawing>
+      </w:r>
+    </w:p>
+    <w:p>
+      <w:pPr>
+        <w:pStyle w:val="a4"/>
+        <w:ind w:firstLine="0"/>
+        <w:rPr>
+          <w:i w:val="0"/>
+          <w:color w:val="auto"/>
+          <w:sz w:val="24"/>
+          <w:szCs w:val="24"/>
+        </w:rPr>
+      </w:pPr>
+      <w:r>
+        <w:rPr>
+          <w:i w:val="0"/>
+          <w:color w:val="auto"/>
+          <w:sz w:val="24"/>
+          <w:szCs w:val="24"/>
+        </w:rPr>
+        <w:t xml:space="preserve">Рисунок </w:t>
+      </w:r>
+      <w:r>
+        <w:rPr>
+          <w:i w:val="0"/>
+          <w:color w:val="auto"/>
+          <w:sz w:val="24"/>
+          <w:szCs w:val="24"/>
+        </w:rPr>
+        <w:fldChar w:fldCharType="begin"/>
+      </w:r>
+      <w:r>
+        <w:rPr>
+          <w:i w:val="0"/>
+          <w:color w:val="auto"/>
+          <w:sz w:val="24"/>
+          <w:szCs w:val="24"/>
+        </w:rPr>
+        <w:instrText xml:space="preserve"> SEQ Рисунок \* ARABIC </w:instrText>
+      </w:r>
+      <w:r>
+        <w:rPr>
+          <w:i w:val="0"/>
+          <w:color w:val="auto"/>
+          <w:sz w:val="24"/>
+          <w:szCs w:val="24"/>
+        </w:rPr>
+        <w:fldChar w:fldCharType="separate"/>
+      </w:r>
+      <w:r>
+        <w:rPr>
+          <w:i w:val="0"/>
+          <w:noProof/>
+          <w:color w:val="auto"/>
+          <w:sz w:val="24"/>
+          <w:szCs w:val="24"/>
+        </w:rPr>
+        <w:t>3</w:t>
+      </w:r>
+      <w:r>
+        <w:rPr>
+          <w:i w:val="0"/>
+          <w:color w:val="auto"/>
+          <w:sz w:val="24"/>
+          <w:szCs w:val="24"/>
+        </w:rPr>
+        <w:fldChar w:fldCharType="end"/>
+      </w:r>
+      <w:r>
+        <w:rPr>
+          <w:i w:val="0"/>
+          <w:color w:val="auto"/>
+          <w:sz w:val="24"/>
+          <w:szCs w:val="24"/>
+        </w:rPr>
+        <w:t xml:space="preserve"> - </w:t>
+      </w:r>
+      <w:r>
+        <w:rPr>
+          <w:i w:val="0"/>
+          <w:color w:val="auto"/>
+          <w:sz w:val="24"/>
+          <w:szCs w:val="24"/>
+        </w:rPr>
+        <w:t xml:space="preserve"> Окно регистрации</w:t>
+      </w:r>
+      <w:r>
+        <w:rPr>
+          <w:b/>
+          <w:i w:val="0"/>
+          <w:noProof/>
+          <w:color w:val="auto"/>
+          <w:sz w:val="24"/>
+          <w:szCs w:val="24"/>
+          <w:lang w:eastAsia="ru-RU"/>
+        </w:rPr>
+        <w:tab/>
+      </w:r>
+      <w:r>
+        <w:rPr>
+          <w:b/>
+          <w:i w:val="0"/>
+          <w:noProof/>
+          <w:color w:val="auto"/>
+          <w:sz w:val="24"/>
+          <w:szCs w:val="24"/>
+          <w:lang w:eastAsia="ru-RU"/>
+        </w:rPr>
+        <w:tab/>
+      </w:r>
+      <w:r>
+        <w:rPr>
+          <w:b/>
+          <w:i w:val="0"/>
+          <w:noProof/>
+          <w:color w:val="auto"/>
+          <w:sz w:val="24"/>
+          <w:szCs w:val="24"/>
+          <w:lang w:eastAsia="ru-RU"/>
+        </w:rPr>
+        <w:tab/>
+      </w:r>
+      <w:r>
+        <w:rPr>
+          <w:b/>
+          <w:i w:val="0"/>
+          <w:noProof/>
+          <w:color w:val="auto"/>
+          <w:sz w:val="24"/>
+          <w:szCs w:val="24"/>
+          <w:lang w:eastAsia="ru-RU"/>
+        </w:rPr>
+        <w:t xml:space="preserve">    </w:t>
+      </w:r>
+      <w:r>
+        <w:rPr>
+          <w:i w:val="0"/>
+          <w:color w:val="auto"/>
+          <w:sz w:val="24"/>
+          <w:szCs w:val="24"/>
+        </w:rPr>
+        <w:t xml:space="preserve">Рисунок </w:t>
+      </w:r>
+      <w:r>
+        <w:rPr>
+          <w:i w:val="0"/>
+          <w:color w:val="auto"/>
+          <w:sz w:val="24"/>
+          <w:szCs w:val="24"/>
+        </w:rPr>
+        <w:fldChar w:fldCharType="begin"/>
+      </w:r>
+      <w:r>
+        <w:rPr>
+          <w:i w:val="0"/>
+          <w:color w:val="auto"/>
+          <w:sz w:val="24"/>
+          <w:szCs w:val="24"/>
+        </w:rPr>
+        <w:instrText xml:space="preserve"> SEQ Рисунок \* ARABIC </w:instrText>
+      </w:r>
+      <w:r>
+        <w:rPr>
+          <w:i w:val="0"/>
+          <w:color w:val="auto"/>
+          <w:sz w:val="24"/>
+          <w:szCs w:val="24"/>
+        </w:rPr>
+        <w:fldChar w:fldCharType="separate"/>
+      </w:r>
+      <w:r>
+        <w:rPr>
+          <w:i w:val="0"/>
+          <w:noProof/>
+          <w:color w:val="auto"/>
+          <w:sz w:val="24"/>
+          <w:szCs w:val="24"/>
+        </w:rPr>
+        <w:t>4</w:t>
+      </w:r>
+      <w:r>
+        <w:rPr>
+          <w:i w:val="0"/>
+          <w:color w:val="auto"/>
+          <w:sz w:val="24"/>
+          <w:szCs w:val="24"/>
+        </w:rPr>
+        <w:fldChar w:fldCharType="end"/>
+      </w:r>
+      <w:r>
+        <w:rPr>
+          <w:i w:val="0"/>
+          <w:color w:val="auto"/>
+          <w:sz w:val="24"/>
+          <w:szCs w:val="24"/>
+        </w:rPr>
+        <w:t xml:space="preserve"> - </w:t>
+      </w:r>
+      <w:r>
+        <w:rPr>
+          <w:i w:val="0"/>
+          <w:color w:val="auto"/>
+          <w:sz w:val="24"/>
+          <w:szCs w:val="24"/>
+        </w:rPr>
+        <w:t xml:space="preserve"> Окно авторизации</w:t>
+      </w:r>
+    </w:p>
+    <w:p>
+      <w:pPr>
+        <w:pStyle w:val="1"/>
+        <w:ind w:firstLine="0"/>
+        <w:rPr>
+          <w:rFonts w:ascii="Times New Roman" w:hAnsi="Times New Roman" w:cs="Times New Roman"/>
+          <w:b/>
+          <w:color w:val="auto"/>
+          <w:sz w:val="28"/>
+          <w:szCs w:val="28"/>
+        </w:rPr>
+      </w:pPr>
+      <w:bookmarkStart w:id="3" w:name="_Toc242971987"/>
+      <w:r>
+        <w:rPr>
+          <w:rFonts w:ascii="Times New Roman" w:eastAsiaTheme="minorHAnsi" w:hAnsi="Times New Roman" w:cstheme="minorBidi"/>
+          <w:b/>
+          <w:color w:val="auto"/>
+          <w:sz w:val="28"/>
+          <w:szCs w:val="22"/>
+        </w:rPr>
+        <w:lastRenderedPageBreak/>
+        <w:t xml:space="preserve">1.2 </w:t>
+      </w:r>
+      <w:r>
+        <w:rPr>
+          <w:rFonts w:ascii="Times New Roman" w:hAnsi="Times New Roman" w:cs="Times New Roman"/>
+          <w:b/>
+          <w:color w:val="auto"/>
+          <w:sz w:val="28"/>
+          <w:szCs w:val="28"/>
+        </w:rPr>
+        <w:t>Создание и отправка запроса</w:t>
+      </w:r>
+      <w:bookmarkEnd w:id="3"/>
+    </w:p>
+    <w:p>
+      <w:pPr>
+        <w:ind w:left="360" w:firstLine="0"/>
+        <w:rPr>
+          <w:b/>
+        </w:rPr>
+      </w:pPr>
+    </w:p>
+    <w:p>
+      <w:pPr>
+        <w:ind w:left="360" w:firstLine="0"/>
+      </w:pPr>
+      <w:r>
+        <w:rPr>
+          <w:b/>
+        </w:rPr>
+        <w:t>Цель:</w:t>
+      </w:r>
+      <w:r>
+        <w:t xml:space="preserve"> ребёнок хочет создать и отправи</w:t>
+      </w:r>
+      <w:r>
+        <w:t>ть запрос на подарок.</w:t>
+      </w:r>
+    </w:p>
+    <w:p>
+      <w:pPr>
+        <w:ind w:left="360" w:firstLine="0"/>
+        <w:rPr>
+          <w:b/>
+        </w:rPr>
+      </w:pPr>
+      <w:r>
+        <w:rPr>
+          <w:b/>
+        </w:rPr>
+        <w:t>Процесс:</w:t>
+      </w:r>
+    </w:p>
+    <w:p>
+      <w:pPr>
+        <w:pStyle w:val="a3"/>
+        <w:numPr>
+          <w:ilvl w:val="0"/>
+          <w:numId w:val="8"/>
+        </w:numPr>
+        <w:tabs>
+          <w:tab w:val="left" w:pos="5245"/>
+        </w:tabs>
+      </w:pPr>
+      <w:r>
+        <w:t>Ребёнок заход</w:t>
+      </w:r>
+      <w:r>
+        <w:t>ит в раздел «Создание запроса»;</w:t>
+      </w:r>
+    </w:p>
+    <w:p>
+      <w:pPr>
+        <w:pStyle w:val="a3"/>
+        <w:numPr>
+          <w:ilvl w:val="0"/>
+          <w:numId w:val="8"/>
+        </w:numPr>
+        <w:tabs>
+          <w:tab w:val="left" w:pos="5245"/>
+        </w:tabs>
+      </w:pPr>
+      <w:r>
+        <w:t>Вводит имя, выбирает под</w:t>
+      </w:r>
+      <w:r>
+        <w:t>арок, указывает адрес доставки;</w:t>
+      </w:r>
+    </w:p>
+    <w:p>
+      <w:pPr>
+        <w:pStyle w:val="a3"/>
+        <w:numPr>
+          <w:ilvl w:val="0"/>
+          <w:numId w:val="8"/>
+        </w:numPr>
+        <w:tabs>
+          <w:tab w:val="left" w:pos="5245"/>
+        </w:tabs>
+      </w:pPr>
+      <w:r>
+        <w:t>Система проверяет</w:t>
+      </w:r>
+      <w:r>
+        <w:t xml:space="preserve"> корректность заполнения полей;</w:t>
+      </w:r>
+    </w:p>
+    <w:p>
+      <w:pPr>
+        <w:pStyle w:val="a3"/>
+        <w:numPr>
+          <w:ilvl w:val="0"/>
+          <w:numId w:val="8"/>
+        </w:numPr>
+        <w:tabs>
+          <w:tab w:val="left" w:pos="5245"/>
+        </w:tabs>
+      </w:pPr>
+      <w:r>
+        <w:t>Ребёнок</w:t>
+      </w:r>
+      <w:r>
+        <w:t xml:space="preserve"> подтверждает отправку запроса;</w:t>
+      </w:r>
+    </w:p>
+    <w:p>
+      <w:pPr>
+        <w:pStyle w:val="a3"/>
+        <w:numPr>
+          <w:ilvl w:val="0"/>
+          <w:numId w:val="8"/>
+        </w:numPr>
+        <w:tabs>
+          <w:tab w:val="left" w:pos="5245"/>
+        </w:tabs>
+      </w:pPr>
+      <w:r>
+        <w:t>Система сохраняет запрос и передаёт его Эльфу.</w:t>
+      </w:r>
+    </w:p>
+    <w:p>
+      <w:pPr>
+        <w:pStyle w:val="a3"/>
+        <w:tabs>
+          <w:tab w:val="left" w:pos="5245"/>
+        </w:tabs>
+        <w:ind w:left="1080" w:firstLine="0"/>
+      </w:pPr>
+    </w:p>
+    <w:p>
+      <w:pPr>
+        <w:pStyle w:val="a3"/>
+        <w:ind w:left="792" w:firstLine="0"/>
+      </w:pPr>
+    </w:p>
+    <w:p>
+      <w:pPr>
+        <w:keepNext/>
+        <w:ind w:left="-426" w:firstLine="0"/>
+        <w:jc w:val="left"/>
+        <w:rPr>
+          <w:b/>
+          <w:noProof/>
+          <w:lang w:eastAsia="ru-RU"/>
+        </w:rPr>
+      </w:pPr>
+      <w:r>
+        <w:rPr>
+          <w:noProof/>
+          <w:lang w:eastAsia="ru-RU"/>
+        </w:rPr>
+        <w:drawing>
+          <wp:inline distT="0" distB="0" distL="0" distR="0">
+            <wp:extent cx="2760980" cy="3161392"/>
+            <wp:effectExtent l="0" t="0" r="1270" b="1270"/>
+            <wp:docPr id="9" name="Рисунок 9" descr="C:\Users\STUDENT 2025\Downloads\2026-10-23_17-14-25.png"/>
+            <wp:cNvGraphicFramePr>
+              <a:graphicFrameLocks xmlns:a="http://schemas.openxmlformats.org/drawingml/2006/main" noChangeAspect="1"/>
+            </wp:cNvGraphicFramePr>
+            <a:graphic xmlns:a="http://schemas.openxmlformats.org/drawingml/2006/main">
+              <a:graphicData uri="http://schemas.openxmlformats.org/drawingml/2006/picture">
+                <pic:pic xmlns:pic="http://schemas.openxmlformats.org/drawingml/2006/picture">
+                  <pic:nvPicPr>
+                    <pic:cNvPr id="0" name="Picture 6" descr="C:\Users\STUDENT 2025\Downloads\2026-10-23_17-14-25.png"/>
+                    <pic:cNvPicPr>
+                      <a:picLocks noChangeAspect="1" noChangeArrowheads="1"/>
+                    </pic:cNvPicPr>
+                  </pic:nvPicPr>
+                  <pic:blipFill rotWithShape="1">
+                    <a:blip r:embed="rId12">
+                      <a:extLst>
+                        <a:ext uri="{28A0092B-C50C-407E-A947-70E740481C1C}">
+                          <a14:useLocalDpi xmlns:a14="http://schemas.microsoft.com/office/drawing/2010/main" val="0"/>
+                        </a:ext>
+                      </a:extLst>
+                    </a:blip>
+                    <a:srcRect b="16029"/>
                     <a:stretch/>
                   </pic:blipFill>
                   <pic:spPr bwMode="auto">
                     <a:xfrm>
                       <a:off x="0" y="0"/>
-                      <a:ext cx="2906566" cy="3402250"/>
+                      <a:ext cx="2797702" cy="3203440"/>
                     </a:xfrm>
                     <a:prstGeom prst="rect">
                       <a:avLst/>
@@ -2130,397 +2559,57 @@
           </wp:inline>
         </w:drawing>
       </w:r>
-    </w:p>
-    <w:p>
-      <w:pPr>
-        <w:pStyle w:val="a4"/>
-        <w:ind w:firstLine="0"/>
-        <w:rPr>
-          <w:i w:val="0"/>
-          <w:color w:val="auto"/>
-          <w:sz w:val="24"/>
-          <w:szCs w:val="24"/>
-        </w:rPr>
-      </w:pPr>
-      <w:r>
-        <w:rPr>
-          <w:i w:val="0"/>
-          <w:color w:val="auto"/>
-          <w:sz w:val="24"/>
-          <w:szCs w:val="24"/>
-        </w:rPr>
-        <w:t xml:space="preserve">Рисунок </w:t>
-      </w:r>
-      <w:r>
-        <w:rPr>
-          <w:i w:val="0"/>
-          <w:color w:val="auto"/>
-          <w:sz w:val="24"/>
-          <w:szCs w:val="24"/>
-        </w:rPr>
-        <w:fldChar w:fldCharType="begin"/>
-      </w:r>
-      <w:r>
-        <w:rPr>
-          <w:i w:val="0"/>
-          <w:color w:val="auto"/>
-          <w:sz w:val="24"/>
-          <w:szCs w:val="24"/>
-        </w:rPr>
-        <w:instrText xml:space="preserve"> SEQ Рисунок \* ARABIC </w:instrText>
-      </w:r>
-      <w:r>
-        <w:rPr>
-          <w:i w:val="0"/>
-          <w:color w:val="auto"/>
-          <w:sz w:val="24"/>
-          <w:szCs w:val="24"/>
-        </w:rPr>
-        <w:fldChar w:fldCharType="separate"/>
-      </w:r>
-      <w:r>
-        <w:rPr>
-          <w:i w:val="0"/>
-          <w:noProof/>
-          <w:color w:val="auto"/>
-          <w:sz w:val="24"/>
-          <w:szCs w:val="24"/>
-        </w:rPr>
-        <w:t>3</w:t>
-      </w:r>
-      <w:r>
-        <w:rPr>
-          <w:i w:val="0"/>
-          <w:color w:val="auto"/>
-          <w:sz w:val="24"/>
-          <w:szCs w:val="24"/>
-        </w:rPr>
-        <w:fldChar w:fldCharType="end"/>
-      </w:r>
-      <w:r>
-        <w:rPr>
-          <w:i w:val="0"/>
-          <w:color w:val="auto"/>
-          <w:sz w:val="24"/>
-          <w:szCs w:val="24"/>
-        </w:rPr>
-        <w:t xml:space="preserve"> - </w:t>
-      </w:r>
-      <w:r>
-        <w:rPr>
-          <w:i w:val="0"/>
-          <w:color w:val="auto"/>
-          <w:sz w:val="24"/>
-          <w:szCs w:val="24"/>
-        </w:rPr>
-        <w:t xml:space="preserve"> Окно регистрации</w:t>
-      </w:r>
-      <w:r>
-        <w:rPr>
-          <w:b/>
-          <w:i w:val="0"/>
-          <w:noProof/>
-          <w:color w:val="auto"/>
-          <w:sz w:val="24"/>
-          <w:szCs w:val="24"/>
-          <w:lang w:eastAsia="ru-RU"/>
-        </w:rPr>
-        <w:tab/>
-      </w:r>
-      <w:r>
-        <w:rPr>
-          <w:b/>
-          <w:i w:val="0"/>
-          <w:noProof/>
-          <w:color w:val="auto"/>
-          <w:sz w:val="24"/>
-          <w:szCs w:val="24"/>
-          <w:lang w:eastAsia="ru-RU"/>
-        </w:rPr>
-        <w:tab/>
-      </w:r>
-      <w:r>
-        <w:rPr>
-          <w:b/>
-          <w:i w:val="0"/>
-          <w:noProof/>
-          <w:color w:val="auto"/>
-          <w:sz w:val="24"/>
-          <w:szCs w:val="24"/>
-          <w:lang w:eastAsia="ru-RU"/>
-        </w:rPr>
-        <w:tab/>
-      </w:r>
-      <w:r>
-        <w:rPr>
-          <w:b/>
-          <w:i w:val="0"/>
-          <w:noProof/>
-          <w:color w:val="auto"/>
-          <w:sz w:val="24"/>
-          <w:szCs w:val="24"/>
-          <w:lang w:eastAsia="ru-RU"/>
-        </w:rPr>
-        <w:t xml:space="preserve">    </w:t>
-      </w:r>
-      <w:r>
-        <w:rPr>
-          <w:i w:val="0"/>
-          <w:color w:val="auto"/>
-          <w:sz w:val="24"/>
-          <w:szCs w:val="24"/>
-        </w:rPr>
-        <w:t xml:space="preserve">Рисунок </w:t>
-      </w:r>
-      <w:r>
-        <w:rPr>
-          <w:i w:val="0"/>
-          <w:color w:val="auto"/>
-          <w:sz w:val="24"/>
-          <w:szCs w:val="24"/>
-        </w:rPr>
-        <w:fldChar w:fldCharType="begin"/>
-      </w:r>
-      <w:r>
-        <w:rPr>
-          <w:i w:val="0"/>
-          <w:color w:val="auto"/>
-          <w:sz w:val="24"/>
-          <w:szCs w:val="24"/>
-        </w:rPr>
-        <w:instrText xml:space="preserve"> SEQ Рисунок \* ARABIC </w:instrText>
-      </w:r>
-      <w:r>
-        <w:rPr>
-          <w:i w:val="0"/>
-          <w:color w:val="auto"/>
-          <w:sz w:val="24"/>
-          <w:szCs w:val="24"/>
-        </w:rPr>
-        <w:fldChar w:fldCharType="separate"/>
-      </w:r>
-      <w:r>
-        <w:rPr>
-          <w:i w:val="0"/>
-          <w:noProof/>
-          <w:color w:val="auto"/>
-          <w:sz w:val="24"/>
-          <w:szCs w:val="24"/>
-        </w:rPr>
-        <w:t>4</w:t>
-      </w:r>
-      <w:r>
-        <w:rPr>
-          <w:i w:val="0"/>
-          <w:color w:val="auto"/>
-          <w:sz w:val="24"/>
-          <w:szCs w:val="24"/>
-        </w:rPr>
-        <w:fldChar w:fldCharType="end"/>
-      </w:r>
-      <w:r>
-        <w:rPr>
-          <w:i w:val="0"/>
-          <w:color w:val="auto"/>
-          <w:sz w:val="24"/>
-          <w:szCs w:val="24"/>
-        </w:rPr>
-        <w:t xml:space="preserve"> - </w:t>
-      </w:r>
-      <w:r>
-        <w:rPr>
-          <w:i w:val="0"/>
-          <w:color w:val="auto"/>
-          <w:sz w:val="24"/>
-          <w:szCs w:val="24"/>
-        </w:rPr>
-        <w:t xml:space="preserve"> Окно авторизации</w:t>
-      </w:r>
-    </w:p>
-    <w:p>
-      <w:pPr>
-        <w:pStyle w:val="1"/>
-        <w:ind w:firstLine="0"/>
-        <w:rPr>
-          <w:rFonts w:ascii="Times New Roman" w:hAnsi="Times New Roman" w:cs="Times New Roman"/>
-          <w:b/>
-          <w:color w:val="auto"/>
-          <w:sz w:val="28"/>
-          <w:szCs w:val="28"/>
-        </w:rPr>
-      </w:pPr>
-      <w:bookmarkStart w:id="3" w:name="_Toc242971987"/>
-      <w:r>
-        <w:rPr>
-          <w:rFonts w:ascii="Times New Roman" w:eastAsiaTheme="minorHAnsi" w:hAnsi="Times New Roman" w:cstheme="minorBidi"/>
-          <w:b/>
-          <w:color w:val="auto"/>
-          <w:sz w:val="28"/>
-          <w:szCs w:val="22"/>
-        </w:rPr>
-        <w:lastRenderedPageBreak/>
-        <w:t xml:space="preserve">1.2 </w:t>
-      </w:r>
-      <w:r>
-        <w:rPr>
-          <w:rFonts w:ascii="Times New Roman" w:hAnsi="Times New Roman" w:cs="Times New Roman"/>
-          <w:b/>
-          <w:color w:val="auto"/>
-          <w:sz w:val="28"/>
-          <w:szCs w:val="28"/>
-        </w:rPr>
-        <w:t>Создание и отправка запроса</w:t>
-      </w:r>
-      <w:bookmarkEnd w:id="3"/>
-    </w:p>
-    <w:p>
-      <w:pPr>
-        <w:ind w:left="360" w:firstLine="0"/>
-        <w:rPr>
-          <w:b/>
-        </w:rPr>
-      </w:pPr>
-    </w:p>
-    <w:p>
-      <w:pPr>
-        <w:ind w:left="360" w:firstLine="0"/>
-      </w:pPr>
-      <w:r>
-        <w:rPr>
-          <w:b/>
-        </w:rPr>
-        <w:t>Цель:</w:t>
-      </w:r>
-      <w:r>
-        <w:t xml:space="preserve"> ребёнок хочет создать и отправи</w:t>
-      </w:r>
-      <w:r>
-        <w:t>ть запрос на подарок.</w:t>
-      </w:r>
-    </w:p>
-    <w:p>
-      <w:pPr>
-        <w:ind w:left="360" w:firstLine="0"/>
-        <w:rPr>
-          <w:b/>
-        </w:rPr>
-      </w:pPr>
-      <w:r>
-        <w:rPr>
-          <w:b/>
-        </w:rPr>
-        <w:t>Процесс:</w:t>
-      </w:r>
-    </w:p>
-    <w:p>
-      <w:pPr>
-        <w:pStyle w:val="a3"/>
-        <w:numPr>
-          <w:ilvl w:val="0"/>
-          <w:numId w:val="8"/>
-        </w:numPr>
-        <w:tabs>
-          <w:tab w:val="left" w:pos="5245"/>
-        </w:tabs>
-      </w:pPr>
-      <w:r>
-        <w:t>Ребёнок заход</w:t>
-      </w:r>
-      <w:r>
-        <w:t>ит в раздел «Создание запроса»;</w:t>
-      </w:r>
-    </w:p>
-    <w:p>
-      <w:pPr>
-        <w:pStyle w:val="a3"/>
-        <w:numPr>
-          <w:ilvl w:val="0"/>
-          <w:numId w:val="8"/>
-        </w:numPr>
-        <w:tabs>
-          <w:tab w:val="left" w:pos="5245"/>
-        </w:tabs>
-      </w:pPr>
-      <w:r>
-        <w:t>Вводит имя, выбирает под</w:t>
-      </w:r>
-      <w:r>
-        <w:t>арок, указывает адрес доставки;</w:t>
-      </w:r>
-    </w:p>
-    <w:p>
-      <w:pPr>
-        <w:pStyle w:val="a3"/>
-        <w:numPr>
-          <w:ilvl w:val="0"/>
-          <w:numId w:val="8"/>
-        </w:numPr>
-        <w:tabs>
-          <w:tab w:val="left" w:pos="5245"/>
-        </w:tabs>
-      </w:pPr>
-      <w:r>
-        <w:t>Система проверяет</w:t>
-      </w:r>
-      <w:r>
-        <w:t xml:space="preserve"> корректность заполнения полей;</w:t>
-      </w:r>
-    </w:p>
-    <w:p>
-      <w:pPr>
-        <w:pStyle w:val="a3"/>
-        <w:numPr>
-          <w:ilvl w:val="0"/>
-          <w:numId w:val="8"/>
-        </w:numPr>
-        <w:tabs>
-          <w:tab w:val="left" w:pos="5245"/>
-        </w:tabs>
-      </w:pPr>
-      <w:r>
-        <w:t>Ребёнок</w:t>
-      </w:r>
-      <w:r>
-        <w:t xml:space="preserve"> подтверждает отправку запроса;</w:t>
-      </w:r>
-    </w:p>
-    <w:p>
-      <w:pPr>
-        <w:pStyle w:val="a3"/>
-        <w:numPr>
-          <w:ilvl w:val="0"/>
-          <w:numId w:val="8"/>
-        </w:numPr>
-        <w:tabs>
-          <w:tab w:val="left" w:pos="5245"/>
-        </w:tabs>
-      </w:pPr>
-      <w:r>
-        <w:t>Система сохраняет запрос и передаёт его Эльфу.</w:t>
-      </w:r>
-    </w:p>
-    <w:p>
-      <w:pPr>
-        <w:pStyle w:val="a3"/>
-        <w:ind w:left="792" w:firstLine="0"/>
-      </w:pPr>
-    </w:p>
-    <w:p>
-      <w:pPr>
-        <w:keepNext/>
-        <w:ind w:left="-567" w:firstLine="0"/>
-        <w:jc w:val="left"/>
-      </w:pPr>
-      <w:r>
-        <w:rPr>
+      <w:r>
+        <w:rPr>
+          <w:b/>
           <w:noProof/>
           <w:lang w:eastAsia="ru-RU"/>
         </w:rPr>
+        <w:t xml:space="preserve">   </w:t>
+      </w:r>
+      <w:r>
+        <w:rPr>
+          <w:b/>
+          <w:noProof/>
+          <w:lang w:eastAsia="ru-RU"/>
+        </w:rPr>
+        <w:t xml:space="preserve">     </w:t>
+      </w:r>
+      <w:r>
+        <w:rPr>
+          <w:b/>
+          <w:noProof/>
+          <w:lang w:eastAsia="ru-RU"/>
+        </w:rPr>
+        <w:t xml:space="preserve">  </w:t>
+      </w:r>
+      <w:r>
+        <w:rPr>
+          <w:b/>
+          <w:noProof/>
+          <w:lang w:eastAsia="ru-RU"/>
+        </w:rPr>
+        <w:t xml:space="preserve">  </w:t>
+      </w:r>
+      <w:r>
+        <w:rPr>
+          <w:b/>
+          <w:noProof/>
+          <w:lang w:eastAsia="ru-RU"/>
+        </w:rPr>
+        <w:t xml:space="preserve"> </w:t>
+      </w:r>
+      <w:r>
+        <w:rPr>
+          <w:b/>
+          <w:noProof/>
+          <w:lang w:eastAsia="ru-RU"/>
+        </w:rPr>
         <w:drawing>
-          <wp:inline distT="0" distB="0" distL="0" distR="0" wp14:anchorId="34A36C8A" wp14:editId="7C87B702">
-            <wp:extent cx="2940685" cy="3241881"/>
-            <wp:effectExtent l="0" t="0" r="6350" b="1905"/>
-            <wp:docPr id="26" name="Рисунок 26" descr="C:\Users\USERRR\Downloads\2026-10-13_11-35-13.png"/>
+          <wp:inline distT="0" distB="0" distL="0" distR="0">
+            <wp:extent cx="2828925" cy="3153410"/>
+            <wp:effectExtent l="0" t="0" r="9525" b="8890"/>
+            <wp:docPr id="12" name="Рисунок 12" descr="C:\Users\STUDENT 2025\Downloads\2026-10-23_17-15-29.png"/>
             <wp:cNvGraphicFramePr>
               <a:graphicFrameLocks xmlns:a="http://schemas.openxmlformats.org/drawingml/2006/main" noChangeAspect="1"/>
             </wp:cNvGraphicFramePr>
@@ -2528,75 +2617,12 @@
               <a:graphicData uri="http://schemas.openxmlformats.org/drawingml/2006/picture">
                 <pic:pic xmlns:pic="http://schemas.openxmlformats.org/drawingml/2006/picture">
                   <pic:nvPicPr>
-                    <pic:cNvPr id="0" name="Picture 12" descr="C:\Users\USERRR\Downloads\2026-10-13_11-35-13.png"/>
+                    <pic:cNvPr id="0" name="Picture 8" descr="C:\Users\STUDENT 2025\Downloads\2026-10-23_17-15-29.png"/>
                     <pic:cNvPicPr>
                       <a:picLocks noChangeAspect="1" noChangeArrowheads="1"/>
                     </pic:cNvPicPr>
                   </pic:nvPicPr>
-                  <pic:blipFill>
-                    <a:blip r:embed="rId12">
-                      <a:extLst>
-                        <a:ext uri="{28A0092B-C50C-407E-A947-70E740481C1C}">
-                          <a14:useLocalDpi xmlns:a14="http://schemas.microsoft.com/office/drawing/2010/main" val="0"/>
-                        </a:ext>
-                      </a:extLst>
-                    </a:blip>
-                    <a:srcRect/>
-                    <a:stretch>
-                      <a:fillRect/>
-                    </a:stretch>
-                  </pic:blipFill>
-                  <pic:spPr bwMode="auto">
-                    <a:xfrm>
-                      <a:off x="0" y="0"/>
-                      <a:ext cx="2940685" cy="3241881"/>
-                    </a:xfrm>
-                    <a:prstGeom prst="rect">
-                      <a:avLst/>
-                    </a:prstGeom>
-                    <a:noFill/>
-                    <a:ln>
-                      <a:noFill/>
-                    </a:ln>
-                  </pic:spPr>
-                </pic:pic>
-              </a:graphicData>
-            </a:graphic>
-          </wp:inline>
-        </w:drawing>
-      </w:r>
-      <w:r>
-        <w:rPr>
-          <w:b/>
-          <w:noProof/>
-          <w:lang w:eastAsia="ru-RU"/>
-        </w:rPr>
-        <w:t xml:space="preserve">      </w:t>
-      </w:r>
-      <w:r>
-        <w:rPr>
-          <w:b/>
-          <w:noProof/>
-          <w:lang w:eastAsia="ru-RU"/>
-        </w:rPr>
-        <w:drawing>
-          <wp:inline distT="0" distB="0" distL="0" distR="0" wp14:anchorId="7D84AF80" wp14:editId="664DB15E">
-            <wp:extent cx="2940685" cy="3241938"/>
-            <wp:effectExtent l="0" t="0" r="8255" b="3175"/>
-            <wp:docPr id="25" name="Рисунок 25" descr="C:\Users\USERRR\Downloads\2026-10-13_11-34-18.png"/>
-            <wp:cNvGraphicFramePr>
-              <a:graphicFrameLocks xmlns:a="http://schemas.openxmlformats.org/drawingml/2006/main" noChangeAspect="1"/>
-            </wp:cNvGraphicFramePr>
-            <a:graphic xmlns:a="http://schemas.openxmlformats.org/drawingml/2006/main">
-              <a:graphicData uri="http://schemas.openxmlformats.org/drawingml/2006/picture">
-                <pic:pic xmlns:pic="http://schemas.openxmlformats.org/drawingml/2006/picture">
-                  <pic:nvPicPr>
-                    <pic:cNvPr id="0" name="Picture 11" descr="C:\Users\USERRR\Downloads\2026-10-13_11-34-18.png"/>
-                    <pic:cNvPicPr>
-                      <a:picLocks noChangeAspect="1" noChangeArrowheads="1"/>
-                    </pic:cNvPicPr>
-                  </pic:nvPicPr>
-                  <pic:blipFill>
+                  <pic:blipFill rotWithShape="1">
                     <a:blip r:embed="rId13">
                       <a:extLst>
                         <a:ext uri="{28A0092B-C50C-407E-A947-70E740481C1C}">
@@ -2604,1168 +2630,13 @@
                         </a:ext>
                       </a:extLst>
                     </a:blip>
-                    <a:srcRect/>
-                    <a:stretch>
-                      <a:fillRect/>
-                    </a:stretch>
-                  </pic:blipFill>
-                  <pic:spPr bwMode="auto">
-                    <a:xfrm>
-                      <a:off x="0" y="0"/>
-                      <a:ext cx="2940685" cy="3241938"/>
-                    </a:xfrm>
-                    <a:prstGeom prst="rect">
-                      <a:avLst/>
-                    </a:prstGeom>
-                    <a:noFill/>
-                    <a:ln>
-                      <a:noFill/>
-                    </a:ln>
-                  </pic:spPr>
-                </pic:pic>
-              </a:graphicData>
-            </a:graphic>
-          </wp:inline>
-        </w:drawing>
-      </w:r>
-    </w:p>
-    <w:p>
-      <w:pPr>
-        <w:pStyle w:val="a4"/>
-        <w:ind w:firstLine="0"/>
-        <w:jc w:val="left"/>
-        <w:rPr>
-          <w:i w:val="0"/>
-          <w:color w:val="auto"/>
-          <w:sz w:val="24"/>
-          <w:szCs w:val="24"/>
-        </w:rPr>
-      </w:pPr>
-      <w:r>
-        <w:rPr>
-          <w:i w:val="0"/>
-          <w:color w:val="auto"/>
-          <w:sz w:val="24"/>
-          <w:szCs w:val="24"/>
-        </w:rPr>
-        <w:t xml:space="preserve">Рисунок </w:t>
-      </w:r>
-      <w:r>
-        <w:rPr>
-          <w:i w:val="0"/>
-          <w:color w:val="auto"/>
-          <w:sz w:val="24"/>
-          <w:szCs w:val="24"/>
-        </w:rPr>
-        <w:fldChar w:fldCharType="begin"/>
-      </w:r>
-      <w:r>
-        <w:rPr>
-          <w:i w:val="0"/>
-          <w:color w:val="auto"/>
-          <w:sz w:val="24"/>
-          <w:szCs w:val="24"/>
-        </w:rPr>
-        <w:instrText xml:space="preserve"> SEQ Рисунок \* ARABIC </w:instrText>
-      </w:r>
-      <w:r>
-        <w:rPr>
-          <w:i w:val="0"/>
-          <w:color w:val="auto"/>
-          <w:sz w:val="24"/>
-          <w:szCs w:val="24"/>
-        </w:rPr>
-        <w:fldChar w:fldCharType="separate"/>
-      </w:r>
-      <w:r>
-        <w:rPr>
-          <w:i w:val="0"/>
-          <w:noProof/>
-          <w:color w:val="auto"/>
-          <w:sz w:val="24"/>
-          <w:szCs w:val="24"/>
-        </w:rPr>
-        <w:t>5</w:t>
-      </w:r>
-      <w:r>
-        <w:rPr>
-          <w:i w:val="0"/>
-          <w:color w:val="auto"/>
-          <w:sz w:val="24"/>
-          <w:szCs w:val="24"/>
-        </w:rPr>
-        <w:fldChar w:fldCharType="end"/>
-      </w:r>
-      <w:r>
-        <w:rPr>
-          <w:i w:val="0"/>
-          <w:color w:val="auto"/>
-          <w:sz w:val="24"/>
-          <w:szCs w:val="24"/>
-        </w:rPr>
-        <w:t xml:space="preserve"> - </w:t>
-      </w:r>
-      <w:r>
-        <w:rPr>
-          <w:i w:val="0"/>
-          <w:color w:val="auto"/>
-          <w:sz w:val="24"/>
-          <w:szCs w:val="24"/>
-        </w:rPr>
-        <w:t xml:space="preserve"> Окно создания запроса</w:t>
-      </w:r>
-      <w:r>
-        <w:rPr>
-          <w:i w:val="0"/>
-          <w:color w:val="auto"/>
-          <w:sz w:val="24"/>
-          <w:szCs w:val="24"/>
-        </w:rPr>
-        <w:tab/>
-      </w:r>
-      <w:r>
-        <w:rPr>
-          <w:i w:val="0"/>
-          <w:color w:val="auto"/>
-          <w:sz w:val="24"/>
-          <w:szCs w:val="24"/>
-        </w:rPr>
-        <w:tab/>
-      </w:r>
-      <w:r>
-        <w:rPr>
-          <w:i w:val="0"/>
-          <w:color w:val="auto"/>
-          <w:sz w:val="24"/>
-          <w:szCs w:val="24"/>
-        </w:rPr>
-        <w:t xml:space="preserve">    </w:t>
-      </w:r>
-      <w:r>
-        <w:rPr>
-          <w:i w:val="0"/>
-          <w:color w:val="auto"/>
-          <w:sz w:val="24"/>
-          <w:szCs w:val="24"/>
-        </w:rPr>
-        <w:tab/>
-      </w:r>
-      <w:r>
-        <w:rPr>
-          <w:i w:val="0"/>
-          <w:color w:val="auto"/>
-          <w:sz w:val="24"/>
-          <w:szCs w:val="24"/>
-        </w:rPr>
-        <w:t xml:space="preserve">Рисунок </w:t>
-      </w:r>
-      <w:r>
-        <w:rPr>
-          <w:i w:val="0"/>
-          <w:color w:val="auto"/>
-          <w:sz w:val="24"/>
-          <w:szCs w:val="24"/>
-        </w:rPr>
-        <w:fldChar w:fldCharType="begin"/>
-      </w:r>
-      <w:r>
-        <w:rPr>
-          <w:i w:val="0"/>
-          <w:color w:val="auto"/>
-          <w:sz w:val="24"/>
-          <w:szCs w:val="24"/>
-        </w:rPr>
-        <w:instrText xml:space="preserve"> SEQ Рисунок \* ARABIC </w:instrText>
-      </w:r>
-      <w:r>
-        <w:rPr>
-          <w:i w:val="0"/>
-          <w:color w:val="auto"/>
-          <w:sz w:val="24"/>
-          <w:szCs w:val="24"/>
-        </w:rPr>
-        <w:fldChar w:fldCharType="separate"/>
-      </w:r>
-      <w:r>
-        <w:rPr>
-          <w:i w:val="0"/>
-          <w:noProof/>
-          <w:color w:val="auto"/>
-          <w:sz w:val="24"/>
-          <w:szCs w:val="24"/>
-        </w:rPr>
-        <w:t>6</w:t>
-      </w:r>
-      <w:r>
-        <w:rPr>
-          <w:i w:val="0"/>
-          <w:color w:val="auto"/>
-          <w:sz w:val="24"/>
-          <w:szCs w:val="24"/>
-        </w:rPr>
-        <w:fldChar w:fldCharType="end"/>
-      </w:r>
-      <w:r>
-        <w:rPr>
-          <w:i w:val="0"/>
-          <w:color w:val="auto"/>
-          <w:sz w:val="24"/>
-          <w:szCs w:val="24"/>
-        </w:rPr>
-        <w:t xml:space="preserve"> </w:t>
-      </w:r>
-      <w:r>
-        <w:rPr>
-          <w:i w:val="0"/>
-          <w:color w:val="auto"/>
-          <w:sz w:val="24"/>
-          <w:szCs w:val="24"/>
-        </w:rPr>
-        <w:t xml:space="preserve"> - </w:t>
-      </w:r>
-      <w:r>
-        <w:rPr>
-          <w:i w:val="0"/>
-          <w:color w:val="auto"/>
-          <w:sz w:val="24"/>
-          <w:szCs w:val="24"/>
-        </w:rPr>
-        <w:t xml:space="preserve"> Окно отправления запроса</w:t>
-      </w:r>
-    </w:p>
-    <w:p/>
-    <w:p/>
-    <w:p/>
-    <w:p/>
-    <w:p/>
-    <w:p/>
-    <w:p/>
-    <w:p/>
-    <w:p/>
-    <w:p/>
-    <w:p/>
-    <w:p/>
-    <w:p/>
-    <w:p/>
-    <w:p/>
-    <w:p/>
-    <w:p>
-      <w:pPr>
-        <w:pStyle w:val="1"/>
-        <w:ind w:firstLine="0"/>
-        <w:rPr>
-          <w:rFonts w:ascii="Times New Roman" w:hAnsi="Times New Roman" w:cs="Times New Roman"/>
-          <w:b/>
-          <w:color w:val="auto"/>
-          <w:sz w:val="28"/>
-          <w:szCs w:val="28"/>
-        </w:rPr>
-      </w:pPr>
-      <w:bookmarkStart w:id="4" w:name="_Toc242971988"/>
-      <w:r>
-        <w:rPr>
-          <w:rFonts w:ascii="Times New Roman" w:eastAsiaTheme="minorHAnsi" w:hAnsi="Times New Roman" w:cstheme="minorBidi"/>
-          <w:b/>
-          <w:color w:val="auto"/>
-          <w:sz w:val="28"/>
-          <w:szCs w:val="22"/>
-        </w:rPr>
-        <w:lastRenderedPageBreak/>
-        <w:t xml:space="preserve">1.3 </w:t>
-      </w:r>
-      <w:r>
-        <w:rPr>
-          <w:rFonts w:ascii="Times New Roman" w:hAnsi="Times New Roman" w:cs="Times New Roman"/>
-          <w:b/>
-          <w:color w:val="auto"/>
-          <w:sz w:val="28"/>
-          <w:szCs w:val="28"/>
-        </w:rPr>
-        <w:t>Поиск и выбор подарка</w:t>
-      </w:r>
-      <w:bookmarkEnd w:id="4"/>
-    </w:p>
-    <w:p>
-      <w:pPr>
-        <w:pStyle w:val="a3"/>
-        <w:ind w:left="792" w:firstLine="0"/>
-        <w:rPr>
-          <w:b/>
-          <w:bCs/>
-        </w:rPr>
-      </w:pPr>
-    </w:p>
-    <w:p>
-      <w:pPr>
-        <w:ind w:firstLine="360"/>
-        <w:rPr>
-          <w:bCs/>
-        </w:rPr>
-      </w:pPr>
-      <w:r>
-        <w:rPr>
-          <w:b/>
-          <w:bCs/>
-        </w:rPr>
-        <w:t>Цель:</w:t>
-      </w:r>
-      <w:r>
-        <w:rPr>
-          <w:bCs/>
-        </w:rPr>
-        <w:t> ребёнок хочет найти подходящий подарок из каталога.</w:t>
-      </w:r>
-    </w:p>
-    <w:p>
-      <w:pPr>
-        <w:ind w:firstLine="360"/>
-        <w:rPr>
-          <w:bCs/>
-        </w:rPr>
-      </w:pPr>
-      <w:r>
-        <w:rPr>
-          <w:b/>
-          <w:bCs/>
-        </w:rPr>
-        <w:t>Процесс:</w:t>
-      </w:r>
-    </w:p>
-    <w:p>
-      <w:pPr>
-        <w:pStyle w:val="a3"/>
-        <w:numPr>
-          <w:ilvl w:val="0"/>
-          <w:numId w:val="9"/>
-        </w:numPr>
-        <w:rPr>
-          <w:bCs/>
-        </w:rPr>
-      </w:pPr>
-      <w:r>
-        <w:rPr>
-          <w:bCs/>
-        </w:rPr>
-        <w:t>Ребёнок заходит в раздел «Выбор подарка»;</w:t>
-      </w:r>
-    </w:p>
-    <w:p>
-      <w:pPr>
-        <w:pStyle w:val="a3"/>
-        <w:numPr>
-          <w:ilvl w:val="0"/>
-          <w:numId w:val="9"/>
-        </w:numPr>
-        <w:rPr>
-          <w:bCs/>
-        </w:rPr>
-      </w:pPr>
-      <w:r>
-        <w:rPr>
-          <w:bCs/>
-        </w:rPr>
-        <w:t>Выбирает категорию (игрушки, книги, спорт, творчество);</w:t>
-      </w:r>
-    </w:p>
-    <w:p>
-      <w:pPr>
-        <w:pStyle w:val="a3"/>
-        <w:numPr>
-          <w:ilvl w:val="0"/>
-          <w:numId w:val="9"/>
-        </w:numPr>
-        <w:rPr>
-          <w:bCs/>
-        </w:rPr>
-      </w:pPr>
-      <w:r>
-        <w:rPr>
-          <w:bCs/>
-        </w:rPr>
-        <w:t>Система отображает список подарков, соответствующих критериям, с информацией о названии, описании и стоимости;</w:t>
-      </w:r>
-    </w:p>
-    <w:p>
-      <w:pPr>
-        <w:pStyle w:val="a3"/>
-        <w:numPr>
-          <w:ilvl w:val="0"/>
-          <w:numId w:val="9"/>
-        </w:numPr>
-        <w:rPr>
-          <w:bCs/>
-        </w:rPr>
-      </w:pPr>
-      <w:r>
-        <w:rPr>
-          <w:bCs/>
-        </w:rPr>
-        <w:t>Ребёнок выбирает подарок и подтверждает выбор.</w:t>
-      </w:r>
-    </w:p>
-    <w:p>
-      <w:pPr>
-        <w:pStyle w:val="a3"/>
-        <w:ind w:left="792" w:firstLine="0"/>
-        <w:rPr>
-          <w:b/>
-          <w:bCs/>
-        </w:rPr>
-      </w:pPr>
-    </w:p>
-    <w:p>
-      <w:pPr>
-        <w:pStyle w:val="a3"/>
-        <w:keepNext/>
-        <w:ind w:left="0" w:firstLine="0"/>
-        <w:jc w:val="center"/>
-      </w:pPr>
-      <w:r>
-        <w:rPr>
-          <w:noProof/>
-          <w:lang w:eastAsia="ru-RU"/>
-        </w:rPr>
-        <w:drawing>
-          <wp:inline distT="0" distB="0" distL="0" distR="0" wp14:anchorId="4D9A4454" wp14:editId="323C3AE9">
-            <wp:extent cx="3646805" cy="4104005"/>
-            <wp:effectExtent l="0" t="0" r="0" b="0"/>
-            <wp:docPr id="4" name="Рисунок 4" descr="C:\Users\STUDENT 2025\Downloads\2026-10-15_13-08-51.png"/>
-            <wp:cNvGraphicFramePr>
-              <a:graphicFrameLocks xmlns:a="http://schemas.openxmlformats.org/drawingml/2006/main" noChangeAspect="1"/>
-            </wp:cNvGraphicFramePr>
-            <a:graphic xmlns:a="http://schemas.openxmlformats.org/drawingml/2006/main">
-              <a:graphicData uri="http://schemas.openxmlformats.org/drawingml/2006/picture">
-                <pic:pic xmlns:pic="http://schemas.openxmlformats.org/drawingml/2006/picture">
-                  <pic:nvPicPr>
-                    <pic:cNvPr id="0" name="Picture 163" descr="C:\Users\STUDENT 2025\Downloads\2026-10-15_13-08-51.png"/>
-                    <pic:cNvPicPr>
-                      <a:picLocks noChangeAspect="1" noChangeArrowheads="1"/>
-                    </pic:cNvPicPr>
-                  </pic:nvPicPr>
-                  <pic:blipFill>
-                    <a:blip r:embed="rId14">
-                      <a:extLst>
-                        <a:ext uri="{28A0092B-C50C-407E-A947-70E740481C1C}">
-                          <a14:useLocalDpi xmlns:a14="http://schemas.microsoft.com/office/drawing/2010/main" val="0"/>
-                        </a:ext>
-                      </a:extLst>
-                    </a:blip>
-                    <a:srcRect/>
-                    <a:stretch>
-                      <a:fillRect/>
-                    </a:stretch>
-                  </pic:blipFill>
-                  <pic:spPr bwMode="auto">
-                    <a:xfrm>
-                      <a:off x="0" y="0"/>
-                      <a:ext cx="3646805" cy="4104005"/>
-                    </a:xfrm>
-                    <a:prstGeom prst="rect">
-                      <a:avLst/>
-                    </a:prstGeom>
-                    <a:noFill/>
-                    <a:ln>
-                      <a:noFill/>
-                    </a:ln>
-                  </pic:spPr>
-                </pic:pic>
-              </a:graphicData>
-            </a:graphic>
-          </wp:inline>
-        </w:drawing>
-      </w:r>
-    </w:p>
-    <w:p>
-      <w:pPr>
-        <w:pStyle w:val="a4"/>
-        <w:ind w:firstLine="0"/>
-        <w:jc w:val="center"/>
-        <w:rPr>
-          <w:i w:val="0"/>
-          <w:color w:val="auto"/>
-          <w:sz w:val="24"/>
-          <w:szCs w:val="24"/>
-        </w:rPr>
-      </w:pPr>
-      <w:r>
-        <w:rPr>
-          <w:i w:val="0"/>
-          <w:color w:val="auto"/>
-          <w:sz w:val="24"/>
-          <w:szCs w:val="24"/>
-        </w:rPr>
-        <w:t xml:space="preserve">Рисунок </w:t>
-      </w:r>
-      <w:r>
-        <w:rPr>
-          <w:i w:val="0"/>
-          <w:color w:val="auto"/>
-          <w:sz w:val="24"/>
-          <w:szCs w:val="24"/>
-        </w:rPr>
-        <w:fldChar w:fldCharType="begin"/>
-      </w:r>
-      <w:r>
-        <w:rPr>
-          <w:i w:val="0"/>
-          <w:color w:val="auto"/>
-          <w:sz w:val="24"/>
-          <w:szCs w:val="24"/>
-        </w:rPr>
-        <w:instrText xml:space="preserve"> SEQ Рисунок \* ARABIC </w:instrText>
-      </w:r>
-      <w:r>
-        <w:rPr>
-          <w:i w:val="0"/>
-          <w:color w:val="auto"/>
-          <w:sz w:val="24"/>
-          <w:szCs w:val="24"/>
-        </w:rPr>
-        <w:fldChar w:fldCharType="separate"/>
-      </w:r>
-      <w:r>
-        <w:rPr>
-          <w:i w:val="0"/>
-          <w:noProof/>
-          <w:color w:val="auto"/>
-          <w:sz w:val="24"/>
-          <w:szCs w:val="24"/>
-        </w:rPr>
-        <w:t>7</w:t>
-      </w:r>
-      <w:r>
-        <w:rPr>
-          <w:i w:val="0"/>
-          <w:color w:val="auto"/>
-          <w:sz w:val="24"/>
-          <w:szCs w:val="24"/>
-        </w:rPr>
-        <w:fldChar w:fldCharType="end"/>
-      </w:r>
-      <w:r>
-        <w:rPr>
-          <w:i w:val="0"/>
-          <w:color w:val="auto"/>
-          <w:sz w:val="24"/>
-          <w:szCs w:val="24"/>
-        </w:rPr>
-        <w:t xml:space="preserve"> - </w:t>
-      </w:r>
-      <w:r>
-        <w:rPr>
-          <w:i w:val="0"/>
-          <w:color w:val="auto"/>
-          <w:sz w:val="24"/>
-          <w:szCs w:val="24"/>
-        </w:rPr>
-        <w:t xml:space="preserve"> Окно выбора подарка</w:t>
-      </w:r>
-    </w:p>
-    <w:p>
-      <w:pPr>
-        <w:spacing w:after="160" w:line="259" w:lineRule="auto"/>
-        <w:ind w:firstLine="0"/>
-        <w:jc w:val="left"/>
-      </w:pPr>
-      <w:r>
-        <w:br w:type="page"/>
-      </w:r>
-    </w:p>
-    <w:p>
-      <w:pPr>
-        <w:pStyle w:val="1"/>
-        <w:ind w:firstLine="0"/>
-        <w:rPr>
-          <w:rFonts w:ascii="Times New Roman" w:hAnsi="Times New Roman" w:cs="Times New Roman"/>
-          <w:b/>
-          <w:color w:val="auto"/>
-          <w:sz w:val="28"/>
-          <w:szCs w:val="28"/>
-        </w:rPr>
-      </w:pPr>
-      <w:bookmarkStart w:id="5" w:name="_Toc242971989"/>
-      <w:r>
-        <w:rPr>
-          <w:rFonts w:ascii="Times New Roman" w:hAnsi="Times New Roman" w:cs="Times New Roman"/>
-          <w:b/>
-          <w:color w:val="auto"/>
-          <w:sz w:val="28"/>
-          <w:szCs w:val="28"/>
-        </w:rPr>
-        <w:lastRenderedPageBreak/>
-        <w:t xml:space="preserve">1.4 </w:t>
-      </w:r>
-      <w:r>
-        <w:rPr>
-          <w:rFonts w:ascii="Times New Roman" w:hAnsi="Times New Roman" w:cs="Times New Roman"/>
-          <w:b/>
-          <w:color w:val="auto"/>
-          <w:sz w:val="28"/>
-          <w:szCs w:val="28"/>
-        </w:rPr>
-        <w:t>Отслеживание статуса запроса</w:t>
-      </w:r>
-      <w:bookmarkEnd w:id="5"/>
-    </w:p>
-    <w:p>
-      <w:pPr>
-        <w:pStyle w:val="a3"/>
-        <w:ind w:left="792" w:firstLine="0"/>
-        <w:rPr>
-          <w:b/>
-          <w:bCs/>
-        </w:rPr>
-      </w:pPr>
-    </w:p>
-    <w:p>
-      <w:pPr>
-        <w:pStyle w:val="a3"/>
-        <w:ind w:left="792" w:firstLine="0"/>
-        <w:rPr>
-          <w:bCs/>
-        </w:rPr>
-      </w:pPr>
-      <w:r>
-        <w:rPr>
-          <w:b/>
-          <w:bCs/>
-        </w:rPr>
-        <w:t>Цель:</w:t>
-      </w:r>
-      <w:r>
-        <w:rPr>
-          <w:bCs/>
-        </w:rPr>
-        <w:t xml:space="preserve"> ребёнок хочет про</w:t>
-      </w:r>
-      <w:r>
-        <w:rPr>
-          <w:bCs/>
-        </w:rPr>
-        <w:t>смотреть статус своего запроса.</w:t>
-      </w:r>
-    </w:p>
-    <w:p>
-      <w:pPr>
-        <w:pStyle w:val="a3"/>
-        <w:ind w:left="792" w:firstLine="0"/>
-        <w:rPr>
-          <w:b/>
-          <w:bCs/>
-        </w:rPr>
-      </w:pPr>
-      <w:r>
-        <w:rPr>
-          <w:b/>
-          <w:bCs/>
-        </w:rPr>
-        <w:t>Процесс:</w:t>
-      </w:r>
-    </w:p>
-    <w:p>
-      <w:pPr>
-        <w:pStyle w:val="a3"/>
-        <w:numPr>
-          <w:ilvl w:val="0"/>
-          <w:numId w:val="10"/>
-        </w:numPr>
-        <w:rPr>
-          <w:bCs/>
-        </w:rPr>
-      </w:pPr>
-      <w:r>
-        <w:rPr>
-          <w:bCs/>
-        </w:rPr>
-        <w:t xml:space="preserve">Ребёнок </w:t>
-      </w:r>
-      <w:r>
-        <w:rPr>
-          <w:bCs/>
-        </w:rPr>
-        <w:t>заходит в раздел «Мои запросы»;</w:t>
-      </w:r>
-    </w:p>
-    <w:p>
-      <w:pPr>
-        <w:pStyle w:val="a3"/>
-        <w:numPr>
-          <w:ilvl w:val="0"/>
-          <w:numId w:val="10"/>
-        </w:numPr>
-        <w:rPr>
-          <w:bCs/>
-        </w:rPr>
-      </w:pPr>
-      <w:r>
-        <w:rPr>
-          <w:bCs/>
-        </w:rPr>
-        <w:t>Система отображает список все</w:t>
-      </w:r>
-      <w:r>
-        <w:rPr>
-          <w:bCs/>
-        </w:rPr>
-        <w:t>х запросов с указанием статуса;</w:t>
-      </w:r>
-    </w:p>
-    <w:p>
-      <w:pPr>
-        <w:pStyle w:val="a3"/>
-        <w:numPr>
-          <w:ilvl w:val="0"/>
-          <w:numId w:val="10"/>
-        </w:numPr>
-        <w:rPr>
-          <w:bCs/>
-        </w:rPr>
-      </w:pPr>
-      <w:r>
-        <w:rPr>
-          <w:bCs/>
-        </w:rPr>
-        <w:t xml:space="preserve">Для каждого запроса отображается подарок, адрес, </w:t>
-      </w:r>
-      <w:r>
-        <w:rPr>
-          <w:bCs/>
-        </w:rPr>
-        <w:t>дата создания и текущий статус;</w:t>
-      </w:r>
-    </w:p>
-    <w:p>
-      <w:pPr>
-        <w:pStyle w:val="a3"/>
-        <w:numPr>
-          <w:ilvl w:val="0"/>
-          <w:numId w:val="10"/>
-        </w:numPr>
-        <w:rPr>
-          <w:bCs/>
-        </w:rPr>
-      </w:pPr>
-      <w:r>
-        <w:rPr>
-          <w:bCs/>
-        </w:rPr>
-        <w:t>Ребёнок может просмотреть историю изменений статуса.</w:t>
-      </w:r>
-    </w:p>
-    <w:p>
-      <w:pPr>
-        <w:pStyle w:val="a3"/>
-        <w:ind w:left="1512" w:firstLine="0"/>
-        <w:rPr>
-          <w:bCs/>
-        </w:rPr>
-      </w:pPr>
-    </w:p>
-    <w:p>
-      <w:pPr>
-        <w:pStyle w:val="a3"/>
-        <w:keepNext/>
-        <w:ind w:left="0" w:firstLine="0"/>
-        <w:jc w:val="center"/>
-      </w:pPr>
-      <w:r>
-        <w:rPr>
-          <w:b/>
-          <w:noProof/>
-          <w:lang w:eastAsia="ru-RU"/>
-        </w:rPr>
-        <w:drawing>
-          <wp:inline distT="0" distB="0" distL="0" distR="0" wp14:anchorId="4BACC1CE" wp14:editId="3D93C86A">
-            <wp:extent cx="3443605" cy="3586480"/>
-            <wp:effectExtent l="0" t="0" r="4445" b="0"/>
-            <wp:docPr id="22" name="Рисунок 22" descr="C:\Users\USERRR\Downloads\2026-10-13_11-33-40.png"/>
-            <wp:cNvGraphicFramePr>
-              <a:graphicFrameLocks xmlns:a="http://schemas.openxmlformats.org/drawingml/2006/main" noChangeAspect="1"/>
-            </wp:cNvGraphicFramePr>
-            <a:graphic xmlns:a="http://schemas.openxmlformats.org/drawingml/2006/main">
-              <a:graphicData uri="http://schemas.openxmlformats.org/drawingml/2006/picture">
-                <pic:pic xmlns:pic="http://schemas.openxmlformats.org/drawingml/2006/picture">
-                  <pic:nvPicPr>
-                    <pic:cNvPr id="0" name="Picture 8" descr="C:\Users\USERRR\Downloads\2026-10-13_11-33-40.png"/>
-                    <pic:cNvPicPr>
-                      <a:picLocks noChangeAspect="1" noChangeArrowheads="1"/>
-                    </pic:cNvPicPr>
-                  </pic:nvPicPr>
-                  <pic:blipFill>
-                    <a:blip r:embed="rId15">
-                      <a:extLst>
-                        <a:ext uri="{28A0092B-C50C-407E-A947-70E740481C1C}">
-                          <a14:useLocalDpi xmlns:a14="http://schemas.microsoft.com/office/drawing/2010/main" val="0"/>
-                        </a:ext>
-                      </a:extLst>
-                    </a:blip>
-                    <a:srcRect/>
-                    <a:stretch>
-                      <a:fillRect/>
-                    </a:stretch>
-                  </pic:blipFill>
-                  <pic:spPr bwMode="auto">
-                    <a:xfrm>
-                      <a:off x="0" y="0"/>
-                      <a:ext cx="3443605" cy="3586480"/>
-                    </a:xfrm>
-                    <a:prstGeom prst="rect">
-                      <a:avLst/>
-                    </a:prstGeom>
-                    <a:noFill/>
-                    <a:ln>
-                      <a:noFill/>
-                    </a:ln>
-                  </pic:spPr>
-                </pic:pic>
-              </a:graphicData>
-            </a:graphic>
-          </wp:inline>
-        </w:drawing>
-      </w:r>
-    </w:p>
-    <w:p>
-      <w:pPr>
-        <w:pStyle w:val="a4"/>
-        <w:ind w:firstLine="0"/>
-        <w:jc w:val="center"/>
-        <w:rPr>
-          <w:i w:val="0"/>
-          <w:color w:val="auto"/>
-          <w:sz w:val="24"/>
-          <w:szCs w:val="24"/>
-        </w:rPr>
-      </w:pPr>
-      <w:r>
-        <w:rPr>
-          <w:i w:val="0"/>
-          <w:color w:val="auto"/>
-          <w:sz w:val="24"/>
-          <w:szCs w:val="24"/>
-        </w:rPr>
-        <w:t xml:space="preserve">Рисунок </w:t>
-      </w:r>
-      <w:r>
-        <w:rPr>
-          <w:i w:val="0"/>
-          <w:color w:val="auto"/>
-          <w:sz w:val="24"/>
-          <w:szCs w:val="24"/>
-        </w:rPr>
-        <w:fldChar w:fldCharType="begin"/>
-      </w:r>
-      <w:r>
-        <w:rPr>
-          <w:i w:val="0"/>
-          <w:color w:val="auto"/>
-          <w:sz w:val="24"/>
-          <w:szCs w:val="24"/>
-        </w:rPr>
-        <w:instrText xml:space="preserve"> SEQ Рисунок \* ARABIC </w:instrText>
-      </w:r>
-      <w:r>
-        <w:rPr>
-          <w:i w:val="0"/>
-          <w:color w:val="auto"/>
-          <w:sz w:val="24"/>
-          <w:szCs w:val="24"/>
-        </w:rPr>
-        <w:fldChar w:fldCharType="separate"/>
-      </w:r>
-      <w:r>
-        <w:rPr>
-          <w:i w:val="0"/>
-          <w:noProof/>
-          <w:color w:val="auto"/>
-          <w:sz w:val="24"/>
-          <w:szCs w:val="24"/>
-        </w:rPr>
-        <w:t>8</w:t>
-      </w:r>
-      <w:r>
-        <w:rPr>
-          <w:i w:val="0"/>
-          <w:color w:val="auto"/>
-          <w:sz w:val="24"/>
-          <w:szCs w:val="24"/>
-        </w:rPr>
-        <w:fldChar w:fldCharType="end"/>
-      </w:r>
-      <w:r>
-        <w:rPr>
-          <w:i w:val="0"/>
-          <w:color w:val="auto"/>
-          <w:sz w:val="24"/>
-          <w:szCs w:val="24"/>
-        </w:rPr>
-        <w:t xml:space="preserve"> </w:t>
-      </w:r>
-      <w:r>
-        <w:rPr>
-          <w:i w:val="0"/>
-          <w:color w:val="auto"/>
-          <w:sz w:val="24"/>
-          <w:szCs w:val="24"/>
-        </w:rPr>
-        <w:t xml:space="preserve">- </w:t>
-      </w:r>
-      <w:r>
-        <w:rPr>
-          <w:i w:val="0"/>
-          <w:color w:val="auto"/>
-          <w:sz w:val="24"/>
-          <w:szCs w:val="24"/>
-        </w:rPr>
-        <w:t xml:space="preserve"> Окно отслеживания статуса</w:t>
-      </w:r>
-    </w:p>
-    <w:p>
-      <w:pPr>
-        <w:pStyle w:val="1"/>
-        <w:ind w:firstLine="0"/>
-        <w:rPr>
-          <w:rFonts w:ascii="Times New Roman" w:hAnsi="Times New Roman" w:cs="Times New Roman"/>
-          <w:b/>
-          <w:color w:val="000000" w:themeColor="text1"/>
-          <w:sz w:val="28"/>
-          <w:szCs w:val="28"/>
-        </w:rPr>
-      </w:pPr>
-      <w:r>
-        <w:rPr>
-          <w:i/>
-          <w:sz w:val="24"/>
-          <w:szCs w:val="24"/>
-        </w:rPr>
-        <w:br w:type="page"/>
-      </w:r>
-      <w:bookmarkStart w:id="6" w:name="_Toc242971990"/>
-      <w:r>
-        <w:rPr>
-          <w:rFonts w:ascii="Times New Roman" w:hAnsi="Times New Roman" w:cs="Times New Roman"/>
-          <w:b/>
-          <w:color w:val="000000" w:themeColor="text1"/>
-          <w:sz w:val="28"/>
-          <w:szCs w:val="28"/>
-        </w:rPr>
-        <w:lastRenderedPageBreak/>
-        <w:t>1.</w:t>
-      </w:r>
-      <w:r>
-        <w:rPr>
-          <w:rFonts w:ascii="Times New Roman" w:hAnsi="Times New Roman" w:cs="Times New Roman"/>
-          <w:b/>
-          <w:color w:val="000000" w:themeColor="text1"/>
-          <w:sz w:val="28"/>
-          <w:szCs w:val="28"/>
-        </w:rPr>
-        <w:t xml:space="preserve">5 </w:t>
-      </w:r>
-      <w:r>
-        <w:rPr>
-          <w:rFonts w:ascii="Times New Roman" w:hAnsi="Times New Roman" w:cs="Times New Roman"/>
-          <w:b/>
-          <w:color w:val="000000" w:themeColor="text1"/>
-          <w:sz w:val="28"/>
-          <w:szCs w:val="28"/>
-        </w:rPr>
-        <w:t>П</w:t>
-      </w:r>
-      <w:r>
-        <w:rPr>
-          <w:rFonts w:ascii="Times New Roman" w:hAnsi="Times New Roman" w:cs="Times New Roman"/>
-          <w:b/>
-          <w:color w:val="000000" w:themeColor="text1"/>
-          <w:sz w:val="28"/>
-          <w:szCs w:val="28"/>
-        </w:rPr>
-        <w:t>ринятия запроса</w:t>
-      </w:r>
-      <w:r>
-        <w:rPr>
-          <w:rFonts w:ascii="Times New Roman" w:hAnsi="Times New Roman" w:cs="Times New Roman"/>
-          <w:b/>
-          <w:color w:val="000000" w:themeColor="text1"/>
-          <w:sz w:val="28"/>
-          <w:szCs w:val="28"/>
-        </w:rPr>
-        <w:t xml:space="preserve"> </w:t>
-      </w:r>
-      <w:r>
-        <w:rPr>
-          <w:rFonts w:ascii="Times New Roman" w:hAnsi="Times New Roman" w:cs="Times New Roman"/>
-          <w:b/>
-          <w:color w:val="000000" w:themeColor="text1"/>
-          <w:sz w:val="28"/>
-          <w:szCs w:val="28"/>
-        </w:rPr>
-        <w:t>на подарок Эльфом</w:t>
-      </w:r>
-      <w:bookmarkEnd w:id="6"/>
-    </w:p>
-    <w:p>
-      <w:pPr>
-        <w:ind w:firstLine="0"/>
-      </w:pPr>
-    </w:p>
-    <w:p>
-      <w:pPr>
-        <w:ind w:left="360" w:firstLine="0"/>
-        <w:rPr>
-          <w:bCs/>
-        </w:rPr>
-      </w:pPr>
-      <w:r>
-        <w:rPr>
-          <w:b/>
-          <w:bCs/>
-        </w:rPr>
-        <w:t>Цель</w:t>
-      </w:r>
-      <w:r>
-        <w:rPr>
-          <w:bCs/>
-        </w:rPr>
-        <w:t>: принять или отклонить запрос от ребёнка.</w:t>
-      </w:r>
-    </w:p>
-    <w:p>
-      <w:pPr>
-        <w:ind w:left="360" w:firstLine="0"/>
-        <w:rPr>
-          <w:b/>
-          <w:bCs/>
-        </w:rPr>
-      </w:pPr>
-      <w:r>
-        <w:rPr>
-          <w:b/>
-          <w:bCs/>
-        </w:rPr>
-        <w:t>Процесс:</w:t>
-      </w:r>
-    </w:p>
-    <w:p>
-      <w:pPr>
-        <w:numPr>
-          <w:ilvl w:val="0"/>
-          <w:numId w:val="12"/>
-        </w:numPr>
-        <w:rPr>
-          <w:bCs/>
-        </w:rPr>
-      </w:pPr>
-      <w:r>
-        <w:rPr>
-          <w:bCs/>
-        </w:rPr>
-        <w:t>Система отображает список новых запросов (Аня Иванова, Миша Петров, Соня Кузнецова);</w:t>
-      </w:r>
-    </w:p>
-    <w:p>
-      <w:pPr>
-        <w:numPr>
-          <w:ilvl w:val="0"/>
-          <w:numId w:val="12"/>
-        </w:numPr>
-        <w:rPr>
-          <w:bCs/>
-        </w:rPr>
-      </w:pPr>
-      <w:r>
-        <w:rPr>
-          <w:bCs/>
-        </w:rPr>
-        <w:t>Для каждого — подарок и дата;</w:t>
-      </w:r>
-    </w:p>
-    <w:p>
-      <w:pPr>
-        <w:numPr>
-          <w:ilvl w:val="0"/>
-          <w:numId w:val="12"/>
-        </w:numPr>
-        <w:rPr>
-          <w:bCs/>
-        </w:rPr>
-      </w:pPr>
-      <w:r>
-        <w:rPr>
-          <w:bCs/>
-        </w:rPr>
-        <w:t>Эльф нажимает «Принять» или «Отклонить»;</w:t>
-      </w:r>
-    </w:p>
-    <w:p>
-      <w:pPr>
-        <w:numPr>
-          <w:ilvl w:val="0"/>
-          <w:numId w:val="12"/>
-        </w:numPr>
-        <w:rPr>
-          <w:bCs/>
-        </w:rPr>
-      </w:pPr>
-      <w:r>
-        <w:rPr>
-          <w:bCs/>
-        </w:rPr>
-        <w:t>Может вернуться назад.</w:t>
-      </w:r>
-    </w:p>
-    <w:p>
-      <w:pPr>
-        <w:ind w:left="1068" w:firstLine="0"/>
-        <w:rPr>
-          <w:bCs/>
-        </w:rPr>
-      </w:pPr>
-    </w:p>
-    <w:p>
-      <w:pPr>
-        <w:keepNext/>
-        <w:ind w:firstLine="0"/>
-        <w:jc w:val="center"/>
-      </w:pPr>
-      <w:r>
-        <w:rPr>
-          <w:b/>
-          <w:bCs/>
-          <w:noProof/>
-          <w:lang w:eastAsia="ru-RU"/>
-        </w:rPr>
-        <w:drawing>
-          <wp:inline distT="0" distB="0" distL="0" distR="0" wp14:anchorId="697C5668" wp14:editId="620BD40F">
-            <wp:extent cx="3170711" cy="3906520"/>
-            <wp:effectExtent l="0" t="0" r="0" b="0"/>
-            <wp:docPr id="10" name="Рисунок 10" descr="C:\Users\USERRR\Downloads\2026-10-13_11-24-59.png"/>
-            <wp:cNvGraphicFramePr>
-              <a:graphicFrameLocks xmlns:a="http://schemas.openxmlformats.org/drawingml/2006/main" noChangeAspect="1"/>
-            </wp:cNvGraphicFramePr>
-            <a:graphic xmlns:a="http://schemas.openxmlformats.org/drawingml/2006/main">
-              <a:graphicData uri="http://schemas.openxmlformats.org/drawingml/2006/picture">
-                <pic:pic xmlns:pic="http://schemas.openxmlformats.org/drawingml/2006/picture">
-                  <pic:nvPicPr>
-                    <pic:cNvPr id="0" name="Picture 4" descr="C:\Users\USERRR\Downloads\2026-10-13_11-24-59.png"/>
-                    <pic:cNvPicPr>
-                      <a:picLocks noChangeAspect="1" noChangeArrowheads="1"/>
-                    </pic:cNvPicPr>
-                  </pic:nvPicPr>
-                  <pic:blipFill rotWithShape="1">
-                    <a:blip r:embed="rId16">
-                      <a:extLst>
-                        <a:ext uri="{28A0092B-C50C-407E-A947-70E740481C1C}">
-                          <a14:useLocalDpi xmlns:a14="http://schemas.microsoft.com/office/drawing/2010/main" val="0"/>
-                        </a:ext>
-                      </a:extLst>
-                    </a:blip>
-                    <a:srcRect r="74999" b="35688"/>
+                    <a:srcRect b="15274"/>
                     <a:stretch/>
                   </pic:blipFill>
                   <pic:spPr bwMode="auto">
                     <a:xfrm>
                       <a:off x="0" y="0"/>
-                      <a:ext cx="3227903" cy="3976984"/>
+                      <a:ext cx="2856139" cy="3183746"/>
                     </a:xfrm>
                     <a:prstGeom prst="rect">
                       <a:avLst/>
@@ -3789,22 +2660,33 @@
     </w:p>
     <w:p>
       <w:pPr>
-        <w:pStyle w:val="a4"/>
-        <w:ind w:firstLine="0"/>
-        <w:jc w:val="center"/>
-        <w:rPr>
-          <w:b/>
-          <w:bCs/>
-          <w:i w:val="0"/>
-          <w:color w:val="auto"/>
-          <w:sz w:val="24"/>
-          <w:szCs w:val="24"/>
-        </w:rPr>
-      </w:pPr>
-      <w:r>
-        <w:rPr>
-          <w:i w:val="0"/>
-          <w:color w:val="auto"/>
+        <w:keepNext/>
+        <w:ind w:left="-142" w:hanging="567"/>
+        <w:jc w:val="left"/>
+      </w:pPr>
+      <w:r>
+        <w:rPr>
+          <w:sz w:val="24"/>
+          <w:szCs w:val="24"/>
+        </w:rPr>
+        <w:t xml:space="preserve">        </w:t>
+      </w:r>
+      <w:r>
+        <w:rPr>
+          <w:sz w:val="24"/>
+          <w:szCs w:val="24"/>
+        </w:rPr>
+        <w:t xml:space="preserve"> </w:t>
+      </w:r>
+      <w:r>
+        <w:rPr>
+          <w:sz w:val="24"/>
+          <w:szCs w:val="24"/>
+        </w:rPr>
+        <w:t xml:space="preserve"> </w:t>
+      </w:r>
+      <w:r>
+        <w:rPr>
           <w:sz w:val="24"/>
           <w:szCs w:val="24"/>
         </w:rPr>
@@ -3812,8 +2694,7 @@
       </w:r>
       <w:r>
         <w:rPr>
-          <w:i w:val="0"/>
-          <w:color w:val="auto"/>
+          <w:i/>
           <w:sz w:val="24"/>
           <w:szCs w:val="24"/>
         </w:rPr>
@@ -3821,8 +2702,6 @@
       </w:r>
       <w:r>
         <w:rPr>
-          <w:i w:val="0"/>
-          <w:color w:val="auto"/>
           <w:sz w:val="24"/>
           <w:szCs w:val="24"/>
         </w:rPr>
@@ -3830,8 +2709,7 @@
       </w:r>
       <w:r>
         <w:rPr>
-          <w:i w:val="0"/>
-          <w:color w:val="auto"/>
+          <w:i/>
           <w:sz w:val="24"/>
           <w:szCs w:val="24"/>
         </w:rPr>
@@ -3839,18 +2717,15 @@
       </w:r>
       <w:r>
         <w:rPr>
-          <w:i w:val="0"/>
           <w:noProof/>
-          <w:color w:val="auto"/>
-          <w:sz w:val="24"/>
-          <w:szCs w:val="24"/>
-        </w:rPr>
-        <w:t>9</w:t>
-      </w:r>
-      <w:r>
-        <w:rPr>
-          <w:i w:val="0"/>
-          <w:color w:val="auto"/>
+          <w:sz w:val="24"/>
+          <w:szCs w:val="24"/>
+        </w:rPr>
+        <w:t>5</w:t>
+      </w:r>
+      <w:r>
+        <w:rPr>
+          <w:i/>
           <w:sz w:val="24"/>
           <w:szCs w:val="24"/>
         </w:rPr>
@@ -3858,8 +2733,6 @@
       </w:r>
       <w:r>
         <w:rPr>
-          <w:i w:val="0"/>
-          <w:color w:val="auto"/>
           <w:sz w:val="24"/>
           <w:szCs w:val="24"/>
         </w:rPr>
@@ -3867,35 +2740,120 @@
       </w:r>
       <w:r>
         <w:rPr>
-          <w:i w:val="0"/>
-          <w:color w:val="auto"/>
-          <w:sz w:val="24"/>
-          <w:szCs w:val="24"/>
-        </w:rPr>
-        <w:t xml:space="preserve"> Окно принятия запроса (Эльфы)</w:t>
-      </w:r>
-    </w:p>
-    <w:p>
-      <w:pPr>
-        <w:ind w:left="360" w:firstLine="0"/>
-        <w:jc w:val="center"/>
-        <w:rPr>
-          <w:b/>
-          <w:bCs/>
-        </w:rPr>
-      </w:pPr>
-    </w:p>
-    <w:p>
-      <w:pPr>
-        <w:spacing w:after="160" w:line="259" w:lineRule="auto"/>
-        <w:ind w:firstLine="0"/>
-        <w:jc w:val="left"/>
-        <w:rPr>
-          <w:b/>
-          <w:bCs/>
-        </w:rPr>
-      </w:pPr>
-    </w:p>
+          <w:sz w:val="24"/>
+          <w:szCs w:val="24"/>
+        </w:rPr>
+        <w:t xml:space="preserve"> Окно создания запроса</w:t>
+      </w:r>
+      <w:r>
+        <w:rPr>
+          <w:sz w:val="24"/>
+          <w:szCs w:val="24"/>
+        </w:rPr>
+        <w:tab/>
+      </w:r>
+      <w:r>
+        <w:rPr>
+          <w:sz w:val="24"/>
+          <w:szCs w:val="24"/>
+        </w:rPr>
+        <w:tab/>
+      </w:r>
+      <w:r>
+        <w:rPr>
+          <w:sz w:val="24"/>
+          <w:szCs w:val="24"/>
+        </w:rPr>
+        <w:t xml:space="preserve">   </w:t>
+      </w:r>
+      <w:r>
+        <w:rPr>
+          <w:sz w:val="24"/>
+          <w:szCs w:val="24"/>
+        </w:rPr>
+        <w:t xml:space="preserve">Рисунок </w:t>
+      </w:r>
+      <w:r>
+        <w:rPr>
+          <w:i/>
+          <w:sz w:val="24"/>
+          <w:szCs w:val="24"/>
+        </w:rPr>
+        <w:fldChar w:fldCharType="begin"/>
+      </w:r>
+      <w:r>
+        <w:rPr>
+          <w:sz w:val="24"/>
+          <w:szCs w:val="24"/>
+        </w:rPr>
+        <w:instrText xml:space="preserve"> SEQ Рисунок \* ARABIC </w:instrText>
+      </w:r>
+      <w:r>
+        <w:rPr>
+          <w:i/>
+          <w:sz w:val="24"/>
+          <w:szCs w:val="24"/>
+        </w:rPr>
+        <w:fldChar w:fldCharType="separate"/>
+      </w:r>
+      <w:r>
+        <w:rPr>
+          <w:noProof/>
+          <w:sz w:val="24"/>
+          <w:szCs w:val="24"/>
+        </w:rPr>
+        <w:t>6</w:t>
+      </w:r>
+      <w:r>
+        <w:rPr>
+          <w:i/>
+          <w:sz w:val="24"/>
+          <w:szCs w:val="24"/>
+        </w:rPr>
+        <w:fldChar w:fldCharType="end"/>
+      </w:r>
+      <w:r>
+        <w:rPr>
+          <w:sz w:val="24"/>
+          <w:szCs w:val="24"/>
+        </w:rPr>
+        <w:t xml:space="preserve"> </w:t>
+      </w:r>
+      <w:r>
+        <w:rPr>
+          <w:sz w:val="24"/>
+          <w:szCs w:val="24"/>
+        </w:rPr>
+        <w:t xml:space="preserve"> - </w:t>
+      </w:r>
+      <w:r>
+        <w:rPr>
+          <w:sz w:val="24"/>
+          <w:szCs w:val="24"/>
+        </w:rPr>
+        <w:t xml:space="preserve"> Окно отправления запроса</w:t>
+      </w:r>
+    </w:p>
+    <w:p>
+      <w:r>
+        <w:t xml:space="preserve"> </w:t>
+      </w:r>
+    </w:p>
+    <w:p/>
+    <w:p/>
+    <w:p/>
+    <w:p/>
+    <w:p/>
+    <w:p/>
+    <w:p/>
+    <w:p/>
+    <w:p/>
+    <w:p/>
+    <w:p/>
+    <w:p/>
+    <w:p/>
+    <w:p/>
+    <w:p/>
     <w:p>
       <w:pPr>
         <w:pStyle w:val="1"/>
@@ -3903,165 +2861,73 @@
         <w:rPr>
           <w:rFonts w:ascii="Times New Roman" w:hAnsi="Times New Roman" w:cs="Times New Roman"/>
           <w:b/>
-          <w:bCs/>
+          <w:color w:val="auto"/>
           <w:sz w:val="28"/>
           <w:szCs w:val="28"/>
         </w:rPr>
       </w:pPr>
-      <w:r>
-        <w:rPr>
-          <w:bCs/>
-        </w:rPr>
-        <w:br w:type="page"/>
-      </w:r>
-      <w:bookmarkStart w:id="7" w:name="_Toc242971991"/>
+      <w:bookmarkStart w:id="4" w:name="_Toc242971988"/>
+      <w:r>
+        <w:rPr>
+          <w:rFonts w:ascii="Times New Roman" w:eastAsiaTheme="minorHAnsi" w:hAnsi="Times New Roman" w:cstheme="minorBidi"/>
+          <w:b/>
+          <w:color w:val="auto"/>
+          <w:sz w:val="28"/>
+          <w:szCs w:val="22"/>
+        </w:rPr>
+        <w:lastRenderedPageBreak/>
+        <w:t xml:space="preserve">1.3 </w:t>
+      </w:r>
       <w:r>
         <w:rPr>
           <w:rFonts w:ascii="Times New Roman" w:hAnsi="Times New Roman" w:cs="Times New Roman"/>
           <w:b/>
-          <w:bCs/>
-          <w:color w:val="000000" w:themeColor="text1"/>
+          <w:color w:val="auto"/>
           <w:sz w:val="28"/>
           <w:szCs w:val="28"/>
         </w:rPr>
-        <w:lastRenderedPageBreak/>
-        <w:t>1.</w:t>
-      </w:r>
-      <w:r>
-        <w:rPr>
-          <w:rFonts w:ascii="Times New Roman" w:hAnsi="Times New Roman" w:cs="Times New Roman"/>
-          <w:b/>
-          <w:bCs/>
-          <w:color w:val="000000" w:themeColor="text1"/>
-          <w:sz w:val="28"/>
-          <w:szCs w:val="28"/>
-        </w:rPr>
-        <w:t xml:space="preserve">6 </w:t>
-      </w:r>
-      <w:r>
-        <w:rPr>
-          <w:rFonts w:ascii="Times New Roman" w:hAnsi="Times New Roman" w:cs="Times New Roman"/>
-          <w:b/>
-          <w:color w:val="000000" w:themeColor="text1"/>
-          <w:sz w:val="28"/>
-          <w:szCs w:val="28"/>
-        </w:rPr>
-        <w:t xml:space="preserve">Изготовление </w:t>
-      </w:r>
-      <w:r>
-        <w:rPr>
-          <w:rFonts w:ascii="Times New Roman" w:hAnsi="Times New Roman" w:cs="Times New Roman"/>
-          <w:b/>
-          <w:color w:val="000000" w:themeColor="text1"/>
-          <w:sz w:val="28"/>
-          <w:szCs w:val="28"/>
-        </w:rPr>
-        <w:t>упаковки</w:t>
-      </w:r>
-      <w:r>
-        <w:rPr>
-          <w:rFonts w:ascii="Times New Roman" w:hAnsi="Times New Roman" w:cs="Times New Roman"/>
-          <w:b/>
-          <w:color w:val="000000" w:themeColor="text1"/>
-          <w:sz w:val="28"/>
-          <w:szCs w:val="28"/>
-        </w:rPr>
-        <w:t xml:space="preserve"> </w:t>
-      </w:r>
-      <w:r>
-        <w:rPr>
-          <w:rFonts w:ascii="Times New Roman" w:hAnsi="Times New Roman" w:cs="Times New Roman"/>
-          <w:b/>
-          <w:color w:val="000000" w:themeColor="text1"/>
-          <w:sz w:val="28"/>
-          <w:szCs w:val="28"/>
-        </w:rPr>
-        <w:t>для подарка</w:t>
-      </w:r>
-      <w:bookmarkEnd w:id="7"/>
-    </w:p>
-    <w:p>
-      <w:pPr>
-        <w:ind w:left="360" w:firstLine="0"/>
-        <w:rPr>
-          <w:b/>
-          <w:bCs/>
-        </w:rPr>
-      </w:pPr>
-    </w:p>
-    <w:p>
-      <w:pPr>
-        <w:ind w:left="360" w:firstLine="0"/>
-        <w:rPr>
-          <w:bCs/>
-        </w:rPr>
-      </w:pPr>
-      <w:r>
-        <w:rPr>
-          <w:b/>
-          <w:bCs/>
-        </w:rPr>
-        <w:tab/>
-      </w:r>
-      <w:r>
-        <w:rPr>
-          <w:b/>
-          <w:bCs/>
-        </w:rPr>
-        <w:t>Цель</w:t>
-      </w:r>
-      <w:r>
-        <w:rPr>
-          <w:bCs/>
-        </w:rPr>
-        <w:t xml:space="preserve">: </w:t>
-      </w:r>
-      <w:r>
-        <w:rPr>
-          <w:bCs/>
-        </w:rPr>
-        <w:t>изготовить упаковку</w:t>
-      </w:r>
-      <w:r>
-        <w:rPr>
-          <w:bCs/>
-        </w:rPr>
-        <w:t>,</w:t>
-      </w:r>
-      <w:r>
-        <w:rPr>
-          <w:bCs/>
-        </w:rPr>
-        <w:t xml:space="preserve"> необходимую</w:t>
-      </w:r>
-      <w:r>
-        <w:rPr>
-          <w:bCs/>
-        </w:rPr>
-        <w:t xml:space="preserve"> для сборки подарка</w:t>
-      </w:r>
-      <w:r>
-        <w:rPr>
-          <w:bCs/>
-        </w:rPr>
-        <w:t>.</w:t>
-      </w:r>
-    </w:p>
-    <w:p>
-      <w:pPr>
-        <w:ind w:left="360" w:firstLine="0"/>
-        <w:rPr>
-          <w:b/>
-          <w:bCs/>
-        </w:rPr>
-      </w:pPr>
-      <w:r>
-        <w:rPr>
-          <w:b/>
-          <w:bCs/>
-        </w:rPr>
-        <w:tab/>
-      </w:r>
+        <w:t>Поиск и выбор подарка</w:t>
+      </w:r>
+      <w:bookmarkEnd w:id="4"/>
+    </w:p>
+    <w:p>
+      <w:pPr>
+        <w:pStyle w:val="a3"/>
+        <w:ind w:left="792" w:firstLine="0"/>
+        <w:rPr>
+          <w:b/>
+          <w:bCs/>
+        </w:rPr>
+      </w:pPr>
+    </w:p>
+    <w:p>
+      <w:pPr>
+        <w:ind w:firstLine="360"/>
+        <w:rPr>
+          <w:bCs/>
+        </w:rPr>
+      </w:pPr>
+      <w:r>
+        <w:rPr>
+          <w:b/>
+          <w:bCs/>
+        </w:rPr>
+        <w:t>Цель:</w:t>
+      </w:r>
+      <w:r>
+        <w:rPr>
+          <w:bCs/>
+        </w:rPr>
+        <w:t> ребёнок хочет найти подходящий подарок из каталога.</w:t>
+      </w:r>
+    </w:p>
+    <w:p>
+      <w:pPr>
+        <w:ind w:firstLine="360"/>
+        <w:rPr>
+          <w:bCs/>
+        </w:rPr>
+      </w:pPr>
       <w:r>
         <w:rPr>
           <w:b/>
@@ -4075,7 +2941,7 @@
         <w:pStyle w:val="a3"/>
         <w:numPr>
           <w:ilvl w:val="0"/>
-          <w:numId w:val="33"/>
+          <w:numId w:val="9"/>
         </w:numPr>
         <w:rPr>
           <w:bCs/>
@@ -4085,7 +2951,7 @@
         <w:rPr>
           <w:bCs/>
         </w:rPr>
-        <w:t>Система отображает номер запроса и название подарка;</w:t>
+        <w:t>Ребёнок заходит в раздел «Выбор подарка»;</w:t>
       </w:r>
     </w:p>
     <w:p>
@@ -4093,7 +2959,7 @@
         <w:pStyle w:val="a3"/>
         <w:numPr>
           <w:ilvl w:val="0"/>
-          <w:numId w:val="33"/>
+          <w:numId w:val="9"/>
         </w:numPr>
         <w:rPr>
           <w:bCs/>
@@ -4103,7 +2969,7 @@
         <w:rPr>
           <w:bCs/>
         </w:rPr>
-        <w:t>Система показывает список деталей;</w:t>
+        <w:t>Выбирает категорию (игрушки, книги, спорт, творчество);</w:t>
       </w:r>
     </w:p>
     <w:p>
@@ -4111,7 +2977,7 @@
         <w:pStyle w:val="a3"/>
         <w:numPr>
           <w:ilvl w:val="0"/>
-          <w:numId w:val="33"/>
+          <w:numId w:val="9"/>
         </w:numPr>
         <w:rPr>
           <w:bCs/>
@@ -4121,7 +2987,7 @@
         <w:rPr>
           <w:bCs/>
         </w:rPr>
-        <w:t>Эльф отмечает выполненные детали;</w:t>
+        <w:t>Система отображает список подарков, соответствующих критериям, с информацией о названии, описании и стоимости;</w:t>
       </w:r>
     </w:p>
     <w:p>
@@ -4129,7 +2995,7 @@
         <w:pStyle w:val="a3"/>
         <w:numPr>
           <w:ilvl w:val="0"/>
-          <w:numId w:val="33"/>
+          <w:numId w:val="9"/>
         </w:numPr>
         <w:rPr>
           <w:bCs/>
@@ -4139,94 +3005,36 @@
         <w:rPr>
           <w:bCs/>
         </w:rPr>
-        <w:t>Эльф нажимает «Изготовить»;</w:t>
+        <w:t>Ребёнок выбирает подарок и подтверждает выбор.</w:t>
       </w:r>
     </w:p>
     <w:p>
       <w:pPr>
         <w:pStyle w:val="a3"/>
-        <w:numPr>
-          <w:ilvl w:val="0"/>
-          <w:numId w:val="33"/>
-        </w:numPr>
-        <w:rPr>
-          <w:bCs/>
-        </w:rPr>
-      </w:pPr>
-      <w:r>
-        <w:rPr>
-          <w:bCs/>
-        </w:rPr>
-        <w:t>Эльф нажимает «Отметить выполненным»;</w:t>
-      </w:r>
+        <w:ind w:left="792" w:firstLine="0"/>
+        <w:rPr>
+          <w:b/>
+          <w:bCs/>
+        </w:rPr>
+      </w:pPr>
     </w:p>
     <w:p>
       <w:pPr>
         <w:pStyle w:val="a3"/>
-        <w:numPr>
-          <w:ilvl w:val="0"/>
-          <w:numId w:val="33"/>
-        </w:numPr>
-        <w:rPr>
-          <w:bCs/>
-        </w:rPr>
-      </w:pPr>
-      <w:r>
-        <w:rPr>
-          <w:bCs/>
-        </w:rPr>
-        <w:t>Система сохраняет изменения;</w:t>
-      </w:r>
-    </w:p>
-    <w:p>
-      <w:pPr>
-        <w:pStyle w:val="a3"/>
-        <w:numPr>
-          <w:ilvl w:val="0"/>
-          <w:numId w:val="33"/>
-        </w:numPr>
-        <w:rPr>
-          <w:bCs/>
-        </w:rPr>
-      </w:pPr>
-      <w:r>
-        <w:rPr>
-          <w:bCs/>
-        </w:rPr>
-        <w:t>Эльф может вернуться назад.</w:t>
-      </w:r>
-    </w:p>
-    <w:p>
-      <w:pPr>
-        <w:ind w:left="360" w:firstLine="66"/>
-        <w:rPr>
-          <w:b/>
-          <w:bCs/>
-        </w:rPr>
-      </w:pPr>
-    </w:p>
-    <w:p>
-      <w:pPr>
         <w:keepNext/>
-        <w:ind w:left="-567" w:firstLine="0"/>
+        <w:ind w:left="0" w:firstLine="0"/>
         <w:jc w:val="center"/>
-        <w:rPr>
-          <w:sz w:val="24"/>
-          <w:szCs w:val="24"/>
-        </w:rPr>
-      </w:pPr>
-      <w:r>
-        <w:rPr>
-          <w:b/>
-          <w:bCs/>
+      </w:pPr>
+      <w:r>
+        <w:rPr>
           <w:noProof/>
           <w:lang w:eastAsia="ru-RU"/>
         </w:rPr>
         <w:drawing>
-          <wp:inline distT="0" distB="0" distL="0" distR="0" wp14:anchorId="7AD31C16" wp14:editId="0FE973A1">
-            <wp:extent cx="3146961" cy="3735705"/>
-            <wp:effectExtent l="0" t="0" r="0" b="0"/>
-            <wp:docPr id="16" name="Рисунок 16" descr="C:\Users\USERRR\Downloads\2026-10-13_11-24-59.png"/>
+          <wp:inline distT="0" distB="0" distL="0" distR="0" wp14:anchorId="4D9A4454" wp14:editId="323C3AE9">
+            <wp:extent cx="3324225" cy="3970655"/>
+            <wp:effectExtent l="0" t="0" r="9525" b="0"/>
+            <wp:docPr id="4" name="Рисунок 4" descr="C:\Users\STUDENT 2025\Downloads\2026-10-15_13-08-51.png"/>
             <wp:cNvGraphicFramePr>
               <a:graphicFrameLocks xmlns:a="http://schemas.openxmlformats.org/drawingml/2006/main" noChangeAspect="1"/>
             </wp:cNvGraphicFramePr>
@@ -4234,26 +3042,26 @@
               <a:graphicData uri="http://schemas.openxmlformats.org/drawingml/2006/picture">
                 <pic:pic xmlns:pic="http://schemas.openxmlformats.org/drawingml/2006/picture">
                   <pic:nvPicPr>
-                    <pic:cNvPr id="0" name="Picture 4" descr="C:\Users\USERRR\Downloads\2026-10-13_11-24-59.png"/>
+                    <pic:cNvPr id="0" name="Picture 163" descr="C:\Users\STUDENT 2025\Downloads\2026-10-15_13-08-51.png"/>
                     <pic:cNvPicPr>
                       <a:picLocks noChangeAspect="1" noChangeArrowheads="1"/>
                     </pic:cNvPicPr>
                   </pic:nvPicPr>
                   <pic:blipFill rotWithShape="1">
-                    <a:blip r:embed="rId16">
+                    <a:blip r:embed="rId14">
                       <a:extLst>
                         <a:ext uri="{28A0092B-C50C-407E-A947-70E740481C1C}">
                           <a14:useLocalDpi xmlns:a14="http://schemas.microsoft.com/office/drawing/2010/main" val="0"/>
                         </a:ext>
                       </a:extLst>
                     </a:blip>
-                    <a:srcRect l="24814" t="1823" r="49966" b="40760"/>
+                    <a:srcRect l="3658" t="3249" r="5189"/>
                     <a:stretch/>
                   </pic:blipFill>
                   <pic:spPr bwMode="auto">
                     <a:xfrm>
                       <a:off x="0" y="0"/>
-                      <a:ext cx="3174556" cy="3768462"/>
+                      <a:ext cx="3324225" cy="3970655"/>
                     </a:xfrm>
                     <a:prstGeom prst="rect">
                       <a:avLst/>
@@ -4277,12 +3085,20 @@
     </w:p>
     <w:p>
       <w:pPr>
-        <w:keepNext/>
-        <w:ind w:left="-567" w:firstLine="0"/>
+        <w:pStyle w:val="a4"/>
+        <w:ind w:firstLine="0"/>
         <w:jc w:val="center"/>
-      </w:pPr>
-      <w:r>
-        <w:rPr>
+        <w:rPr>
+          <w:i w:val="0"/>
+          <w:color w:val="auto"/>
+          <w:sz w:val="24"/>
+          <w:szCs w:val="24"/>
+        </w:rPr>
+      </w:pPr>
+      <w:r>
+        <w:rPr>
+          <w:i w:val="0"/>
+          <w:color w:val="auto"/>
           <w:sz w:val="24"/>
           <w:szCs w:val="24"/>
         </w:rPr>
@@ -4290,6 +3106,8 @@
       </w:r>
       <w:r>
         <w:rPr>
+          <w:i w:val="0"/>
+          <w:color w:val="auto"/>
           <w:sz w:val="24"/>
           <w:szCs w:val="24"/>
         </w:rPr>
@@ -4297,6 +3115,8 @@
       </w:r>
       <w:r>
         <w:rPr>
+          <w:i w:val="0"/>
+          <w:color w:val="auto"/>
           <w:sz w:val="24"/>
           <w:szCs w:val="24"/>
         </w:rPr>
@@ -4304,6 +3124,8 @@
       </w:r>
       <w:r>
         <w:rPr>
+          <w:i w:val="0"/>
+          <w:color w:val="auto"/>
           <w:sz w:val="24"/>
           <w:szCs w:val="24"/>
         </w:rPr>
@@ -4311,14 +3133,18 @@
       </w:r>
       <w:r>
         <w:rPr>
+          <w:i w:val="0"/>
           <w:noProof/>
-          <w:sz w:val="24"/>
-          <w:szCs w:val="24"/>
-        </w:rPr>
-        <w:t>10</w:t>
-      </w:r>
-      <w:r>
-        <w:rPr>
+          <w:color w:val="auto"/>
+          <w:sz w:val="24"/>
+          <w:szCs w:val="24"/>
+        </w:rPr>
+        <w:t>7</w:t>
+      </w:r>
+      <w:r>
+        <w:rPr>
+          <w:i w:val="0"/>
+          <w:color w:val="auto"/>
           <w:sz w:val="24"/>
           <w:szCs w:val="24"/>
         </w:rPr>
@@ -4326,6 +3152,8 @@
       </w:r>
       <w:r>
         <w:rPr>
+          <w:i w:val="0"/>
+          <w:color w:val="auto"/>
           <w:sz w:val="24"/>
           <w:szCs w:val="24"/>
         </w:rPr>
@@ -4333,57 +3161,23 @@
       </w:r>
       <w:r>
         <w:rPr>
-          <w:sz w:val="24"/>
-          <w:szCs w:val="24"/>
-        </w:rPr>
-        <w:t xml:space="preserve"> Окно изготовления </w:t>
-      </w:r>
-      <w:r>
-        <w:rPr>
-          <w:sz w:val="24"/>
-          <w:szCs w:val="24"/>
-        </w:rPr>
-        <w:t>упаковки для подарка</w:t>
-      </w:r>
-    </w:p>
-    <w:p>
-      <w:pPr>
-        <w:keepNext/>
-        <w:ind w:left="-709" w:firstLine="0"/>
+          <w:i w:val="0"/>
+          <w:color w:val="auto"/>
+          <w:sz w:val="24"/>
+          <w:szCs w:val="24"/>
+        </w:rPr>
+        <w:t xml:space="preserve"> Окно выбора подарка</w:t>
+      </w:r>
+    </w:p>
+    <w:p>
+      <w:pPr>
+        <w:spacing w:after="160" w:line="259" w:lineRule="auto"/>
+        <w:ind w:firstLine="0"/>
         <w:jc w:val="left"/>
       </w:pPr>
       <w:r>
-        <w:rPr>
-          <w:b/>
-          <w:bCs/>
-          <w:noProof/>
-          <w:lang w:eastAsia="ru-RU"/>
-        </w:rPr>
-        <w:t xml:space="preserve">      </w:t>
-      </w:r>
-      <w:r>
-        <w:rPr>
-          <w:b/>
-          <w:bCs/>
-          <w:noProof/>
-          <w:sz w:val="24"/>
-          <w:szCs w:val="24"/>
-          <w:lang w:eastAsia="ru-RU"/>
-        </w:rPr>
-        <w:t xml:space="preserve">     </w:t>
-      </w:r>
-    </w:p>
-    <w:p>
-      <w:pPr>
-        <w:ind w:left="-567" w:firstLine="0"/>
-        <w:jc w:val="left"/>
-        <w:rPr>
-          <w:b/>
-          <w:bCs/>
-          <w:noProof/>
-          <w:lang w:eastAsia="ru-RU"/>
-        </w:rPr>
-      </w:pPr>
+        <w:br w:type="page"/>
+      </w:r>
     </w:p>
     <w:p>
       <w:pPr>
@@ -4392,126 +3186,86 @@
         <w:rPr>
           <w:rFonts w:ascii="Times New Roman" w:hAnsi="Times New Roman" w:cs="Times New Roman"/>
           <w:b/>
-          <w:noProof/>
+          <w:color w:val="auto"/>
           <w:sz w:val="28"/>
           <w:szCs w:val="28"/>
-          <w:lang w:eastAsia="ru-RU"/>
-        </w:rPr>
-      </w:pPr>
-      <w:r>
-        <w:rPr>
-          <w:noProof/>
-          <w:lang w:eastAsia="ru-RU"/>
-        </w:rPr>
-        <w:br w:type="page"/>
-      </w:r>
-      <w:bookmarkStart w:id="8" w:name="_Toc242971992"/>
+        </w:rPr>
+      </w:pPr>
+      <w:bookmarkStart w:id="5" w:name="_Toc242971989"/>
       <w:r>
         <w:rPr>
           <w:rFonts w:ascii="Times New Roman" w:hAnsi="Times New Roman" w:cs="Times New Roman"/>
           <w:b/>
-          <w:noProof/>
-          <w:color w:val="000000" w:themeColor="text1"/>
+          <w:color w:val="auto"/>
           <w:sz w:val="28"/>
           <w:szCs w:val="28"/>
-          <w:lang w:eastAsia="ru-RU"/>
         </w:rPr>
         <w:lastRenderedPageBreak/>
-        <w:t>1.</w:t>
+        <w:t xml:space="preserve">1.4 </w:t>
       </w:r>
       <w:r>
         <w:rPr>
           <w:rFonts w:ascii="Times New Roman" w:hAnsi="Times New Roman" w:cs="Times New Roman"/>
           <w:b/>
-          <w:noProof/>
-          <w:color w:val="000000" w:themeColor="text1"/>
+          <w:color w:val="auto"/>
           <w:sz w:val="28"/>
           <w:szCs w:val="28"/>
-          <w:lang w:eastAsia="ru-RU"/>
-        </w:rPr>
-        <w:t xml:space="preserve">7 </w:t>
-      </w:r>
-      <w:r>
-        <w:rPr>
-          <w:rFonts w:ascii="Times New Roman" w:hAnsi="Times New Roman" w:cs="Times New Roman"/>
-          <w:b/>
-          <w:noProof/>
-          <w:color w:val="000000" w:themeColor="text1"/>
-          <w:sz w:val="28"/>
-          <w:szCs w:val="28"/>
-          <w:lang w:eastAsia="ru-RU"/>
-        </w:rPr>
-        <w:t>Изготовления подарка</w:t>
-      </w:r>
-      <w:bookmarkEnd w:id="8"/>
-    </w:p>
-    <w:p>
-      <w:pPr>
-        <w:rPr>
-          <w:lang w:eastAsia="ru-RU"/>
-        </w:rPr>
-      </w:pPr>
-    </w:p>
-    <w:p>
-      <w:pPr>
-        <w:rPr>
-          <w:b/>
-          <w:bCs/>
-          <w:noProof/>
-          <w:lang w:eastAsia="ru-RU"/>
-        </w:rPr>
-      </w:pPr>
-      <w:r>
-        <w:rPr>
-          <w:b/>
-          <w:bCs/>
-          <w:noProof/>
-          <w:lang w:eastAsia="ru-RU"/>
-        </w:rPr>
-        <w:t xml:space="preserve">Цель: </w:t>
-      </w:r>
-      <w:r>
-        <w:rPr>
-          <w:bCs/>
-          <w:noProof/>
-          <w:lang w:eastAsia="ru-RU"/>
-        </w:rPr>
-        <w:t xml:space="preserve">собрать подарок </w:t>
-      </w:r>
-      <w:r>
-        <w:rPr>
-          <w:bCs/>
-          <w:noProof/>
-          <w:lang w:eastAsia="ru-RU"/>
-        </w:rPr>
-        <w:t>с готовой упаковкой</w:t>
-      </w:r>
-      <w:bookmarkStart w:id="9" w:name="_GoBack"/>
-      <w:bookmarkEnd w:id="9"/>
-      <w:r>
-        <w:rPr>
-          <w:bCs/>
-          <w:noProof/>
-          <w:lang w:eastAsia="ru-RU"/>
-        </w:rPr>
-        <w:t>.</w:t>
-      </w:r>
-    </w:p>
-    <w:p>
-      <w:pPr>
-        <w:rPr>
-          <w:b/>
-          <w:bCs/>
-          <w:noProof/>
-          <w:lang w:eastAsia="ru-RU"/>
-        </w:rPr>
-      </w:pPr>
-      <w:r>
-        <w:rPr>
-          <w:b/>
-          <w:bCs/>
-          <w:noProof/>
-          <w:lang w:eastAsia="ru-RU"/>
+        </w:rPr>
+        <w:t>Отслеживание статуса запроса</w:t>
+      </w:r>
+      <w:bookmarkEnd w:id="5"/>
+    </w:p>
+    <w:p>
+      <w:pPr>
+        <w:pStyle w:val="a3"/>
+        <w:ind w:left="792" w:firstLine="0"/>
+        <w:rPr>
+          <w:b/>
+          <w:bCs/>
+        </w:rPr>
+      </w:pPr>
+    </w:p>
+    <w:p>
+      <w:pPr>
+        <w:pStyle w:val="a3"/>
+        <w:ind w:left="792" w:firstLine="0"/>
+        <w:rPr>
+          <w:bCs/>
+        </w:rPr>
+      </w:pPr>
+      <w:r>
+        <w:rPr>
+          <w:b/>
+          <w:bCs/>
+        </w:rPr>
+        <w:t>Цель:</w:t>
+      </w:r>
+      <w:r>
+        <w:rPr>
+          <w:bCs/>
+        </w:rPr>
+        <w:t xml:space="preserve"> ребёнок хочет про</w:t>
+      </w:r>
+      <w:r>
+        <w:rPr>
+          <w:bCs/>
+        </w:rPr>
+        <w:t>смотреть статус своего запроса.</w:t>
+      </w:r>
+    </w:p>
+    <w:p>
+      <w:pPr>
+        <w:pStyle w:val="a3"/>
+        <w:ind w:left="792" w:firstLine="0"/>
+        <w:rPr>
+          <w:b/>
+          <w:bCs/>
+        </w:rPr>
+      </w:pPr>
+      <w:r>
+        <w:rPr>
+          <w:b/>
+          <w:bCs/>
         </w:rPr>
         <w:t>Процесс:</w:t>
       </w:r>
@@ -4521,21 +3275,23 @@
         <w:pStyle w:val="a3"/>
         <w:numPr>
           <w:ilvl w:val="0"/>
-          <w:numId w:val="38"/>
+          <w:numId w:val="10"/>
         </w:numPr>
         <w:rPr>
           <w:bCs/>
-          <w:noProof/>
-          <w:lang w:eastAsia="ru-RU"/>
-        </w:rPr>
-      </w:pPr>
-      <w:r>
-        <w:rPr>
-          <w:bCs/>
-          <w:noProof/>
-          <w:lang w:eastAsia="ru-RU"/>
-        </w:rPr>
-        <w:t>Система отображает номер запроса, ребёнка, адрес, срок, статус;</w:t>
+        </w:rPr>
+      </w:pPr>
+      <w:r>
+        <w:rPr>
+          <w:bCs/>
+        </w:rPr>
+        <w:t xml:space="preserve">Ребёнок </w:t>
+      </w:r>
+      <w:r>
+        <w:rPr>
+          <w:bCs/>
+        </w:rPr>
+        <w:t>заходит в раздел «Мои запросы»;</w:t>
       </w:r>
     </w:p>
     <w:p>
@@ -4543,21 +3299,23 @@
         <w:pStyle w:val="a3"/>
         <w:numPr>
           <w:ilvl w:val="0"/>
-          <w:numId w:val="38"/>
+          <w:numId w:val="10"/>
         </w:numPr>
         <w:rPr>
           <w:bCs/>
-          <w:noProof/>
-          <w:lang w:eastAsia="ru-RU"/>
-        </w:rPr>
-      </w:pPr>
-      <w:r>
-        <w:rPr>
-          <w:bCs/>
-          <w:noProof/>
-          <w:lang w:eastAsia="ru-RU"/>
-        </w:rPr>
-        <w:t>Эльф нажимает «Просмотреть детали»;</w:t>
+        </w:rPr>
+      </w:pPr>
+      <w:r>
+        <w:rPr>
+          <w:bCs/>
+        </w:rPr>
+        <w:t>Система отображает список все</w:t>
+      </w:r>
+      <w:r>
+        <w:rPr>
+          <w:bCs/>
+        </w:rPr>
+        <w:t>х запросов с указанием статуса;</w:t>
       </w:r>
     </w:p>
     <w:p>
@@ -4565,21 +3323,23 @@
         <w:pStyle w:val="a3"/>
         <w:numPr>
           <w:ilvl w:val="0"/>
-          <w:numId w:val="38"/>
+          <w:numId w:val="10"/>
         </w:numPr>
         <w:rPr>
           <w:bCs/>
-          <w:noProof/>
-          <w:lang w:eastAsia="ru-RU"/>
-        </w:rPr>
-      </w:pPr>
-      <w:r>
-        <w:rPr>
-          <w:bCs/>
-          <w:noProof/>
-          <w:lang w:eastAsia="ru-RU"/>
-        </w:rPr>
-        <w:t>Эльф нажимает «Собрать подарок»;</w:t>
+        </w:rPr>
+      </w:pPr>
+      <w:r>
+        <w:rPr>
+          <w:bCs/>
+        </w:rPr>
+        <w:t xml:space="preserve">Для каждого запроса отображается подарок, адрес, </w:t>
+      </w:r>
+      <w:r>
+        <w:rPr>
+          <w:bCs/>
+        </w:rPr>
+        <w:t>дата создания и текущий статус;</w:t>
       </w:r>
     </w:p>
     <w:p>
@@ -4587,86 +3347,46 @@
         <w:pStyle w:val="a3"/>
         <w:numPr>
           <w:ilvl w:val="0"/>
-          <w:numId w:val="38"/>
+          <w:numId w:val="10"/>
         </w:numPr>
         <w:rPr>
           <w:bCs/>
+        </w:rPr>
+      </w:pPr>
+      <w:r>
+        <w:rPr>
+          <w:bCs/>
+        </w:rPr>
+        <w:t>Ребёнок может просмотреть историю изменений статуса.</w:t>
+      </w:r>
+    </w:p>
+    <w:p>
+      <w:pPr>
+        <w:pStyle w:val="a3"/>
+        <w:ind w:left="1512" w:firstLine="0"/>
+        <w:rPr>
+          <w:bCs/>
+        </w:rPr>
+      </w:pPr>
+    </w:p>
+    <w:p>
+      <w:pPr>
+        <w:pStyle w:val="a3"/>
+        <w:keepNext/>
+        <w:ind w:left="0" w:firstLine="0"/>
+        <w:jc w:val="center"/>
+      </w:pPr>
+      <w:r>
+        <w:rPr>
+          <w:b/>
           <w:noProof/>
           <w:lang w:eastAsia="ru-RU"/>
         </w:rPr>
-      </w:pPr>
-      <w:r>
-        <w:rPr>
-          <w:bCs/>
-          <w:noProof/>
-          <w:lang w:eastAsia="ru-RU"/>
-        </w:rPr>
-        <w:t>Эльф нажимает «Отметить готовность»;</w:t>
-      </w:r>
-    </w:p>
-    <w:p>
-      <w:pPr>
-        <w:pStyle w:val="a3"/>
-        <w:numPr>
-          <w:ilvl w:val="0"/>
-          <w:numId w:val="38"/>
-        </w:numPr>
-        <w:rPr>
-          <w:noProof/>
-          <w:lang w:eastAsia="ru-RU"/>
-        </w:rPr>
-      </w:pPr>
-      <w:r>
-        <w:rPr>
-          <w:bCs/>
-          <w:noProof/>
-          <w:lang w:eastAsia="ru-RU"/>
-        </w:rPr>
-        <w:t>Система открывает окно отметки готовности.</w:t>
-      </w:r>
-      <w:r>
-        <w:rPr>
-          <w:b/>
-          <w:bCs/>
-          <w:noProof/>
-          <w:lang w:eastAsia="ru-RU"/>
-        </w:rPr>
-        <w:t xml:space="preserve"> </w:t>
-      </w:r>
-    </w:p>
-    <w:p>
-      <w:pPr>
-        <w:pStyle w:val="a3"/>
-        <w:ind w:left="1429" w:firstLine="0"/>
-        <w:rPr>
-          <w:b/>
-          <w:bCs/>
-          <w:noProof/>
-          <w:lang w:eastAsia="ru-RU"/>
-        </w:rPr>
-      </w:pPr>
-    </w:p>
-    <w:p>
-      <w:pPr>
-        <w:pStyle w:val="a3"/>
-        <w:ind w:left="0" w:firstLine="0"/>
-        <w:jc w:val="center"/>
-        <w:rPr>
-          <w:noProof/>
-          <w:lang w:eastAsia="ru-RU"/>
-        </w:rPr>
-      </w:pPr>
-      <w:r>
-        <w:rPr>
-          <w:bCs/>
-          <w:noProof/>
-          <w:lang w:eastAsia="ru-RU"/>
-        </w:rPr>
         <w:drawing>
-          <wp:inline distT="0" distB="0" distL="0" distR="0">
-            <wp:extent cx="3400425" cy="3771900"/>
-            <wp:effectExtent l="0" t="0" r="9525" b="0"/>
-            <wp:docPr id="6" name="Рисунок 6" descr="C:\Users\STUDENT 2025\Downloads\2026-10-15_16-12-28.png"/>
+          <wp:inline distT="0" distB="0" distL="0" distR="0" wp14:anchorId="4BACC1CE" wp14:editId="3D93C86A">
+            <wp:extent cx="3067050" cy="3432500"/>
+            <wp:effectExtent l="0" t="0" r="0" b="0"/>
+            <wp:docPr id="22" name="Рисунок 22" descr="C:\Users\USERRR\Downloads\2026-10-13_11-33-40.png"/>
             <wp:cNvGraphicFramePr>
               <a:graphicFrameLocks xmlns:a="http://schemas.openxmlformats.org/drawingml/2006/main" noChangeAspect="1"/>
             </wp:cNvGraphicFramePr>
@@ -4674,7 +3394,855 @@
               <a:graphicData uri="http://schemas.openxmlformats.org/drawingml/2006/picture">
                 <pic:pic xmlns:pic="http://schemas.openxmlformats.org/drawingml/2006/picture">
                   <pic:nvPicPr>
-                    <pic:cNvPr id="0" name="Picture 11" descr="C:\Users\STUDENT 2025\Downloads\2026-10-15_16-12-28.png"/>
+                    <pic:cNvPr id="0" name="Picture 8" descr="C:\Users\USERRR\Downloads\2026-10-13_11-33-40.png"/>
+                    <pic:cNvPicPr>
+                      <a:picLocks noChangeAspect="1" noChangeArrowheads="1"/>
+                    </pic:cNvPicPr>
+                  </pic:nvPicPr>
+                  <pic:blipFill rotWithShape="1">
+                    <a:blip r:embed="rId15">
+                      <a:extLst>
+                        <a:ext uri="{28A0092B-C50C-407E-A947-70E740481C1C}">
+                          <a14:useLocalDpi xmlns:a14="http://schemas.microsoft.com/office/drawing/2010/main" val="0"/>
+                        </a:ext>
+                      </a:extLst>
+                    </a:blip>
+                    <a:srcRect l="6915" t="6374" r="5957"/>
+                    <a:stretch/>
+                  </pic:blipFill>
+                  <pic:spPr bwMode="auto">
+                    <a:xfrm>
+                      <a:off x="0" y="0"/>
+                      <a:ext cx="3068288" cy="3433885"/>
+                    </a:xfrm>
+                    <a:prstGeom prst="rect">
+                      <a:avLst/>
+                    </a:prstGeom>
+                    <a:noFill/>
+                    <a:ln>
+                      <a:noFill/>
+                    </a:ln>
+                    <a:extLst>
+                      <a:ext uri="{53640926-AAD7-44D8-BBD7-CCE9431645EC}">
+                        <a14:shadowObscured xmlns:a14="http://schemas.microsoft.com/office/drawing/2010/main"/>
+                      </a:ext>
+                    </a:extLst>
+                  </pic:spPr>
+                </pic:pic>
+              </a:graphicData>
+            </a:graphic>
+          </wp:inline>
+        </w:drawing>
+      </w:r>
+    </w:p>
+    <w:p>
+      <w:pPr>
+        <w:pStyle w:val="a4"/>
+        <w:ind w:firstLine="0"/>
+        <w:jc w:val="center"/>
+        <w:rPr>
+          <w:i w:val="0"/>
+          <w:color w:val="auto"/>
+          <w:sz w:val="24"/>
+          <w:szCs w:val="24"/>
+        </w:rPr>
+      </w:pPr>
+      <w:r>
+        <w:rPr>
+          <w:i w:val="0"/>
+          <w:color w:val="auto"/>
+          <w:sz w:val="24"/>
+          <w:szCs w:val="24"/>
+        </w:rPr>
+        <w:t xml:space="preserve">Рисунок </w:t>
+      </w:r>
+      <w:r>
+        <w:rPr>
+          <w:i w:val="0"/>
+          <w:color w:val="auto"/>
+          <w:sz w:val="24"/>
+          <w:szCs w:val="24"/>
+        </w:rPr>
+        <w:fldChar w:fldCharType="begin"/>
+      </w:r>
+      <w:r>
+        <w:rPr>
+          <w:i w:val="0"/>
+          <w:color w:val="auto"/>
+          <w:sz w:val="24"/>
+          <w:szCs w:val="24"/>
+        </w:rPr>
+        <w:instrText xml:space="preserve"> SEQ Рисунок \* ARABIC </w:instrText>
+      </w:r>
+      <w:r>
+        <w:rPr>
+          <w:i w:val="0"/>
+          <w:color w:val="auto"/>
+          <w:sz w:val="24"/>
+          <w:szCs w:val="24"/>
+        </w:rPr>
+        <w:fldChar w:fldCharType="separate"/>
+      </w:r>
+      <w:r>
+        <w:rPr>
+          <w:i w:val="0"/>
+          <w:noProof/>
+          <w:color w:val="auto"/>
+          <w:sz w:val="24"/>
+          <w:szCs w:val="24"/>
+        </w:rPr>
+        <w:t>8</w:t>
+      </w:r>
+      <w:r>
+        <w:rPr>
+          <w:i w:val="0"/>
+          <w:color w:val="auto"/>
+          <w:sz w:val="24"/>
+          <w:szCs w:val="24"/>
+        </w:rPr>
+        <w:fldChar w:fldCharType="end"/>
+      </w:r>
+      <w:r>
+        <w:rPr>
+          <w:i w:val="0"/>
+          <w:color w:val="auto"/>
+          <w:sz w:val="24"/>
+          <w:szCs w:val="24"/>
+        </w:rPr>
+        <w:t xml:space="preserve"> </w:t>
+      </w:r>
+      <w:r>
+        <w:rPr>
+          <w:i w:val="0"/>
+          <w:color w:val="auto"/>
+          <w:sz w:val="24"/>
+          <w:szCs w:val="24"/>
+        </w:rPr>
+        <w:t xml:space="preserve">- </w:t>
+      </w:r>
+      <w:r>
+        <w:rPr>
+          <w:i w:val="0"/>
+          <w:color w:val="auto"/>
+          <w:sz w:val="24"/>
+          <w:szCs w:val="24"/>
+        </w:rPr>
+        <w:t xml:space="preserve"> Окно отслеживания статуса</w:t>
+      </w:r>
+    </w:p>
+    <w:p>
+      <w:pPr>
+        <w:pStyle w:val="1"/>
+        <w:ind w:firstLine="0"/>
+        <w:rPr>
+          <w:rFonts w:ascii="Times New Roman" w:hAnsi="Times New Roman" w:cs="Times New Roman"/>
+          <w:b/>
+          <w:color w:val="000000" w:themeColor="text1"/>
+          <w:sz w:val="28"/>
+          <w:szCs w:val="28"/>
+        </w:rPr>
+      </w:pPr>
+      <w:r>
+        <w:rPr>
+          <w:i/>
+          <w:sz w:val="24"/>
+          <w:szCs w:val="24"/>
+        </w:rPr>
+        <w:br w:type="page"/>
+      </w:r>
+      <w:bookmarkStart w:id="6" w:name="_Toc242971990"/>
+      <w:r>
+        <w:rPr>
+          <w:rFonts w:ascii="Times New Roman" w:hAnsi="Times New Roman" w:cs="Times New Roman"/>
+          <w:b/>
+          <w:color w:val="000000" w:themeColor="text1"/>
+          <w:sz w:val="28"/>
+          <w:szCs w:val="28"/>
+        </w:rPr>
+        <w:lastRenderedPageBreak/>
+        <w:t>1.</w:t>
+      </w:r>
+      <w:r>
+        <w:rPr>
+          <w:rFonts w:ascii="Times New Roman" w:hAnsi="Times New Roman" w:cs="Times New Roman"/>
+          <w:b/>
+          <w:color w:val="000000" w:themeColor="text1"/>
+          <w:sz w:val="28"/>
+          <w:szCs w:val="28"/>
+        </w:rPr>
+        <w:t xml:space="preserve">5 </w:t>
+      </w:r>
+      <w:r>
+        <w:rPr>
+          <w:rFonts w:ascii="Times New Roman" w:hAnsi="Times New Roman" w:cs="Times New Roman"/>
+          <w:b/>
+          <w:color w:val="000000" w:themeColor="text1"/>
+          <w:sz w:val="28"/>
+          <w:szCs w:val="28"/>
+        </w:rPr>
+        <w:t>П</w:t>
+      </w:r>
+      <w:r>
+        <w:rPr>
+          <w:rFonts w:ascii="Times New Roman" w:hAnsi="Times New Roman" w:cs="Times New Roman"/>
+          <w:b/>
+          <w:color w:val="000000" w:themeColor="text1"/>
+          <w:sz w:val="28"/>
+          <w:szCs w:val="28"/>
+        </w:rPr>
+        <w:t>ринятия запроса</w:t>
+      </w:r>
+      <w:r>
+        <w:rPr>
+          <w:rFonts w:ascii="Times New Roman" w:hAnsi="Times New Roman" w:cs="Times New Roman"/>
+          <w:b/>
+          <w:color w:val="000000" w:themeColor="text1"/>
+          <w:sz w:val="28"/>
+          <w:szCs w:val="28"/>
+        </w:rPr>
+        <w:t xml:space="preserve"> </w:t>
+      </w:r>
+      <w:r>
+        <w:rPr>
+          <w:rFonts w:ascii="Times New Roman" w:hAnsi="Times New Roman" w:cs="Times New Roman"/>
+          <w:b/>
+          <w:color w:val="000000" w:themeColor="text1"/>
+          <w:sz w:val="28"/>
+          <w:szCs w:val="28"/>
+        </w:rPr>
+        <w:t>на подарок Эльфом</w:t>
+      </w:r>
+      <w:bookmarkEnd w:id="6"/>
+    </w:p>
+    <w:p>
+      <w:pPr>
+        <w:ind w:firstLine="0"/>
+      </w:pPr>
+    </w:p>
+    <w:p>
+      <w:pPr>
+        <w:ind w:left="360" w:firstLine="0"/>
+        <w:rPr>
+          <w:bCs/>
+        </w:rPr>
+      </w:pPr>
+      <w:r>
+        <w:rPr>
+          <w:b/>
+          <w:bCs/>
+        </w:rPr>
+        <w:t>Цель</w:t>
+      </w:r>
+      <w:r>
+        <w:rPr>
+          <w:bCs/>
+        </w:rPr>
+        <w:t>: принять или отклонить запрос от ребёнка.</w:t>
+      </w:r>
+    </w:p>
+    <w:p>
+      <w:pPr>
+        <w:ind w:left="360" w:firstLine="0"/>
+        <w:rPr>
+          <w:b/>
+          <w:bCs/>
+        </w:rPr>
+      </w:pPr>
+      <w:r>
+        <w:rPr>
+          <w:b/>
+          <w:bCs/>
+        </w:rPr>
+        <w:t>Процесс:</w:t>
+      </w:r>
+    </w:p>
+    <w:p>
+      <w:pPr>
+        <w:numPr>
+          <w:ilvl w:val="0"/>
+          <w:numId w:val="12"/>
+        </w:numPr>
+        <w:rPr>
+          <w:bCs/>
+        </w:rPr>
+      </w:pPr>
+      <w:r>
+        <w:rPr>
+          <w:bCs/>
+        </w:rPr>
+        <w:t>Система отображает список новых запросов (Аня Иванова, Миша Петров, Соня Кузнецова);</w:t>
+      </w:r>
+    </w:p>
+    <w:p>
+      <w:pPr>
+        <w:numPr>
+          <w:ilvl w:val="0"/>
+          <w:numId w:val="12"/>
+        </w:numPr>
+        <w:rPr>
+          <w:bCs/>
+        </w:rPr>
+      </w:pPr>
+      <w:r>
+        <w:rPr>
+          <w:bCs/>
+        </w:rPr>
+        <w:t>Для каждого — подарок и дата;</w:t>
+      </w:r>
+    </w:p>
+    <w:p>
+      <w:pPr>
+        <w:numPr>
+          <w:ilvl w:val="0"/>
+          <w:numId w:val="12"/>
+        </w:numPr>
+        <w:rPr>
+          <w:bCs/>
+        </w:rPr>
+      </w:pPr>
+      <w:r>
+        <w:rPr>
+          <w:bCs/>
+        </w:rPr>
+        <w:t>Эльф нажимает «Принять» или «Отклонить»;</w:t>
+      </w:r>
+    </w:p>
+    <w:p>
+      <w:pPr>
+        <w:numPr>
+          <w:ilvl w:val="0"/>
+          <w:numId w:val="12"/>
+        </w:numPr>
+        <w:rPr>
+          <w:bCs/>
+        </w:rPr>
+      </w:pPr>
+      <w:r>
+        <w:rPr>
+          <w:bCs/>
+        </w:rPr>
+        <w:t>Может вернуться назад.</w:t>
+      </w:r>
+    </w:p>
+    <w:p>
+      <w:pPr>
+        <w:ind w:left="1068" w:firstLine="0"/>
+        <w:rPr>
+          <w:bCs/>
+        </w:rPr>
+      </w:pPr>
+    </w:p>
+    <w:p>
+      <w:pPr>
+        <w:keepNext/>
+        <w:ind w:firstLine="0"/>
+        <w:jc w:val="center"/>
+      </w:pPr>
+      <w:r>
+        <w:rPr>
+          <w:b/>
+          <w:bCs/>
+          <w:noProof/>
+          <w:lang w:eastAsia="ru-RU"/>
+        </w:rPr>
+        <w:drawing>
+          <wp:inline distT="0" distB="0" distL="0" distR="0">
+            <wp:extent cx="2714625" cy="3827517"/>
+            <wp:effectExtent l="0" t="0" r="0" b="1905"/>
+            <wp:docPr id="13" name="Рисунок 13" descr="C:\Users\STUDENT 2025\Downloads\2026-10-23_17-19-58.png"/>
+            <wp:cNvGraphicFramePr>
+              <a:graphicFrameLocks xmlns:a="http://schemas.openxmlformats.org/drawingml/2006/main" noChangeAspect="1"/>
+            </wp:cNvGraphicFramePr>
+            <a:graphic xmlns:a="http://schemas.openxmlformats.org/drawingml/2006/main">
+              <a:graphicData uri="http://schemas.openxmlformats.org/drawingml/2006/picture">
+                <pic:pic xmlns:pic="http://schemas.openxmlformats.org/drawingml/2006/picture">
+                  <pic:nvPicPr>
+                    <pic:cNvPr id="0" name="Picture 9" descr="C:\Users\STUDENT 2025\Downloads\2026-10-23_17-19-58.png"/>
+                    <pic:cNvPicPr>
+                      <a:picLocks noChangeAspect="1" noChangeArrowheads="1"/>
+                    </pic:cNvPicPr>
+                  </pic:nvPicPr>
+                  <pic:blipFill>
+                    <a:blip r:embed="rId16">
+                      <a:extLst>
+                        <a:ext uri="{28A0092B-C50C-407E-A947-70E740481C1C}">
+                          <a14:useLocalDpi xmlns:a14="http://schemas.microsoft.com/office/drawing/2010/main" val="0"/>
+                        </a:ext>
+                      </a:extLst>
+                    </a:blip>
+                    <a:srcRect/>
+                    <a:stretch>
+                      <a:fillRect/>
+                    </a:stretch>
+                  </pic:blipFill>
+                  <pic:spPr bwMode="auto">
+                    <a:xfrm>
+                      <a:off x="0" y="0"/>
+                      <a:ext cx="2721390" cy="3837056"/>
+                    </a:xfrm>
+                    <a:prstGeom prst="rect">
+                      <a:avLst/>
+                    </a:prstGeom>
+                    <a:noFill/>
+                    <a:ln>
+                      <a:noFill/>
+                    </a:ln>
+                  </pic:spPr>
+                </pic:pic>
+              </a:graphicData>
+            </a:graphic>
+          </wp:inline>
+        </w:drawing>
+      </w:r>
+    </w:p>
+    <w:p>
+      <w:pPr>
+        <w:pStyle w:val="a4"/>
+        <w:ind w:firstLine="0"/>
+        <w:jc w:val="center"/>
+        <w:rPr>
+          <w:b/>
+          <w:bCs/>
+          <w:i w:val="0"/>
+          <w:color w:val="auto"/>
+          <w:sz w:val="24"/>
+          <w:szCs w:val="24"/>
+        </w:rPr>
+      </w:pPr>
+      <w:r>
+        <w:rPr>
+          <w:i w:val="0"/>
+          <w:color w:val="auto"/>
+          <w:sz w:val="24"/>
+          <w:szCs w:val="24"/>
+        </w:rPr>
+        <w:t xml:space="preserve">Рисунок </w:t>
+      </w:r>
+      <w:r>
+        <w:rPr>
+          <w:i w:val="0"/>
+          <w:color w:val="auto"/>
+          <w:sz w:val="24"/>
+          <w:szCs w:val="24"/>
+        </w:rPr>
+        <w:fldChar w:fldCharType="begin"/>
+      </w:r>
+      <w:r>
+        <w:rPr>
+          <w:i w:val="0"/>
+          <w:color w:val="auto"/>
+          <w:sz w:val="24"/>
+          <w:szCs w:val="24"/>
+        </w:rPr>
+        <w:instrText xml:space="preserve"> SEQ Рисунок \* ARABIC </w:instrText>
+      </w:r>
+      <w:r>
+        <w:rPr>
+          <w:i w:val="0"/>
+          <w:color w:val="auto"/>
+          <w:sz w:val="24"/>
+          <w:szCs w:val="24"/>
+        </w:rPr>
+        <w:fldChar w:fldCharType="separate"/>
+      </w:r>
+      <w:r>
+        <w:rPr>
+          <w:i w:val="0"/>
+          <w:noProof/>
+          <w:color w:val="auto"/>
+          <w:sz w:val="24"/>
+          <w:szCs w:val="24"/>
+        </w:rPr>
+        <w:t>9</w:t>
+      </w:r>
+      <w:r>
+        <w:rPr>
+          <w:i w:val="0"/>
+          <w:color w:val="auto"/>
+          <w:sz w:val="24"/>
+          <w:szCs w:val="24"/>
+        </w:rPr>
+        <w:fldChar w:fldCharType="end"/>
+      </w:r>
+      <w:r>
+        <w:rPr>
+          <w:i w:val="0"/>
+          <w:color w:val="auto"/>
+          <w:sz w:val="24"/>
+          <w:szCs w:val="24"/>
+        </w:rPr>
+        <w:t xml:space="preserve"> - </w:t>
+      </w:r>
+      <w:r>
+        <w:rPr>
+          <w:i w:val="0"/>
+          <w:color w:val="auto"/>
+          <w:sz w:val="24"/>
+          <w:szCs w:val="24"/>
+        </w:rPr>
+        <w:t xml:space="preserve"> Окно принятия запроса (Эльфы)</w:t>
+      </w:r>
+    </w:p>
+    <w:p>
+      <w:pPr>
+        <w:ind w:left="360" w:firstLine="0"/>
+        <w:jc w:val="center"/>
+        <w:rPr>
+          <w:b/>
+          <w:bCs/>
+        </w:rPr>
+      </w:pPr>
+    </w:p>
+    <w:p>
+      <w:pPr>
+        <w:spacing w:after="160" w:line="259" w:lineRule="auto"/>
+        <w:ind w:firstLine="0"/>
+        <w:jc w:val="left"/>
+        <w:rPr>
+          <w:b/>
+          <w:bCs/>
+        </w:rPr>
+      </w:pPr>
+    </w:p>
+    <w:p>
+      <w:pPr>
+        <w:pStyle w:val="1"/>
+        <w:ind w:firstLine="0"/>
+        <w:rPr>
+          <w:rFonts w:ascii="Times New Roman" w:hAnsi="Times New Roman" w:cs="Times New Roman"/>
+          <w:b/>
+          <w:bCs/>
+          <w:sz w:val="28"/>
+          <w:szCs w:val="28"/>
+        </w:rPr>
+      </w:pPr>
+      <w:r>
+        <w:rPr>
+          <w:bCs/>
+        </w:rPr>
+        <w:br w:type="page"/>
+      </w:r>
+      <w:bookmarkStart w:id="7" w:name="_Toc242971991"/>
+      <w:r>
+        <w:rPr>
+          <w:rFonts w:ascii="Times New Roman" w:hAnsi="Times New Roman" w:cs="Times New Roman"/>
+          <w:b/>
+          <w:bCs/>
+          <w:color w:val="000000" w:themeColor="text1"/>
+          <w:sz w:val="28"/>
+          <w:szCs w:val="28"/>
+        </w:rPr>
+        <w:lastRenderedPageBreak/>
+        <w:t>1.</w:t>
+      </w:r>
+      <w:r>
+        <w:rPr>
+          <w:rFonts w:ascii="Times New Roman" w:hAnsi="Times New Roman" w:cs="Times New Roman"/>
+          <w:b/>
+          <w:bCs/>
+          <w:color w:val="000000" w:themeColor="text1"/>
+          <w:sz w:val="28"/>
+          <w:szCs w:val="28"/>
+        </w:rPr>
+        <w:t xml:space="preserve">6 </w:t>
+      </w:r>
+      <w:r>
+        <w:rPr>
+          <w:rFonts w:ascii="Times New Roman" w:hAnsi="Times New Roman" w:cs="Times New Roman"/>
+          <w:b/>
+          <w:color w:val="000000" w:themeColor="text1"/>
+          <w:sz w:val="28"/>
+          <w:szCs w:val="28"/>
+        </w:rPr>
+        <w:t xml:space="preserve">Изготовление </w:t>
+      </w:r>
+      <w:r>
+        <w:rPr>
+          <w:rFonts w:ascii="Times New Roman" w:hAnsi="Times New Roman" w:cs="Times New Roman"/>
+          <w:b/>
+          <w:color w:val="000000" w:themeColor="text1"/>
+          <w:sz w:val="28"/>
+          <w:szCs w:val="28"/>
+        </w:rPr>
+        <w:t>упаковки</w:t>
+      </w:r>
+      <w:r>
+        <w:rPr>
+          <w:rFonts w:ascii="Times New Roman" w:hAnsi="Times New Roman" w:cs="Times New Roman"/>
+          <w:b/>
+          <w:color w:val="000000" w:themeColor="text1"/>
+          <w:sz w:val="28"/>
+          <w:szCs w:val="28"/>
+        </w:rPr>
+        <w:t xml:space="preserve"> </w:t>
+      </w:r>
+      <w:r>
+        <w:rPr>
+          <w:rFonts w:ascii="Times New Roman" w:hAnsi="Times New Roman" w:cs="Times New Roman"/>
+          <w:b/>
+          <w:color w:val="000000" w:themeColor="text1"/>
+          <w:sz w:val="28"/>
+          <w:szCs w:val="28"/>
+        </w:rPr>
+        <w:t>для подарка</w:t>
+      </w:r>
+      <w:bookmarkEnd w:id="7"/>
+    </w:p>
+    <w:p>
+      <w:pPr>
+        <w:ind w:left="360" w:firstLine="0"/>
+        <w:rPr>
+          <w:b/>
+          <w:bCs/>
+        </w:rPr>
+      </w:pPr>
+    </w:p>
+    <w:p>
+      <w:pPr>
+        <w:ind w:left="360" w:firstLine="0"/>
+        <w:rPr>
+          <w:bCs/>
+        </w:rPr>
+      </w:pPr>
+      <w:r>
+        <w:rPr>
+          <w:b/>
+          <w:bCs/>
+        </w:rPr>
+        <w:tab/>
+      </w:r>
+      <w:r>
+        <w:rPr>
+          <w:b/>
+          <w:bCs/>
+        </w:rPr>
+        <w:t>Цель</w:t>
+      </w:r>
+      <w:r>
+        <w:rPr>
+          <w:bCs/>
+        </w:rPr>
+        <w:t xml:space="preserve">: </w:t>
+      </w:r>
+      <w:r>
+        <w:rPr>
+          <w:bCs/>
+        </w:rPr>
+        <w:t>изготовить упаковку</w:t>
+      </w:r>
+      <w:r>
+        <w:rPr>
+          <w:bCs/>
+        </w:rPr>
+        <w:t>,</w:t>
+      </w:r>
+      <w:r>
+        <w:rPr>
+          <w:bCs/>
+        </w:rPr>
+        <w:t xml:space="preserve"> необходимую</w:t>
+      </w:r>
+      <w:r>
+        <w:rPr>
+          <w:bCs/>
+        </w:rPr>
+        <w:t xml:space="preserve"> для сборки подарка</w:t>
+      </w:r>
+      <w:r>
+        <w:rPr>
+          <w:bCs/>
+        </w:rPr>
+        <w:t>.</w:t>
+      </w:r>
+    </w:p>
+    <w:p>
+      <w:pPr>
+        <w:ind w:left="360" w:firstLine="0"/>
+        <w:rPr>
+          <w:b/>
+          <w:bCs/>
+        </w:rPr>
+      </w:pPr>
+      <w:r>
+        <w:rPr>
+          <w:b/>
+          <w:bCs/>
+        </w:rPr>
+        <w:tab/>
+      </w:r>
+      <w:r>
+        <w:rPr>
+          <w:b/>
+          <w:bCs/>
+        </w:rPr>
+        <w:t>Процесс:</w:t>
+      </w:r>
+    </w:p>
+    <w:p>
+      <w:pPr>
+        <w:pStyle w:val="a3"/>
+        <w:numPr>
+          <w:ilvl w:val="0"/>
+          <w:numId w:val="33"/>
+        </w:numPr>
+        <w:rPr>
+          <w:bCs/>
+        </w:rPr>
+      </w:pPr>
+      <w:r>
+        <w:rPr>
+          <w:bCs/>
+        </w:rPr>
+        <w:t>Система отображает номер запроса и название подарка;</w:t>
+      </w:r>
+    </w:p>
+    <w:p>
+      <w:pPr>
+        <w:pStyle w:val="a3"/>
+        <w:numPr>
+          <w:ilvl w:val="0"/>
+          <w:numId w:val="33"/>
+        </w:numPr>
+        <w:rPr>
+          <w:bCs/>
+        </w:rPr>
+      </w:pPr>
+      <w:r>
+        <w:rPr>
+          <w:bCs/>
+        </w:rPr>
+        <w:t>Система показывает список деталей;</w:t>
+      </w:r>
+    </w:p>
+    <w:p>
+      <w:pPr>
+        <w:pStyle w:val="a3"/>
+        <w:numPr>
+          <w:ilvl w:val="0"/>
+          <w:numId w:val="33"/>
+        </w:numPr>
+        <w:rPr>
+          <w:bCs/>
+        </w:rPr>
+      </w:pPr>
+      <w:r>
+        <w:rPr>
+          <w:bCs/>
+        </w:rPr>
+        <w:t>Эльф отмечает выполненные детали;</w:t>
+      </w:r>
+    </w:p>
+    <w:p>
+      <w:pPr>
+        <w:pStyle w:val="a3"/>
+        <w:numPr>
+          <w:ilvl w:val="0"/>
+          <w:numId w:val="33"/>
+        </w:numPr>
+        <w:rPr>
+          <w:bCs/>
+        </w:rPr>
+      </w:pPr>
+      <w:r>
+        <w:rPr>
+          <w:bCs/>
+        </w:rPr>
+        <w:t>Эльф нажимает «Изготовить»;</w:t>
+      </w:r>
+    </w:p>
+    <w:p>
+      <w:pPr>
+        <w:pStyle w:val="a3"/>
+        <w:numPr>
+          <w:ilvl w:val="0"/>
+          <w:numId w:val="33"/>
+        </w:numPr>
+        <w:rPr>
+          <w:bCs/>
+        </w:rPr>
+      </w:pPr>
+      <w:r>
+        <w:rPr>
+          <w:bCs/>
+        </w:rPr>
+        <w:t>Эльф нажимает «Отметить выполненным»;</w:t>
+      </w:r>
+    </w:p>
+    <w:p>
+      <w:pPr>
+        <w:pStyle w:val="a3"/>
+        <w:numPr>
+          <w:ilvl w:val="0"/>
+          <w:numId w:val="33"/>
+        </w:numPr>
+        <w:rPr>
+          <w:bCs/>
+        </w:rPr>
+      </w:pPr>
+      <w:r>
+        <w:rPr>
+          <w:bCs/>
+        </w:rPr>
+        <w:t>Система сохраняет изменения;</w:t>
+      </w:r>
+    </w:p>
+    <w:p>
+      <w:pPr>
+        <w:pStyle w:val="a3"/>
+        <w:numPr>
+          <w:ilvl w:val="0"/>
+          <w:numId w:val="33"/>
+        </w:numPr>
+        <w:rPr>
+          <w:bCs/>
+        </w:rPr>
+      </w:pPr>
+      <w:r>
+        <w:rPr>
+          <w:bCs/>
+        </w:rPr>
+        <w:t>Эльф может вернуться назад.</w:t>
+      </w:r>
+    </w:p>
+    <w:p>
+      <w:pPr>
+        <w:ind w:left="360" w:firstLine="66"/>
+        <w:rPr>
+          <w:b/>
+          <w:bCs/>
+        </w:rPr>
+      </w:pPr>
+    </w:p>
+    <w:p>
+      <w:pPr>
+        <w:keepNext/>
+        <w:ind w:firstLine="0"/>
+        <w:jc w:val="center"/>
+        <w:rPr>
+          <w:sz w:val="24"/>
+          <w:szCs w:val="24"/>
+        </w:rPr>
+      </w:pPr>
+      <w:r>
+        <w:rPr>
+          <w:b/>
+          <w:bCs/>
+          <w:noProof/>
+          <w:lang w:eastAsia="ru-RU"/>
+        </w:rPr>
+        <w:drawing>
+          <wp:inline distT="0" distB="0" distL="0" distR="0">
+            <wp:extent cx="2990850" cy="3901970"/>
+            <wp:effectExtent l="0" t="0" r="0" b="3810"/>
+            <wp:docPr id="14" name="Рисунок 14" descr="C:\Users\STUDENT 2025\Downloads\2026-10-23_17-21-36.png"/>
+            <wp:cNvGraphicFramePr>
+              <a:graphicFrameLocks xmlns:a="http://schemas.openxmlformats.org/drawingml/2006/main" noChangeAspect="1"/>
+            </wp:cNvGraphicFramePr>
+            <a:graphic xmlns:a="http://schemas.openxmlformats.org/drawingml/2006/main">
+              <a:graphicData uri="http://schemas.openxmlformats.org/drawingml/2006/picture">
+                <pic:pic xmlns:pic="http://schemas.openxmlformats.org/drawingml/2006/picture">
+                  <pic:nvPicPr>
+                    <pic:cNvPr id="0" name="Picture 10" descr="C:\Users\STUDENT 2025\Downloads\2026-10-23_17-21-36.png"/>
                     <pic:cNvPicPr>
                       <a:picLocks noChangeAspect="1" noChangeArrowheads="1"/>
                     </pic:cNvPicPr>
@@ -4695,7 +4263,7 @@
                   <pic:spPr bwMode="auto">
                     <a:xfrm>
                       <a:off x="0" y="0"/>
-                      <a:ext cx="3406159" cy="3778260"/>
+                      <a:ext cx="3007902" cy="3924216"/>
                     </a:xfrm>
                     <a:prstGeom prst="rect">
                       <a:avLst/>
@@ -4714,71 +4282,113 @@
     </w:p>
     <w:p>
       <w:pPr>
-        <w:pStyle w:val="a3"/>
-        <w:ind w:left="0" w:firstLine="0"/>
+        <w:keepNext/>
+        <w:ind w:firstLine="0"/>
         <w:jc w:val="center"/>
-        <w:rPr>
+      </w:pPr>
+      <w:r>
+        <w:rPr>
+          <w:sz w:val="24"/>
+          <w:szCs w:val="24"/>
+        </w:rPr>
+        <w:t xml:space="preserve">Рисунок </w:t>
+      </w:r>
+      <w:r>
+        <w:rPr>
+          <w:sz w:val="24"/>
+          <w:szCs w:val="24"/>
+        </w:rPr>
+        <w:fldChar w:fldCharType="begin"/>
+      </w:r>
+      <w:r>
+        <w:rPr>
+          <w:sz w:val="24"/>
+          <w:szCs w:val="24"/>
+        </w:rPr>
+        <w:instrText xml:space="preserve"> SEQ Рисунок \* ARABIC </w:instrText>
+      </w:r>
+      <w:r>
+        <w:rPr>
+          <w:sz w:val="24"/>
+          <w:szCs w:val="24"/>
+        </w:rPr>
+        <w:fldChar w:fldCharType="separate"/>
+      </w:r>
+      <w:r>
+        <w:rPr>
+          <w:noProof/>
+          <w:sz w:val="24"/>
+          <w:szCs w:val="24"/>
+        </w:rPr>
+        <w:t>10</w:t>
+      </w:r>
+      <w:r>
+        <w:rPr>
+          <w:sz w:val="24"/>
+          <w:szCs w:val="24"/>
+        </w:rPr>
+        <w:fldChar w:fldCharType="end"/>
+      </w:r>
+      <w:r>
+        <w:rPr>
+          <w:sz w:val="24"/>
+          <w:szCs w:val="24"/>
+        </w:rPr>
+        <w:t xml:space="preserve"> - </w:t>
+      </w:r>
+      <w:r>
+        <w:rPr>
+          <w:sz w:val="24"/>
+          <w:szCs w:val="24"/>
+        </w:rPr>
+        <w:t xml:space="preserve"> Окно изготовления </w:t>
+      </w:r>
+      <w:r>
+        <w:rPr>
+          <w:sz w:val="24"/>
+          <w:szCs w:val="24"/>
+        </w:rPr>
+        <w:t>упаковки для подарка</w:t>
+      </w:r>
+    </w:p>
+    <w:p>
+      <w:pPr>
+        <w:keepNext/>
+        <w:ind w:left="-709" w:firstLine="0"/>
+        <w:jc w:val="left"/>
+      </w:pPr>
+      <w:r>
+        <w:rPr>
+          <w:b/>
+          <w:bCs/>
           <w:noProof/>
           <w:lang w:eastAsia="ru-RU"/>
         </w:rPr>
-      </w:pPr>
-      <w:r>
-        <w:rPr>
-          <w:sz w:val="24"/>
-          <w:szCs w:val="24"/>
-        </w:rPr>
-        <w:t xml:space="preserve">Рисунок </w:t>
-      </w:r>
-      <w:r>
-        <w:rPr>
-          <w:sz w:val="24"/>
-          <w:szCs w:val="24"/>
-        </w:rPr>
-        <w:fldChar w:fldCharType="begin"/>
-      </w:r>
-      <w:r>
-        <w:rPr>
-          <w:sz w:val="24"/>
-          <w:szCs w:val="24"/>
-        </w:rPr>
-        <w:instrText xml:space="preserve"> SEQ Рисунок \* ARABIC </w:instrText>
-      </w:r>
-      <w:r>
-        <w:rPr>
-          <w:sz w:val="24"/>
-          <w:szCs w:val="24"/>
-        </w:rPr>
-        <w:fldChar w:fldCharType="separate"/>
-      </w:r>
-      <w:r>
-        <w:rPr>
+        <w:t xml:space="preserve">      </w:t>
+      </w:r>
+      <w:r>
+        <w:rPr>
+          <w:b/>
+          <w:bCs/>
           <w:noProof/>
           <w:sz w:val="24"/>
           <w:szCs w:val="24"/>
-        </w:rPr>
-        <w:t>11</w:t>
-      </w:r>
-      <w:r>
-        <w:rPr>
-          <w:sz w:val="24"/>
-          <w:szCs w:val="24"/>
-        </w:rPr>
-        <w:fldChar w:fldCharType="end"/>
-      </w:r>
-      <w:r>
-        <w:rPr>
-          <w:sz w:val="24"/>
-          <w:szCs w:val="24"/>
-        </w:rPr>
-        <w:t xml:space="preserve"> - </w:t>
-      </w:r>
-      <w:r>
-        <w:rPr>
-          <w:sz w:val="24"/>
-          <w:szCs w:val="24"/>
-        </w:rPr>
-        <w:t xml:space="preserve"> Окно изготовления подарка</w:t>
-      </w:r>
+          <w:lang w:eastAsia="ru-RU"/>
+        </w:rPr>
+        <w:t xml:space="preserve">     </w:t>
+      </w:r>
+    </w:p>
+    <w:p>
+      <w:pPr>
+        <w:ind w:left="-567" w:firstLine="0"/>
+        <w:jc w:val="left"/>
+        <w:rPr>
+          <w:b/>
+          <w:bCs/>
+          <w:noProof/>
+          <w:lang w:eastAsia="ru-RU"/>
+        </w:rPr>
+      </w:pPr>
     </w:p>
     <w:p>
       <w:pPr>
@@ -4800,7 +4410,7 @@
         </w:rPr>
         <w:br w:type="page"/>
       </w:r>
-      <w:bookmarkStart w:id="10" w:name="_Toc242971993"/>
+      <w:bookmarkStart w:id="8" w:name="_Toc242971992"/>
       <w:r>
         <w:rPr>
           <w:rFonts w:ascii="Times New Roman" w:hAnsi="Times New Roman" w:cs="Times New Roman"/>
@@ -4824,77 +4434,87 @@
           <w:szCs w:val="28"/>
           <w:lang w:eastAsia="ru-RU"/>
         </w:rPr>
-        <w:t xml:space="preserve">8 </w:t>
+        <w:t xml:space="preserve">7 </w:t>
       </w:r>
       <w:r>
         <w:rPr>
           <w:rFonts w:ascii="Times New Roman" w:hAnsi="Times New Roman" w:cs="Times New Roman"/>
           <w:b/>
+          <w:noProof/>
           <w:color w:val="000000" w:themeColor="text1"/>
           <w:sz w:val="28"/>
           <w:szCs w:val="28"/>
-        </w:rPr>
-        <w:t>Отметка</w:t>
-      </w:r>
-      <w:r>
-        <w:rPr>
-          <w:rFonts w:ascii="Times New Roman" w:hAnsi="Times New Roman" w:cs="Times New Roman"/>
-          <w:b/>
-          <w:color w:val="000000" w:themeColor="text1"/>
-          <w:sz w:val="28"/>
-          <w:szCs w:val="28"/>
-        </w:rPr>
-        <w:t xml:space="preserve"> готовности</w:t>
-      </w:r>
-      <w:r>
-        <w:rPr>
-          <w:rFonts w:ascii="Times New Roman" w:hAnsi="Times New Roman" w:cs="Times New Roman"/>
-          <w:b/>
-          <w:color w:val="000000" w:themeColor="text1"/>
-          <w:sz w:val="28"/>
-          <w:szCs w:val="28"/>
-        </w:rPr>
-        <w:t xml:space="preserve"> подарка</w:t>
-      </w:r>
-      <w:bookmarkEnd w:id="10"/>
-    </w:p>
-    <w:p/>
-    <w:p>
-      <w:pPr>
-        <w:pStyle w:val="a3"/>
-        <w:ind w:left="792" w:firstLine="0"/>
-        <w:rPr>
-          <w:b/>
-          <w:bCs/>
-        </w:rPr>
-      </w:pPr>
-      <w:r>
-        <w:rPr>
-          <w:b/>
-          <w:bCs/>
+          <w:lang w:eastAsia="ru-RU"/>
+        </w:rPr>
+        <w:t>Изготовления подарка</w:t>
+      </w:r>
+      <w:bookmarkEnd w:id="8"/>
+    </w:p>
+    <w:p>
+      <w:pPr>
+        <w:rPr>
+          <w:lang w:eastAsia="ru-RU"/>
+        </w:rPr>
+      </w:pPr>
+    </w:p>
+    <w:p>
+      <w:pPr>
+        <w:rPr>
+          <w:b/>
+          <w:bCs/>
+          <w:noProof/>
+          <w:lang w:eastAsia="ru-RU"/>
+        </w:rPr>
+      </w:pPr>
+      <w:r>
+        <w:rPr>
+          <w:b/>
+          <w:bCs/>
+          <w:noProof/>
+          <w:lang w:eastAsia="ru-RU"/>
         </w:rPr>
         <w:t xml:space="preserve">Цель: </w:t>
       </w:r>
       <w:r>
         <w:rPr>
           <w:bCs/>
-        </w:rPr>
-        <w:t>подтвердить готовность подарка.</w:t>
-      </w:r>
-    </w:p>
-    <w:p>
-      <w:pPr>
-        <w:pStyle w:val="a3"/>
-        <w:ind w:left="792" w:firstLine="0"/>
-        <w:rPr>
-          <w:b/>
-          <w:bCs/>
-        </w:rPr>
-      </w:pPr>
-      <w:r>
-        <w:rPr>
-          <w:b/>
-          <w:bCs/>
+          <w:noProof/>
+          <w:lang w:eastAsia="ru-RU"/>
+        </w:rPr>
+        <w:t xml:space="preserve">собрать подарок </w:t>
+      </w:r>
+      <w:r>
+        <w:rPr>
+          <w:bCs/>
+          <w:noProof/>
+          <w:lang w:eastAsia="ru-RU"/>
+        </w:rPr>
+        <w:t>с готовой упаковкой</w:t>
+      </w:r>
+      <w:r>
+        <w:rPr>
+          <w:bCs/>
+          <w:noProof/>
+          <w:lang w:eastAsia="ru-RU"/>
+        </w:rPr>
+        <w:t>.</w:t>
+      </w:r>
+    </w:p>
+    <w:p>
+      <w:pPr>
+        <w:rPr>
+          <w:b/>
+          <w:bCs/>
+          <w:noProof/>
+          <w:lang w:eastAsia="ru-RU"/>
+        </w:rPr>
+      </w:pPr>
+      <w:r>
+        <w:rPr>
+          <w:b/>
+          <w:bCs/>
+          <w:noProof/>
+          <w:lang w:eastAsia="ru-RU"/>
         </w:rPr>
         <w:t>Процесс:</w:t>
       </w:r>
@@ -4904,17 +4524,21 @@
         <w:pStyle w:val="a3"/>
         <w:numPr>
           <w:ilvl w:val="0"/>
-          <w:numId w:val="15"/>
+          <w:numId w:val="38"/>
         </w:numPr>
         <w:rPr>
           <w:bCs/>
-        </w:rPr>
-      </w:pPr>
-      <w:r>
-        <w:rPr>
-          <w:bCs/>
-        </w:rPr>
-        <w:t>Система отображает подтверждение: «Подарок "Конструктор LEGO" для Ани Ивановой полностью собран и готов к доставке»;</w:t>
+          <w:noProof/>
+          <w:lang w:eastAsia="ru-RU"/>
+        </w:rPr>
+      </w:pPr>
+      <w:r>
+        <w:rPr>
+          <w:bCs/>
+          <w:noProof/>
+          <w:lang w:eastAsia="ru-RU"/>
+        </w:rPr>
+        <w:t>Система отображает номер запроса, ребёнка, адрес, срок, статус;</w:t>
       </w:r>
     </w:p>
     <w:p>
@@ -4922,17 +4546,21 @@
         <w:pStyle w:val="a3"/>
         <w:numPr>
           <w:ilvl w:val="0"/>
-          <w:numId w:val="15"/>
+          <w:numId w:val="38"/>
         </w:numPr>
         <w:rPr>
           <w:bCs/>
-        </w:rPr>
-      </w:pPr>
-      <w:r>
-        <w:rPr>
-          <w:bCs/>
-        </w:rPr>
-        <w:t>Эльф нажимает «Подтвердить»;</w:t>
+          <w:noProof/>
+          <w:lang w:eastAsia="ru-RU"/>
+        </w:rPr>
+      </w:pPr>
+      <w:r>
+        <w:rPr>
+          <w:bCs/>
+          <w:noProof/>
+          <w:lang w:eastAsia="ru-RU"/>
+        </w:rPr>
+        <w:t>Эльф нажимает «Просмотреть детали»;</w:t>
       </w:r>
     </w:p>
     <w:p>
@@ -4940,45 +4568,108 @@
         <w:pStyle w:val="a3"/>
         <w:numPr>
           <w:ilvl w:val="0"/>
-          <w:numId w:val="15"/>
+          <w:numId w:val="38"/>
         </w:numPr>
         <w:rPr>
           <w:bCs/>
-        </w:rPr>
-      </w:pPr>
-      <w:r>
-        <w:rPr>
-          <w:bCs/>
-        </w:rPr>
-        <w:t>Может отменить или вернуться назад.</w:t>
-      </w:r>
-    </w:p>
-    <w:p>
-      <w:pPr>
-        <w:pStyle w:val="a3"/>
-        <w:ind w:left="792" w:firstLine="0"/>
-        <w:rPr>
-          <w:b/>
-          <w:bCs/>
-        </w:rPr>
-      </w:pPr>
-    </w:p>
-    <w:p>
-      <w:pPr>
-        <w:keepNext/>
-        <w:ind w:firstLine="0"/>
-        <w:jc w:val="center"/>
-      </w:pPr>
-      <w:r>
-        <w:rPr>
           <w:noProof/>
           <w:lang w:eastAsia="ru-RU"/>
         </w:rPr>
+      </w:pPr>
+      <w:r>
+        <w:rPr>
+          <w:bCs/>
+          <w:noProof/>
+          <w:lang w:eastAsia="ru-RU"/>
+        </w:rPr>
+        <w:t>Эльф нажимает «Собрать подарок»;</w:t>
+      </w:r>
+    </w:p>
+    <w:p>
+      <w:pPr>
+        <w:pStyle w:val="a3"/>
+        <w:numPr>
+          <w:ilvl w:val="0"/>
+          <w:numId w:val="38"/>
+        </w:numPr>
+        <w:rPr>
+          <w:bCs/>
+          <w:noProof/>
+          <w:lang w:eastAsia="ru-RU"/>
+        </w:rPr>
+      </w:pPr>
+      <w:r>
+        <w:rPr>
+          <w:bCs/>
+          <w:noProof/>
+          <w:lang w:eastAsia="ru-RU"/>
+        </w:rPr>
+        <w:t>Эльф нажимает «Отметить готовность»;</w:t>
+      </w:r>
+    </w:p>
+    <w:p>
+      <w:pPr>
+        <w:pStyle w:val="a3"/>
+        <w:numPr>
+          <w:ilvl w:val="0"/>
+          <w:numId w:val="38"/>
+        </w:numPr>
+        <w:rPr>
+          <w:noProof/>
+          <w:lang w:eastAsia="ru-RU"/>
+        </w:rPr>
+      </w:pPr>
+      <w:r>
+        <w:rPr>
+          <w:bCs/>
+          <w:noProof/>
+          <w:lang w:eastAsia="ru-RU"/>
+        </w:rPr>
+        <w:t>Система открывает окно отметки готовности.</w:t>
+      </w:r>
+      <w:r>
+        <w:rPr>
+          <w:b/>
+          <w:bCs/>
+          <w:noProof/>
+          <w:lang w:eastAsia="ru-RU"/>
+        </w:rPr>
+        <w:t xml:space="preserve"> </w:t>
+      </w:r>
+    </w:p>
+    <w:p>
+      <w:pPr>
+        <w:pStyle w:val="a3"/>
+        <w:ind w:left="1429" w:firstLine="0"/>
+        <w:rPr>
+          <w:b/>
+          <w:bCs/>
+          <w:noProof/>
+          <w:lang w:eastAsia="ru-RU"/>
+        </w:rPr>
+      </w:pPr>
+    </w:p>
+    <w:p>
+      <w:pPr>
+        <w:pStyle w:val="a3"/>
+        <w:ind w:left="0" w:firstLine="0"/>
+        <w:jc w:val="center"/>
+        <w:rPr>
+          <w:noProof/>
+          <w:lang w:eastAsia="ru-RU"/>
+        </w:rPr>
+      </w:pPr>
+      <w:r>
+        <w:rPr>
+          <w:bCs/>
+          <w:noProof/>
+          <w:lang w:eastAsia="ru-RU"/>
+        </w:rPr>
         <w:drawing>
-          <wp:inline distT="0" distB="0" distL="0" distR="0" wp14:anchorId="08375BFE" wp14:editId="4ED0DC6A">
-            <wp:extent cx="3004185" cy="3218213"/>
-            <wp:effectExtent l="0" t="0" r="5715" b="1270"/>
-            <wp:docPr id="31" name="Рисунок 31" descr="C:\Users\USERRR\Downloads\2026-10-13_11-24-59.png"/>
+          <wp:inline distT="0" distB="0" distL="0" distR="0">
+            <wp:extent cx="3165783" cy="3886200"/>
+            <wp:effectExtent l="0" t="0" r="0" b="0"/>
+            <wp:docPr id="6" name="Рисунок 6" descr="C:\Users\STUDENT 2025\Downloads\2026-10-15_16-12-28.png"/>
             <wp:cNvGraphicFramePr>
               <a:graphicFrameLocks xmlns:a="http://schemas.openxmlformats.org/drawingml/2006/main" noChangeAspect="1"/>
             </wp:cNvGraphicFramePr>
@@ -4986,26 +4677,26 @@
               <a:graphicData uri="http://schemas.openxmlformats.org/drawingml/2006/picture">
                 <pic:pic xmlns:pic="http://schemas.openxmlformats.org/drawingml/2006/picture">
                   <pic:nvPicPr>
-                    <pic:cNvPr id="0" name="Picture 4" descr="C:\Users\USERRR\Downloads\2026-10-13_11-24-59.png"/>
+                    <pic:cNvPr id="0" name="Picture 11" descr="C:\Users\STUDENT 2025\Downloads\2026-10-15_16-12-28.png"/>
                     <pic:cNvPicPr>
                       <a:picLocks noChangeAspect="1" noChangeArrowheads="1"/>
                     </pic:cNvPicPr>
                   </pic:nvPicPr>
                   <pic:blipFill rotWithShape="1">
-                    <a:blip r:embed="rId16">
+                    <a:blip r:embed="rId18">
                       <a:extLst>
                         <a:ext uri="{28A0092B-C50C-407E-A947-70E740481C1C}">
                           <a14:useLocalDpi xmlns:a14="http://schemas.microsoft.com/office/drawing/2010/main" val="0"/>
                         </a:ext>
                       </a:extLst>
                     </a:blip>
-                    <a:srcRect l="74780" t="1831" r="770" b="46859"/>
+                    <a:srcRect l="6442" t="3283" r="6163"/>
                     <a:stretch/>
                   </pic:blipFill>
                   <pic:spPr bwMode="auto">
                     <a:xfrm>
                       <a:off x="0" y="0"/>
-                      <a:ext cx="3061960" cy="3280104"/>
+                      <a:ext cx="3175722" cy="3898401"/>
                     </a:xfrm>
                     <a:prstGeom prst="rect">
                       <a:avLst/>
@@ -5029,20 +4720,16 @@
     </w:p>
     <w:p>
       <w:pPr>
-        <w:pStyle w:val="a4"/>
-        <w:ind w:firstLine="0"/>
+        <w:pStyle w:val="a3"/>
+        <w:ind w:left="0" w:firstLine="0"/>
         <w:jc w:val="center"/>
         <w:rPr>
-          <w:i w:val="0"/>
-          <w:color w:val="auto"/>
-          <w:sz w:val="24"/>
-          <w:szCs w:val="24"/>
-        </w:rPr>
-      </w:pPr>
-      <w:r>
-        <w:rPr>
-          <w:i w:val="0"/>
-          <w:color w:val="auto"/>
+          <w:noProof/>
+          <w:lang w:eastAsia="ru-RU"/>
+        </w:rPr>
+      </w:pPr>
+      <w:r>
+        <w:rPr>
           <w:sz w:val="24"/>
           <w:szCs w:val="24"/>
         </w:rPr>
@@ -5050,8 +4737,6 @@
       </w:r>
       <w:r>
         <w:rPr>
-          <w:i w:val="0"/>
-          <w:color w:val="auto"/>
           <w:sz w:val="24"/>
           <w:szCs w:val="24"/>
         </w:rPr>
@@ -5059,8 +4744,6 @@
       </w:r>
       <w:r>
         <w:rPr>
-          <w:i w:val="0"/>
-          <w:color w:val="auto"/>
           <w:sz w:val="24"/>
           <w:szCs w:val="24"/>
         </w:rPr>
@@ -5068,8 +4751,6 @@
       </w:r>
       <w:r>
         <w:rPr>
-          <w:i w:val="0"/>
-          <w:color w:val="auto"/>
           <w:sz w:val="24"/>
           <w:szCs w:val="24"/>
         </w:rPr>
@@ -5077,18 +4758,14 @@
       </w:r>
       <w:r>
         <w:rPr>
-          <w:i w:val="0"/>
           <w:noProof/>
-          <w:color w:val="auto"/>
-          <w:sz w:val="24"/>
-          <w:szCs w:val="24"/>
-        </w:rPr>
-        <w:t>12</w:t>
-      </w:r>
-      <w:r>
-        <w:rPr>
-          <w:i w:val="0"/>
-          <w:color w:val="auto"/>
+          <w:sz w:val="24"/>
+          <w:szCs w:val="24"/>
+        </w:rPr>
+        <w:t>11</w:t>
+      </w:r>
+      <w:r>
+        <w:rPr>
           <w:sz w:val="24"/>
           <w:szCs w:val="24"/>
         </w:rPr>
@@ -5096,8 +4773,6 @@
       </w:r>
       <w:r>
         <w:rPr>
-          <w:i w:val="0"/>
-          <w:color w:val="auto"/>
           <w:sz w:val="24"/>
           <w:szCs w:val="24"/>
         </w:rPr>
@@ -5105,21 +4780,10 @@
       </w:r>
       <w:r>
         <w:rPr>
-          <w:i w:val="0"/>
-          <w:color w:val="auto"/>
-          <w:sz w:val="24"/>
-          <w:szCs w:val="24"/>
-        </w:rPr>
-        <w:t xml:space="preserve"> Окно отметки готовности</w:t>
-      </w:r>
-      <w:r>
-        <w:rPr>
-          <w:i w:val="0"/>
-          <w:color w:val="auto"/>
-          <w:sz w:val="24"/>
-          <w:szCs w:val="24"/>
-        </w:rPr>
-        <w:t xml:space="preserve"> подарка</w:t>
+          <w:sz w:val="24"/>
+          <w:szCs w:val="24"/>
+        </w:rPr>
+        <w:t xml:space="preserve"> Окно изготовления подарка</w:t>
       </w:r>
     </w:p>
     <w:p>
@@ -5129,26 +4793,29 @@
         <w:rPr>
           <w:rFonts w:ascii="Times New Roman" w:hAnsi="Times New Roman" w:cs="Times New Roman"/>
           <w:b/>
-          <w:iCs/>
-          <w:sz w:val="24"/>
-          <w:szCs w:val="24"/>
-        </w:rPr>
-      </w:pPr>
-      <w:r>
-        <w:rPr>
-          <w:i/>
-          <w:sz w:val="24"/>
-          <w:szCs w:val="24"/>
+          <w:noProof/>
+          <w:sz w:val="28"/>
+          <w:szCs w:val="28"/>
+          <w:lang w:eastAsia="ru-RU"/>
+        </w:rPr>
+      </w:pPr>
+      <w:r>
+        <w:rPr>
+          <w:noProof/>
+          <w:lang w:eastAsia="ru-RU"/>
         </w:rPr>
         <w:br w:type="page"/>
       </w:r>
-      <w:bookmarkStart w:id="11" w:name="_Toc242971994"/>
+      <w:bookmarkStart w:id="9" w:name="_Toc242971993"/>
       <w:r>
         <w:rPr>
           <w:rFonts w:ascii="Times New Roman" w:hAnsi="Times New Roman" w:cs="Times New Roman"/>
           <w:b/>
+          <w:noProof/>
           <w:color w:val="000000" w:themeColor="text1"/>
-          <w:szCs w:val="24"/>
+          <w:sz w:val="28"/>
+          <w:szCs w:val="28"/>
+          <w:lang w:eastAsia="ru-RU"/>
         </w:rPr>
         <w:lastRenderedPageBreak/>
         <w:t>1.</w:t>
@@ -5157,37 +4824,47 @@
         <w:rPr>
           <w:rFonts w:ascii="Times New Roman" w:hAnsi="Times New Roman" w:cs="Times New Roman"/>
           <w:b/>
+          <w:noProof/>
           <w:color w:val="000000" w:themeColor="text1"/>
-          <w:szCs w:val="24"/>
-        </w:rPr>
-        <w:t xml:space="preserve">9 </w:t>
+          <w:sz w:val="28"/>
+          <w:szCs w:val="28"/>
+          <w:lang w:eastAsia="ru-RU"/>
+        </w:rPr>
+        <w:t xml:space="preserve">8 </w:t>
       </w:r>
       <w:r>
         <w:rPr>
           <w:rFonts w:ascii="Times New Roman" w:hAnsi="Times New Roman" w:cs="Times New Roman"/>
           <w:b/>
           <w:color w:val="000000" w:themeColor="text1"/>
-        </w:rPr>
-        <w:t>Создание</w:t>
+          <w:sz w:val="28"/>
+          <w:szCs w:val="28"/>
+        </w:rPr>
+        <w:t>Отметка</w:t>
       </w:r>
       <w:r>
         <w:rPr>
           <w:rFonts w:ascii="Times New Roman" w:hAnsi="Times New Roman" w:cs="Times New Roman"/>
           <w:b/>
           <w:color w:val="000000" w:themeColor="text1"/>
-        </w:rPr>
-        <w:t xml:space="preserve"> маршрута</w:t>
+          <w:sz w:val="28"/>
+          <w:szCs w:val="28"/>
+        </w:rPr>
+        <w:t xml:space="preserve"> готовности</w:t>
       </w:r>
       <w:r>
         <w:rPr>
           <w:rFonts w:ascii="Times New Roman" w:hAnsi="Times New Roman" w:cs="Times New Roman"/>
           <w:b/>
           <w:color w:val="000000" w:themeColor="text1"/>
-        </w:rPr>
-        <w:t xml:space="preserve"> (Дед Мороз)</w:t>
-      </w:r>
-      <w:bookmarkEnd w:id="11"/>
-    </w:p>
+          <w:sz w:val="28"/>
+          <w:szCs w:val="28"/>
+        </w:rPr>
+        <w:t xml:space="preserve"> подарка</w:t>
+      </w:r>
+      <w:bookmarkEnd w:id="9"/>
+    </w:p>
+    <w:p/>
     <w:p>
       <w:pPr>
         <w:pStyle w:val="a3"/>
@@ -5197,31 +4874,33 @@
           <w:bCs/>
         </w:rPr>
       </w:pPr>
-    </w:p>
-    <w:p>
-      <w:pPr>
-        <w:ind w:left="708" w:firstLine="0"/>
-      </w:pPr>
-      <w:r>
-        <w:rPr>
-          <w:b/>
+      <w:r>
+        <w:rPr>
+          <w:b/>
+          <w:bCs/>
         </w:rPr>
         <w:t xml:space="preserve">Цель: </w:t>
       </w:r>
       <w:r>
-        <w:t>создать маршрут доставки.</w:t>
-      </w:r>
-    </w:p>
-    <w:p>
-      <w:pPr>
-        <w:ind w:left="708" w:firstLine="0"/>
-        <w:rPr>
-          <w:b/>
-        </w:rPr>
-      </w:pPr>
-      <w:r>
-        <w:rPr>
-          <w:b/>
+        <w:rPr>
+          <w:bCs/>
+        </w:rPr>
+        <w:t>подтвердить готовность подарка.</w:t>
+      </w:r>
+    </w:p>
+    <w:p>
+      <w:pPr>
+        <w:pStyle w:val="a3"/>
+        <w:ind w:left="792" w:firstLine="0"/>
+        <w:rPr>
+          <w:b/>
+          <w:bCs/>
+        </w:rPr>
+      </w:pPr>
+      <w:r>
+        <w:rPr>
+          <w:b/>
+          <w:bCs/>
         </w:rPr>
         <w:t>Процесс:</w:t>
       </w:r>
@@ -5231,11 +4910,17 @@
         <w:pStyle w:val="a3"/>
         <w:numPr>
           <w:ilvl w:val="0"/>
-          <w:numId w:val="16"/>
+          <w:numId w:val="15"/>
         </w:numPr>
-      </w:pPr>
-      <w:r>
-        <w:t>Дед Мороз выбирает дату доставки;</w:t>
+        <w:rPr>
+          <w:bCs/>
+        </w:rPr>
+      </w:pPr>
+      <w:r>
+        <w:rPr>
+          <w:bCs/>
+        </w:rPr>
+        <w:t>Система отображает подтверждение: «Подарок "Конструктор LEGO" для Ани Ивановой полностью собран и готов к доставке»;</w:t>
       </w:r>
     </w:p>
     <w:p>
@@ -5243,11 +4928,17 @@
         <w:pStyle w:val="a3"/>
         <w:numPr>
           <w:ilvl w:val="0"/>
-          <w:numId w:val="16"/>
+          <w:numId w:val="15"/>
         </w:numPr>
-      </w:pPr>
-      <w:r>
-        <w:t>Отмечает адреса: Аня Иванова, Миша Петров, Соня Кузнецова, Дима Орлов;</w:t>
+        <w:rPr>
+          <w:bCs/>
+        </w:rPr>
+      </w:pPr>
+      <w:r>
+        <w:rPr>
+          <w:bCs/>
+        </w:rPr>
+        <w:t>Эльф нажимает «Подтвердить»;</w:t>
       </w:r>
     </w:p>
     <w:p>
@@ -5255,30 +4946,26 @@
         <w:pStyle w:val="a3"/>
         <w:numPr>
           <w:ilvl w:val="0"/>
-          <w:numId w:val="16"/>
+          <w:numId w:val="15"/>
         </w:numPr>
-      </w:pPr>
-      <w:r>
-        <w:t>Нажимает «Сохранить маршрут»;</w:t>
+        <w:rPr>
+          <w:bCs/>
+        </w:rPr>
+      </w:pPr>
+      <w:r>
+        <w:rPr>
+          <w:bCs/>
+        </w:rPr>
+        <w:t>Может отменить или вернуться назад.</w:t>
       </w:r>
     </w:p>
     <w:p>
       <w:pPr>
         <w:pStyle w:val="a3"/>
-        <w:numPr>
-          <w:ilvl w:val="0"/>
-          <w:numId w:val="16"/>
-        </w:numPr>
-      </w:pPr>
-      <w:r>
-        <w:t>Может вернуться назад.</w:t>
-      </w:r>
-    </w:p>
-    <w:p>
-      <w:pPr>
-        <w:ind w:firstLine="0"/>
-        <w:rPr>
-          <w:b/>
+        <w:ind w:left="792" w:firstLine="0"/>
+        <w:rPr>
+          <w:b/>
+          <w:bCs/>
         </w:rPr>
       </w:pPr>
     </w:p>
@@ -5290,15 +4977,14 @@
       </w:pPr>
       <w:r>
         <w:rPr>
-          <w:b/>
           <w:noProof/>
           <w:lang w:eastAsia="ru-RU"/>
         </w:rPr>
         <w:drawing>
-          <wp:inline distT="0" distB="0" distL="0" distR="0" wp14:anchorId="3DA4B0BD" wp14:editId="721D2184">
-            <wp:extent cx="3149600" cy="4050719"/>
-            <wp:effectExtent l="0" t="0" r="0" b="6985"/>
-            <wp:docPr id="21" name="Рисунок 21" descr="C:\Users\USERRR\Downloads\2026-10-13_11-31-50.png"/>
+          <wp:inline distT="0" distB="0" distL="0" distR="0">
+            <wp:extent cx="3268980" cy="3771900"/>
+            <wp:effectExtent l="0" t="0" r="7620" b="0"/>
+            <wp:docPr id="15" name="Рисунок 15" descr="C:\Users\STUDENT 2025\Downloads\2026-10-23_17-25-06.png"/>
             <wp:cNvGraphicFramePr>
               <a:graphicFrameLocks xmlns:a="http://schemas.openxmlformats.org/drawingml/2006/main" noChangeAspect="1"/>
             </wp:cNvGraphicFramePr>
@@ -5306,531 +4992,7 @@
               <a:graphicData uri="http://schemas.openxmlformats.org/drawingml/2006/picture">
                 <pic:pic xmlns:pic="http://schemas.openxmlformats.org/drawingml/2006/picture">
                   <pic:nvPicPr>
-                    <pic:cNvPr id="0" name="Picture 7" descr="C:\Users\USERRR\Downloads\2026-10-13_11-31-50.png"/>
-                    <pic:cNvPicPr>
-                      <a:picLocks noChangeAspect="1" noChangeArrowheads="1"/>
-                    </pic:cNvPicPr>
-                  </pic:nvPicPr>
-                  <pic:blipFill rotWithShape="1">
-                    <a:blip r:embed="rId18">
-                      <a:extLst>
-                        <a:ext uri="{28A0092B-C50C-407E-A947-70E740481C1C}">
-                          <a14:useLocalDpi xmlns:a14="http://schemas.microsoft.com/office/drawing/2010/main" val="0"/>
-                        </a:ext>
-                      </a:extLst>
-                    </a:blip>
-                    <a:srcRect l="49595" t="309" r="7" b="-28"/>
-                    <a:stretch/>
-                  </pic:blipFill>
-                  <pic:spPr bwMode="auto">
-                    <a:xfrm>
-                      <a:off x="0" y="0"/>
-                      <a:ext cx="3153338" cy="4055526"/>
-                    </a:xfrm>
-                    <a:prstGeom prst="rect">
-                      <a:avLst/>
-                    </a:prstGeom>
-                    <a:noFill/>
-                    <a:ln>
-                      <a:noFill/>
-                    </a:ln>
-                    <a:extLst>
-                      <a:ext uri="{53640926-AAD7-44D8-BBD7-CCE9431645EC}">
-                        <a14:shadowObscured xmlns:a14="http://schemas.microsoft.com/office/drawing/2010/main"/>
-                      </a:ext>
-                    </a:extLst>
-                  </pic:spPr>
-                </pic:pic>
-              </a:graphicData>
-            </a:graphic>
-          </wp:inline>
-        </w:drawing>
-      </w:r>
-    </w:p>
-    <w:p>
-      <w:pPr>
-        <w:pStyle w:val="a4"/>
-        <w:ind w:firstLine="0"/>
-        <w:jc w:val="center"/>
-        <w:rPr>
-          <w:i w:val="0"/>
-          <w:color w:val="auto"/>
-          <w:sz w:val="24"/>
-          <w:szCs w:val="24"/>
-        </w:rPr>
-      </w:pPr>
-      <w:r>
-        <w:rPr>
-          <w:i w:val="0"/>
-          <w:color w:val="auto"/>
-          <w:sz w:val="24"/>
-          <w:szCs w:val="24"/>
-        </w:rPr>
-        <w:t xml:space="preserve">Рисунок </w:t>
-      </w:r>
-      <w:r>
-        <w:rPr>
-          <w:i w:val="0"/>
-          <w:color w:val="auto"/>
-          <w:sz w:val="24"/>
-          <w:szCs w:val="24"/>
-        </w:rPr>
-        <w:fldChar w:fldCharType="begin"/>
-      </w:r>
-      <w:r>
-        <w:rPr>
-          <w:i w:val="0"/>
-          <w:color w:val="auto"/>
-          <w:sz w:val="24"/>
-          <w:szCs w:val="24"/>
-        </w:rPr>
-        <w:instrText xml:space="preserve"> SEQ Рисунок \* ARABIC </w:instrText>
-      </w:r>
-      <w:r>
-        <w:rPr>
-          <w:i w:val="0"/>
-          <w:color w:val="auto"/>
-          <w:sz w:val="24"/>
-          <w:szCs w:val="24"/>
-        </w:rPr>
-        <w:fldChar w:fldCharType="separate"/>
-      </w:r>
-      <w:r>
-        <w:rPr>
-          <w:i w:val="0"/>
-          <w:noProof/>
-          <w:color w:val="auto"/>
-          <w:sz w:val="24"/>
-          <w:szCs w:val="24"/>
-        </w:rPr>
-        <w:t>13</w:t>
-      </w:r>
-      <w:r>
-        <w:rPr>
-          <w:i w:val="0"/>
-          <w:color w:val="auto"/>
-          <w:sz w:val="24"/>
-          <w:szCs w:val="24"/>
-        </w:rPr>
-        <w:fldChar w:fldCharType="end"/>
-      </w:r>
-      <w:r>
-        <w:rPr>
-          <w:i w:val="0"/>
-          <w:color w:val="auto"/>
-          <w:sz w:val="24"/>
-          <w:szCs w:val="24"/>
-        </w:rPr>
-        <w:t xml:space="preserve"> - </w:t>
-      </w:r>
-      <w:r>
-        <w:rPr>
-          <w:i w:val="0"/>
-          <w:color w:val="auto"/>
-          <w:sz w:val="24"/>
-          <w:szCs w:val="24"/>
-        </w:rPr>
-        <w:t xml:space="preserve"> Окно создания маршрута</w:t>
-      </w:r>
-      <w:r>
-        <w:rPr>
-          <w:i w:val="0"/>
-          <w:color w:val="auto"/>
-          <w:sz w:val="24"/>
-          <w:szCs w:val="24"/>
-        </w:rPr>
-        <w:t xml:space="preserve"> </w:t>
-      </w:r>
-      <w:r>
-        <w:rPr>
-          <w:i w:val="0"/>
-          <w:color w:val="auto"/>
-          <w:sz w:val="24"/>
-          <w:szCs w:val="24"/>
-        </w:rPr>
-        <w:t>(</w:t>
-      </w:r>
-      <w:r>
-        <w:rPr>
-          <w:i w:val="0"/>
-          <w:color w:val="auto"/>
-          <w:sz w:val="24"/>
-          <w:szCs w:val="24"/>
-        </w:rPr>
-        <w:t>Дед Мороз)</w:t>
-      </w:r>
-    </w:p>
-    <w:p/>
-    <w:p>
-      <w:pPr>
-        <w:spacing w:after="160" w:line="259" w:lineRule="auto"/>
-        <w:ind w:firstLine="0"/>
-        <w:jc w:val="left"/>
-      </w:pPr>
-      <w:r>
-        <w:br w:type="page"/>
-      </w:r>
-    </w:p>
-    <w:p>
-      <w:pPr>
-        <w:pStyle w:val="1"/>
-        <w:ind w:firstLine="0"/>
-        <w:rPr>
-          <w:rFonts w:ascii="Times New Roman" w:hAnsi="Times New Roman" w:cs="Times New Roman"/>
-          <w:b/>
-          <w:color w:val="000000" w:themeColor="text1"/>
-          <w:sz w:val="28"/>
-          <w:szCs w:val="28"/>
-        </w:rPr>
-      </w:pPr>
-      <w:bookmarkStart w:id="12" w:name="_Toc242971995"/>
-      <w:r>
-        <w:rPr>
-          <w:rFonts w:ascii="Times New Roman" w:hAnsi="Times New Roman" w:cs="Times New Roman"/>
-          <w:b/>
-          <w:color w:val="000000" w:themeColor="text1"/>
-          <w:sz w:val="28"/>
-          <w:szCs w:val="28"/>
-        </w:rPr>
-        <w:lastRenderedPageBreak/>
-        <w:t xml:space="preserve">1.10 </w:t>
-      </w:r>
-      <w:r>
-        <w:rPr>
-          <w:rFonts w:ascii="Times New Roman" w:hAnsi="Times New Roman" w:cs="Times New Roman"/>
-          <w:b/>
-          <w:color w:val="000000" w:themeColor="text1"/>
-          <w:sz w:val="28"/>
-          <w:szCs w:val="28"/>
-        </w:rPr>
-        <w:t>Добавление подарка в каталог</w:t>
-      </w:r>
-      <w:bookmarkEnd w:id="12"/>
-    </w:p>
-    <w:p>
-      <w:pPr>
-        <w:ind w:firstLine="0"/>
-        <w:rPr>
-          <w:b/>
-        </w:rPr>
-      </w:pPr>
-    </w:p>
-    <w:p>
-      <w:pPr>
-        <w:pStyle w:val="a3"/>
-        <w:tabs>
-          <w:tab w:val="left" w:pos="993"/>
-        </w:tabs>
-        <w:ind w:left="792" w:firstLine="0"/>
-        <w:rPr>
-          <w:b/>
-          <w:bCs/>
-        </w:rPr>
-      </w:pPr>
-      <w:r>
-        <w:rPr>
-          <w:b/>
-          <w:bCs/>
-        </w:rPr>
-        <w:t xml:space="preserve">Цель: </w:t>
-      </w:r>
-      <w:r>
-        <w:rPr>
-          <w:bCs/>
-        </w:rPr>
-        <w:t>добавить новый подарок в каталог подарков</w:t>
-      </w:r>
-      <w:r>
-        <w:rPr>
-          <w:bCs/>
-        </w:rPr>
-        <w:t>.</w:t>
-      </w:r>
-    </w:p>
-    <w:p>
-      <w:pPr>
-        <w:pStyle w:val="a3"/>
-        <w:tabs>
-          <w:tab w:val="left" w:pos="993"/>
-        </w:tabs>
-        <w:ind w:left="792" w:firstLine="0"/>
-        <w:rPr>
-          <w:b/>
-          <w:bCs/>
-        </w:rPr>
-      </w:pPr>
-      <w:r>
-        <w:rPr>
-          <w:b/>
-          <w:bCs/>
-        </w:rPr>
-        <w:t>Процесс:</w:t>
-      </w:r>
-    </w:p>
-    <w:p>
-      <w:pPr>
-        <w:pStyle w:val="a3"/>
-        <w:numPr>
-          <w:ilvl w:val="0"/>
-          <w:numId w:val="40"/>
-        </w:numPr>
-        <w:tabs>
-          <w:tab w:val="left" w:pos="993"/>
-        </w:tabs>
-        <w:rPr>
-          <w:bCs/>
-        </w:rPr>
-      </w:pPr>
-      <w:r>
-        <w:rPr>
-          <w:bCs/>
-        </w:rPr>
-        <w:t>Дед Мороз открывает главное окно и нажимает «Добавить подарок в каталог»;</w:t>
-      </w:r>
-    </w:p>
-    <w:p>
-      <w:pPr>
-        <w:pStyle w:val="a3"/>
-        <w:numPr>
-          <w:ilvl w:val="0"/>
-          <w:numId w:val="40"/>
-        </w:numPr>
-        <w:tabs>
-          <w:tab w:val="left" w:pos="993"/>
-        </w:tabs>
-        <w:rPr>
-          <w:bCs/>
-        </w:rPr>
-      </w:pPr>
-      <w:r>
-        <w:rPr>
-          <w:bCs/>
-        </w:rPr>
-        <w:t>Система открывает окно добавления подарка;</w:t>
-      </w:r>
-    </w:p>
-    <w:p>
-      <w:pPr>
-        <w:pStyle w:val="a3"/>
-        <w:numPr>
-          <w:ilvl w:val="0"/>
-          <w:numId w:val="40"/>
-        </w:numPr>
-        <w:tabs>
-          <w:tab w:val="left" w:pos="993"/>
-        </w:tabs>
-        <w:rPr>
-          <w:bCs/>
-        </w:rPr>
-      </w:pPr>
-      <w:r>
-        <w:rPr>
-          <w:bCs/>
-        </w:rPr>
-        <w:t>Дед Мороз вводит название подарка;</w:t>
-      </w:r>
-    </w:p>
-    <w:p>
-      <w:pPr>
-        <w:pStyle w:val="a3"/>
-        <w:numPr>
-          <w:ilvl w:val="0"/>
-          <w:numId w:val="40"/>
-        </w:numPr>
-        <w:tabs>
-          <w:tab w:val="left" w:pos="993"/>
-        </w:tabs>
-        <w:rPr>
-          <w:bCs/>
-        </w:rPr>
-      </w:pPr>
-      <w:r>
-        <w:rPr>
-          <w:bCs/>
-        </w:rPr>
-        <w:t>Дед Мороз выбирает категорию из списка (Игрушки, Книги, Спорт, Творчество);</w:t>
-      </w:r>
-    </w:p>
-    <w:p>
-      <w:pPr>
-        <w:pStyle w:val="a3"/>
-        <w:numPr>
-          <w:ilvl w:val="0"/>
-          <w:numId w:val="40"/>
-        </w:numPr>
-        <w:tabs>
-          <w:tab w:val="left" w:pos="993"/>
-        </w:tabs>
-        <w:rPr>
-          <w:bCs/>
-        </w:rPr>
-      </w:pPr>
-      <w:r>
-        <w:rPr>
-          <w:bCs/>
-        </w:rPr>
-        <w:t>Дед Мороз вводит описание подарка;</w:t>
-      </w:r>
-    </w:p>
-    <w:p>
-      <w:pPr>
-        <w:pStyle w:val="a3"/>
-        <w:numPr>
-          <w:ilvl w:val="0"/>
-          <w:numId w:val="40"/>
-        </w:numPr>
-        <w:tabs>
-          <w:tab w:val="left" w:pos="993"/>
-        </w:tabs>
-        <w:rPr>
-          <w:bCs/>
-        </w:rPr>
-      </w:pPr>
-      <w:r>
-        <w:rPr>
-          <w:bCs/>
-        </w:rPr>
-        <w:t>Дед Мороз нажимает кнопку «Сохранить»;</w:t>
-      </w:r>
-    </w:p>
-    <w:p>
-      <w:pPr>
-        <w:pStyle w:val="a3"/>
-        <w:numPr>
-          <w:ilvl w:val="0"/>
-          <w:numId w:val="40"/>
-        </w:numPr>
-        <w:tabs>
-          <w:tab w:val="left" w:pos="993"/>
-        </w:tabs>
-        <w:rPr>
-          <w:bCs/>
-        </w:rPr>
-      </w:pPr>
-      <w:r>
-        <w:rPr>
-          <w:bCs/>
-        </w:rPr>
-        <w:t>Система проверяет корректность введённых данных;</w:t>
-      </w:r>
-    </w:p>
-    <w:p>
-      <w:pPr>
-        <w:pStyle w:val="a3"/>
-        <w:numPr>
-          <w:ilvl w:val="0"/>
-          <w:numId w:val="40"/>
-        </w:numPr>
-        <w:tabs>
-          <w:tab w:val="left" w:pos="993"/>
-        </w:tabs>
-        <w:rPr>
-          <w:bCs/>
-        </w:rPr>
-      </w:pPr>
-      <w:r>
-        <w:rPr>
-          <w:bCs/>
-        </w:rPr>
-        <w:t>Система сохраняет подарок</w:t>
-      </w:r>
-      <w:r>
-        <w:rPr>
-          <w:bCs/>
-        </w:rPr>
-        <w:t xml:space="preserve"> в базе данных</w:t>
-      </w:r>
-      <w:r>
-        <w:rPr>
-          <w:bCs/>
-        </w:rPr>
-        <w:t>;</w:t>
-      </w:r>
-    </w:p>
-    <w:p>
-      <w:pPr>
-        <w:pStyle w:val="a3"/>
-        <w:numPr>
-          <w:ilvl w:val="0"/>
-          <w:numId w:val="40"/>
-        </w:numPr>
-        <w:tabs>
-          <w:tab w:val="left" w:pos="993"/>
-        </w:tabs>
-        <w:rPr>
-          <w:bCs/>
-        </w:rPr>
-      </w:pPr>
-      <w:r>
-        <w:rPr>
-          <w:bCs/>
-        </w:rPr>
-        <w:t>Система возвращает Деда Мороза на главное окно;</w:t>
-      </w:r>
-    </w:p>
-    <w:p>
-      <w:pPr>
-        <w:pStyle w:val="a3"/>
-        <w:numPr>
-          <w:ilvl w:val="0"/>
-          <w:numId w:val="40"/>
-        </w:numPr>
-        <w:tabs>
-          <w:tab w:val="left" w:pos="993"/>
-        </w:tabs>
-        <w:ind w:hanging="378"/>
-        <w:rPr>
-          <w:bCs/>
-        </w:rPr>
-      </w:pPr>
-      <w:r>
-        <w:rPr>
-          <w:bCs/>
-        </w:rPr>
-        <w:t>Подарок становится доступным для выбора детьми при создании запроса.</w:t>
-      </w:r>
-    </w:p>
-    <w:p>
-      <w:pPr>
-        <w:pStyle w:val="a3"/>
-        <w:tabs>
-          <w:tab w:val="left" w:pos="993"/>
-        </w:tabs>
-        <w:ind w:left="1512" w:firstLine="0"/>
-        <w:rPr>
-          <w:bCs/>
-        </w:rPr>
-      </w:pPr>
-    </w:p>
-    <w:p>
-      <w:pPr>
-        <w:pStyle w:val="a3"/>
-        <w:keepNext/>
-        <w:tabs>
-          <w:tab w:val="left" w:pos="993"/>
-        </w:tabs>
-        <w:ind w:left="0" w:firstLine="0"/>
-        <w:jc w:val="center"/>
-      </w:pPr>
-      <w:r>
-        <w:rPr>
-          <w:bCs/>
-          <w:noProof/>
-          <w:lang w:eastAsia="ru-RU"/>
-        </w:rPr>
-        <w:drawing>
-          <wp:inline distT="0" distB="0" distL="0" distR="0" wp14:anchorId="629BC381" wp14:editId="0CA82420">
-            <wp:extent cx="3210210" cy="3594100"/>
-            <wp:effectExtent l="0" t="0" r="9525" b="6350"/>
-            <wp:docPr id="7" name="Рисунок 7" descr="C:\Users\STUDENT 2025\Downloads\2026-10-15_15-36-59.png"/>
-            <wp:cNvGraphicFramePr>
-              <a:graphicFrameLocks xmlns:a="http://schemas.openxmlformats.org/drawingml/2006/main" noChangeAspect="1"/>
-            </wp:cNvGraphicFramePr>
-            <a:graphic xmlns:a="http://schemas.openxmlformats.org/drawingml/2006/main">
-              <a:graphicData uri="http://schemas.openxmlformats.org/drawingml/2006/picture">
-                <pic:pic xmlns:pic="http://schemas.openxmlformats.org/drawingml/2006/picture">
-                  <pic:nvPicPr>
-                    <pic:cNvPr id="0" name="Picture 45" descr="C:\Users\STUDENT 2025\Downloads\2026-10-15_15-36-59.png"/>
+                    <pic:cNvPr id="0" name="Picture 11" descr="C:\Users\STUDENT 2025\Downloads\2026-10-23_17-25-06.png"/>
                     <pic:cNvPicPr>
                       <a:picLocks noChangeAspect="1" noChangeArrowheads="1"/>
                     </pic:cNvPicPr>
@@ -5851,7 +5013,7 @@
                   <pic:spPr bwMode="auto">
                     <a:xfrm>
                       <a:off x="0" y="0"/>
-                      <a:ext cx="3223768" cy="3609280"/>
+                      <a:ext cx="3272877" cy="3776397"/>
                     </a:xfrm>
                     <a:prstGeom prst="rect">
                       <a:avLst/>
@@ -5874,9 +5036,8 @@
         <w:ind w:firstLine="0"/>
         <w:jc w:val="center"/>
         <w:rPr>
-          <w:bCs/>
           <w:i w:val="0"/>
-          <w:color w:val="000000" w:themeColor="text1"/>
+          <w:color w:val="auto"/>
           <w:sz w:val="24"/>
           <w:szCs w:val="24"/>
         </w:rPr>
@@ -5884,7 +5045,7 @@
       <w:r>
         <w:rPr>
           <w:i w:val="0"/>
-          <w:color w:val="000000" w:themeColor="text1"/>
+          <w:color w:val="auto"/>
           <w:sz w:val="24"/>
           <w:szCs w:val="24"/>
         </w:rPr>
@@ -5893,7 +5054,7 @@
       <w:r>
         <w:rPr>
           <w:i w:val="0"/>
-          <w:color w:val="000000" w:themeColor="text1"/>
+          <w:color w:val="auto"/>
           <w:sz w:val="24"/>
           <w:szCs w:val="24"/>
         </w:rPr>
@@ -5902,7 +5063,7 @@
       <w:r>
         <w:rPr>
           <w:i w:val="0"/>
-          <w:color w:val="000000" w:themeColor="text1"/>
+          <w:color w:val="auto"/>
           <w:sz w:val="24"/>
           <w:szCs w:val="24"/>
         </w:rPr>
@@ -5911,7 +5072,7 @@
       <w:r>
         <w:rPr>
           <w:i w:val="0"/>
-          <w:color w:val="000000" w:themeColor="text1"/>
+          <w:color w:val="auto"/>
           <w:sz w:val="24"/>
           <w:szCs w:val="24"/>
         </w:rPr>
@@ -5921,16 +5082,16 @@
         <w:rPr>
           <w:i w:val="0"/>
           <w:noProof/>
-          <w:color w:val="000000" w:themeColor="text1"/>
-          <w:sz w:val="24"/>
-          <w:szCs w:val="24"/>
-        </w:rPr>
-        <w:t>14</w:t>
+          <w:color w:val="auto"/>
+          <w:sz w:val="24"/>
+          <w:szCs w:val="24"/>
+        </w:rPr>
+        <w:t>12</w:t>
       </w:r>
       <w:r>
         <w:rPr>
           <w:i w:val="0"/>
-          <w:color w:val="000000" w:themeColor="text1"/>
+          <w:color w:val="auto"/>
           <w:sz w:val="24"/>
           <w:szCs w:val="24"/>
         </w:rPr>
@@ -5939,14 +5100,31 @@
       <w:r>
         <w:rPr>
           <w:i w:val="0"/>
-          <w:color w:val="000000" w:themeColor="text1"/>
-          <w:sz w:val="24"/>
-          <w:szCs w:val="24"/>
-        </w:rPr>
-        <w:t xml:space="preserve"> - Окно добавления подарка в каталог</w:t>
-      </w:r>
-    </w:p>
-    <w:p/>
+          <w:color w:val="auto"/>
+          <w:sz w:val="24"/>
+          <w:szCs w:val="24"/>
+        </w:rPr>
+        <w:t xml:space="preserve"> - </w:t>
+      </w:r>
+      <w:r>
+        <w:rPr>
+          <w:i w:val="0"/>
+          <w:color w:val="auto"/>
+          <w:sz w:val="24"/>
+          <w:szCs w:val="24"/>
+        </w:rPr>
+        <w:t xml:space="preserve"> Окно отметки готовности</w:t>
+      </w:r>
+      <w:r>
+        <w:rPr>
+          <w:i w:val="0"/>
+          <w:color w:val="auto"/>
+          <w:sz w:val="24"/>
+          <w:szCs w:val="24"/>
+        </w:rPr>
+        <w:t xml:space="preserve"> подарка</w:t>
+      </w:r>
+    </w:p>
     <w:p>
       <w:pPr>
         <w:pStyle w:val="1"/>
@@ -5954,63 +5132,68 @@
         <w:rPr>
           <w:rFonts w:ascii="Times New Roman" w:hAnsi="Times New Roman" w:cs="Times New Roman"/>
           <w:b/>
-          <w:sz w:val="28"/>
-          <w:szCs w:val="28"/>
-        </w:rPr>
-      </w:pPr>
-      <w:r>
+          <w:iCs/>
+          <w:sz w:val="24"/>
+          <w:szCs w:val="24"/>
+        </w:rPr>
+      </w:pPr>
+      <w:r>
+        <w:rPr>
+          <w:i/>
+          <w:sz w:val="24"/>
+          <w:szCs w:val="24"/>
+        </w:rPr>
         <w:br w:type="page"/>
       </w:r>
-      <w:bookmarkStart w:id="13" w:name="_Toc242971996"/>
+      <w:bookmarkStart w:id="10" w:name="_Toc242971994"/>
       <w:r>
         <w:rPr>
           <w:rFonts w:ascii="Times New Roman" w:hAnsi="Times New Roman" w:cs="Times New Roman"/>
           <w:b/>
           <w:color w:val="000000" w:themeColor="text1"/>
-          <w:sz w:val="28"/>
-          <w:szCs w:val="28"/>
+          <w:szCs w:val="24"/>
         </w:rPr>
         <w:lastRenderedPageBreak/>
-        <w:t>1.1</w:t>
+        <w:t>1.</w:t>
       </w:r>
       <w:r>
         <w:rPr>
           <w:rFonts w:ascii="Times New Roman" w:hAnsi="Times New Roman" w:cs="Times New Roman"/>
           <w:b/>
           <w:color w:val="000000" w:themeColor="text1"/>
-          <w:sz w:val="28"/>
-          <w:szCs w:val="28"/>
-        </w:rPr>
-        <w:t xml:space="preserve">1 </w:t>
+          <w:szCs w:val="24"/>
+        </w:rPr>
+        <w:t xml:space="preserve">9 </w:t>
       </w:r>
       <w:r>
         <w:rPr>
           <w:rFonts w:ascii="Times New Roman" w:hAnsi="Times New Roman" w:cs="Times New Roman"/>
           <w:b/>
           <w:color w:val="000000" w:themeColor="text1"/>
-          <w:sz w:val="28"/>
-          <w:szCs w:val="28"/>
-        </w:rPr>
-        <w:t>Доставка</w:t>
+        </w:rPr>
+        <w:t>Создание</w:t>
       </w:r>
       <w:r>
         <w:rPr>
           <w:rFonts w:ascii="Times New Roman" w:hAnsi="Times New Roman" w:cs="Times New Roman"/>
           <w:b/>
           <w:color w:val="000000" w:themeColor="text1"/>
-          <w:sz w:val="28"/>
-          <w:szCs w:val="28"/>
-        </w:rPr>
-        <w:t xml:space="preserve"> подарка</w:t>
-      </w:r>
-      <w:bookmarkEnd w:id="13"/>
+        </w:rPr>
+        <w:t xml:space="preserve"> маршрута</w:t>
+      </w:r>
+      <w:r>
+        <w:rPr>
+          <w:rFonts w:ascii="Times New Roman" w:hAnsi="Times New Roman" w:cs="Times New Roman"/>
+          <w:b/>
+          <w:color w:val="000000" w:themeColor="text1"/>
+        </w:rPr>
+        <w:t xml:space="preserve"> (Дед Мороз)</w:t>
+      </w:r>
+      <w:bookmarkEnd w:id="10"/>
     </w:p>
     <w:p>
       <w:pPr>
         <w:pStyle w:val="a3"/>
-        <w:tabs>
-          <w:tab w:val="left" w:pos="993"/>
-        </w:tabs>
         <w:ind w:left="792" w:firstLine="0"/>
         <w:rPr>
           <w:b/>
@@ -6020,46 +5203,28 @@
     </w:p>
     <w:p>
       <w:pPr>
-        <w:pStyle w:val="a3"/>
-        <w:tabs>
-          <w:tab w:val="left" w:pos="993"/>
-        </w:tabs>
-        <w:ind w:left="792" w:firstLine="0"/>
-        <w:rPr>
-          <w:b/>
-          <w:bCs/>
-        </w:rPr>
-      </w:pPr>
-      <w:r>
-        <w:rPr>
-          <w:b/>
-          <w:bCs/>
+        <w:ind w:left="708" w:firstLine="0"/>
+      </w:pPr>
+      <w:r>
+        <w:rPr>
+          <w:b/>
         </w:rPr>
         <w:t xml:space="preserve">Цель: </w:t>
       </w:r>
       <w:r>
-        <w:rPr>
-          <w:bCs/>
-        </w:rPr>
         <w:t>создать маршрут доставки.</w:t>
       </w:r>
     </w:p>
     <w:p>
       <w:pPr>
-        <w:pStyle w:val="a3"/>
-        <w:tabs>
-          <w:tab w:val="left" w:pos="993"/>
-        </w:tabs>
-        <w:ind w:left="792" w:firstLine="0"/>
-        <w:rPr>
-          <w:b/>
-          <w:bCs/>
-        </w:rPr>
-      </w:pPr>
-      <w:r>
-        <w:rPr>
-          <w:b/>
-          <w:bCs/>
+        <w:ind w:left="708" w:firstLine="0"/>
+        <w:rPr>
+          <w:b/>
+        </w:rPr>
+      </w:pPr>
+      <w:r>
+        <w:rPr>
+          <w:b/>
         </w:rPr>
         <w:t>Процесс:</w:t>
       </w:r>
@@ -6069,20 +5234,11 @@
         <w:pStyle w:val="a3"/>
         <w:numPr>
           <w:ilvl w:val="0"/>
-          <w:numId w:val="21"/>
+          <w:numId w:val="16"/>
         </w:numPr>
-        <w:tabs>
-          <w:tab w:val="left" w:pos="993"/>
-        </w:tabs>
-        <w:rPr>
-          <w:bCs/>
-        </w:rPr>
-      </w:pPr>
-      <w:r>
-        <w:rPr>
-          <w:bCs/>
-        </w:rPr>
-        <w:t>Дед Мороз выбирает дату доставки;</w:t>
+      </w:pPr>
+      <w:r>
+        <w:t>Дед Мороз открывает раздел «Карта маршрута»;</w:t>
       </w:r>
     </w:p>
     <w:p>
@@ -6090,34 +5246,11 @@
         <w:pStyle w:val="a3"/>
         <w:numPr>
           <w:ilvl w:val="0"/>
-          <w:numId w:val="21"/>
+          <w:numId w:val="16"/>
         </w:numPr>
-        <w:tabs>
-          <w:tab w:val="left" w:pos="993"/>
-        </w:tabs>
-        <w:rPr>
-          <w:bCs/>
-        </w:rPr>
-      </w:pPr>
-      <w:r>
-        <w:rPr>
-          <w:bCs/>
-        </w:rPr>
-        <w:t xml:space="preserve">Система отображает список адресов с </w:t>
-      </w:r>
-      <w:proofErr w:type="spellStart"/>
-      <w:r>
-        <w:rPr>
-          <w:bCs/>
-        </w:rPr>
-        <w:t>чекбоксами</w:t>
-      </w:r>
-      <w:proofErr w:type="spellEnd"/>
-      <w:r>
-        <w:rPr>
-          <w:bCs/>
-        </w:rPr>
-        <w:t>;</w:t>
+      </w:pPr>
+      <w:r>
+        <w:t>Система отображает карту с метками готовых к доставке подарков;</w:t>
       </w:r>
     </w:p>
     <w:p>
@@ -6125,20 +5258,11 @@
         <w:pStyle w:val="a3"/>
         <w:numPr>
           <w:ilvl w:val="0"/>
-          <w:numId w:val="21"/>
+          <w:numId w:val="16"/>
         </w:numPr>
-        <w:tabs>
-          <w:tab w:val="left" w:pos="993"/>
-        </w:tabs>
-        <w:rPr>
-          <w:bCs/>
-        </w:rPr>
-      </w:pPr>
-      <w:r>
-        <w:rPr>
-          <w:bCs/>
-        </w:rPr>
-        <w:t>Дед Мороз отмечает адреса;</w:t>
+      </w:pPr>
+      <w:r>
+        <w:t>Дед Мороз выбирает нужные заявки;</w:t>
       </w:r>
     </w:p>
     <w:p>
@@ -6146,19 +5270,10 @@
         <w:pStyle w:val="a3"/>
         <w:numPr>
           <w:ilvl w:val="0"/>
-          <w:numId w:val="21"/>
+          <w:numId w:val="16"/>
         </w:numPr>
-        <w:tabs>
-          <w:tab w:val="left" w:pos="993"/>
-        </w:tabs>
-        <w:rPr>
-          <w:bCs/>
-        </w:rPr>
-      </w:pPr>
-      <w:r>
-        <w:rPr>
-          <w:bCs/>
-        </w:rPr>
+      </w:pPr>
+      <w:r>
         <w:t>Дед Мороз нажимает «Сохранить маршрут»;</w:t>
       </w:r>
     </w:p>
@@ -6167,56 +5282,50 @@
         <w:pStyle w:val="a3"/>
         <w:numPr>
           <w:ilvl w:val="0"/>
-          <w:numId w:val="21"/>
+          <w:numId w:val="16"/>
         </w:numPr>
-        <w:tabs>
-          <w:tab w:val="left" w:pos="993"/>
-        </w:tabs>
-        <w:rPr>
-          <w:bCs/>
-        </w:rPr>
-      </w:pPr>
-      <w:r>
-        <w:rPr>
-          <w:bCs/>
-        </w:rPr>
-        <w:t>Система сохраняет маршрут.</w:t>
+      </w:pPr>
+      <w:r>
+        <w:t>Система сохраняет маршрут и привязывает его к ночному времени (с 22:00 до 06:00).</w:t>
       </w:r>
     </w:p>
     <w:p>
       <w:pPr>
         <w:pStyle w:val="a3"/>
-        <w:tabs>
-          <w:tab w:val="left" w:pos="993"/>
-        </w:tabs>
-        <w:ind w:left="792" w:firstLine="0"/>
-        <w:rPr>
-          <w:b/>
-          <w:bCs/>
+        <w:numPr>
+          <w:ilvl w:val="0"/>
+          <w:numId w:val="16"/>
+        </w:numPr>
+      </w:pPr>
+      <w:r>
+        <w:t>Может вернуться назад.</w:t>
+      </w:r>
+    </w:p>
+    <w:p>
+      <w:pPr>
+        <w:ind w:firstLine="0"/>
+        <w:rPr>
+          <w:b/>
         </w:rPr>
       </w:pPr>
     </w:p>
     <w:p>
       <w:pPr>
         <w:keepNext/>
-        <w:tabs>
-          <w:tab w:val="left" w:pos="993"/>
-        </w:tabs>
         <w:ind w:firstLine="0"/>
         <w:jc w:val="center"/>
       </w:pPr>
       <w:r>
         <w:rPr>
           <w:b/>
-          <w:bCs/>
           <w:noProof/>
           <w:lang w:eastAsia="ru-RU"/>
         </w:rPr>
         <w:drawing>
-          <wp:inline distT="0" distB="0" distL="0" distR="0" wp14:anchorId="297EA78F" wp14:editId="7AEEDACF">
-            <wp:extent cx="3232150" cy="4131733"/>
-            <wp:effectExtent l="0" t="0" r="6350" b="2540"/>
-            <wp:docPr id="34" name="Рисунок 34" descr="C:\Users\USERRR\Downloads\2026-10-13_12-49-07.png"/>
+          <wp:inline distT="0" distB="0" distL="0" distR="0">
+            <wp:extent cx="2800985" cy="4562475"/>
+            <wp:effectExtent l="0" t="0" r="0" b="9525"/>
+            <wp:docPr id="23" name="Рисунок 23" descr="C:\Users\STUDENT 2025\Downloads\2026-10-23_17-38-23.png"/>
             <wp:cNvGraphicFramePr>
               <a:graphicFrameLocks xmlns:a="http://schemas.openxmlformats.org/drawingml/2006/main" noChangeAspect="1"/>
             </wp:cNvGraphicFramePr>
@@ -6224,7 +5333,7 @@
               <a:graphicData uri="http://schemas.openxmlformats.org/drawingml/2006/picture">
                 <pic:pic xmlns:pic="http://schemas.openxmlformats.org/drawingml/2006/picture">
                   <pic:nvPicPr>
-                    <pic:cNvPr id="0" name="Picture 14" descr="C:\Users\USERRR\Downloads\2026-10-13_12-49-07.png"/>
+                    <pic:cNvPr id="0" name="Picture 16" descr="C:\Users\STUDENT 2025\Downloads\2026-10-23_17-38-23.png"/>
                     <pic:cNvPicPr>
                       <a:picLocks noChangeAspect="1" noChangeArrowheads="1"/>
                     </pic:cNvPicPr>
@@ -6245,7 +5354,7 @@
                   <pic:spPr bwMode="auto">
                     <a:xfrm>
                       <a:off x="0" y="0"/>
-                      <a:ext cx="3233489" cy="4133445"/>
+                      <a:ext cx="2812776" cy="4581681"/>
                     </a:xfrm>
                     <a:prstGeom prst="rect">
                       <a:avLst/>
@@ -6290,7 +5399,7 @@
           <w:sz w:val="24"/>
           <w:szCs w:val="24"/>
         </w:rPr>
-        <w:t>15</w:t>
+        <w:fldChar w:fldCharType="begin"/>
       </w:r>
       <w:r>
         <w:rPr>
@@ -6299,7 +5408,7 @@
           <w:sz w:val="24"/>
           <w:szCs w:val="24"/>
         </w:rPr>
-        <w:t xml:space="preserve"> - </w:t>
+        <w:instrText xml:space="preserve"> SEQ Рисунок \* ARABIC </w:instrText>
       </w:r>
       <w:r>
         <w:rPr>
@@ -6308,31 +5417,88 @@
           <w:sz w:val="24"/>
           <w:szCs w:val="24"/>
         </w:rPr>
-        <w:t xml:space="preserve"> Окно доставки подарка</w:t>
+        <w:fldChar w:fldCharType="separate"/>
+      </w:r>
+      <w:r>
+        <w:rPr>
+          <w:i w:val="0"/>
+          <w:noProof/>
+          <w:color w:val="auto"/>
+          <w:sz w:val="24"/>
+          <w:szCs w:val="24"/>
+        </w:rPr>
+        <w:t>13</w:t>
+      </w:r>
+      <w:r>
+        <w:rPr>
+          <w:i w:val="0"/>
+          <w:color w:val="auto"/>
+          <w:sz w:val="24"/>
+          <w:szCs w:val="24"/>
+        </w:rPr>
+        <w:fldChar w:fldCharType="end"/>
+      </w:r>
+      <w:r>
+        <w:rPr>
+          <w:i w:val="0"/>
+          <w:color w:val="auto"/>
+          <w:sz w:val="24"/>
+          <w:szCs w:val="24"/>
+        </w:rPr>
+        <w:t xml:space="preserve"> - </w:t>
+      </w:r>
+      <w:r>
+        <w:rPr>
+          <w:i w:val="0"/>
+          <w:color w:val="auto"/>
+          <w:sz w:val="24"/>
+          <w:szCs w:val="24"/>
+        </w:rPr>
+        <w:t xml:space="preserve"> Окно создания маршрута</w:t>
+      </w:r>
+      <w:r>
+        <w:rPr>
+          <w:i w:val="0"/>
+          <w:color w:val="auto"/>
+          <w:sz w:val="24"/>
+          <w:szCs w:val="24"/>
+        </w:rPr>
+        <w:t xml:space="preserve"> </w:t>
+      </w:r>
+      <w:r>
+        <w:rPr>
+          <w:i w:val="0"/>
+          <w:color w:val="auto"/>
+          <w:sz w:val="24"/>
+          <w:szCs w:val="24"/>
+        </w:rPr>
+        <w:t>(</w:t>
+      </w:r>
+      <w:r>
+        <w:rPr>
+          <w:i w:val="0"/>
+          <w:color w:val="auto"/>
+          <w:sz w:val="24"/>
+          <w:szCs w:val="24"/>
+        </w:rPr>
+        <w:t>Дед Мороз)</w:t>
+      </w:r>
+    </w:p>
+    <w:p/>
+    <w:p>
+      <w:pPr>
+        <w:spacing w:after="160" w:line="259" w:lineRule="auto"/>
+        <w:ind w:firstLine="0"/>
+        <w:jc w:val="left"/>
+      </w:pPr>
+      <w:r>
+        <w:br w:type="page"/>
       </w:r>
     </w:p>
     <w:p>
       <w:pPr>
         <w:pStyle w:val="1"/>
         <w:ind w:firstLine="0"/>
-        <w:rPr>
-          <w:rFonts w:ascii="Times New Roman" w:hAnsi="Times New Roman" w:cs="Times New Roman"/>
-          <w:b/>
-          <w:iCs/>
-          <w:sz w:val="28"/>
-          <w:szCs w:val="28"/>
-        </w:rPr>
-      </w:pPr>
-      <w:r>
-        <w:rPr>
-          <w:i/>
-          <w:sz w:val="24"/>
-          <w:szCs w:val="24"/>
-        </w:rPr>
-        <w:br w:type="page"/>
-      </w:r>
-      <w:bookmarkStart w:id="14" w:name="_Toc242971997"/>
-      <w:r>
         <w:rPr>
           <w:rFonts w:ascii="Times New Roman" w:hAnsi="Times New Roman" w:cs="Times New Roman"/>
           <w:b/>
@@ -6340,9 +5506,8 @@
           <w:sz w:val="28"/>
           <w:szCs w:val="28"/>
         </w:rPr>
-        <w:lastRenderedPageBreak/>
-        <w:t>1.1</w:t>
-      </w:r>
+      </w:pPr>
+      <w:bookmarkStart w:id="11" w:name="_Toc242971995"/>
       <w:r>
         <w:rPr>
           <w:rFonts w:ascii="Times New Roman" w:hAnsi="Times New Roman" w:cs="Times New Roman"/>
@@ -6351,7 +5516,8 @@
           <w:sz w:val="28"/>
           <w:szCs w:val="28"/>
         </w:rPr>
-        <w:t xml:space="preserve">2 </w:t>
+        <w:lastRenderedPageBreak/>
+        <w:t xml:space="preserve">1.10 </w:t>
       </w:r>
       <w:r>
         <w:rPr>
@@ -6361,47 +5527,66 @@
           <w:sz w:val="28"/>
           <w:szCs w:val="28"/>
         </w:rPr>
-        <w:t xml:space="preserve">Отметка </w:t>
-      </w:r>
-      <w:r>
-        <w:rPr>
-          <w:rFonts w:ascii="Times New Roman" w:hAnsi="Times New Roman" w:cs="Times New Roman"/>
-          <w:b/>
-          <w:color w:val="000000" w:themeColor="text1"/>
-          <w:sz w:val="28"/>
-          <w:szCs w:val="28"/>
-        </w:rPr>
-        <w:t>вручения</w:t>
-      </w:r>
-      <w:bookmarkEnd w:id="14"/>
-    </w:p>
-    <w:p/>
+        <w:t>Добавление подарка в каталог</w:t>
+      </w:r>
+      <w:bookmarkEnd w:id="11"/>
+    </w:p>
+    <w:p>
+      <w:pPr>
+        <w:ind w:firstLine="0"/>
+        <w:rPr>
+          <w:b/>
+        </w:rPr>
+      </w:pPr>
+    </w:p>
     <w:p>
       <w:pPr>
         <w:pStyle w:val="a3"/>
+        <w:tabs>
+          <w:tab w:val="left" w:pos="993"/>
+        </w:tabs>
         <w:ind w:left="792" w:firstLine="0"/>
-      </w:pPr>
-      <w:r>
-        <w:rPr>
-          <w:b/>
-        </w:rPr>
-        <w:t>Цель</w:t>
-      </w:r>
-      <w:r>
-        <w:t>: подтвердить факт вручения подарка.</w:t>
+        <w:rPr>
+          <w:b/>
+          <w:bCs/>
+        </w:rPr>
+      </w:pPr>
+      <w:r>
+        <w:rPr>
+          <w:b/>
+          <w:bCs/>
+        </w:rPr>
+        <w:t xml:space="preserve">Цель: </w:t>
+      </w:r>
+      <w:r>
+        <w:rPr>
+          <w:bCs/>
+        </w:rPr>
+        <w:t>добавить новый подарок в каталог подарков</w:t>
+      </w:r>
+      <w:r>
+        <w:rPr>
+          <w:bCs/>
+        </w:rPr>
+        <w:t>.</w:t>
       </w:r>
     </w:p>
     <w:p>
       <w:pPr>
         <w:pStyle w:val="a3"/>
+        <w:tabs>
+          <w:tab w:val="left" w:pos="993"/>
+        </w:tabs>
         <w:ind w:left="792" w:firstLine="0"/>
         <w:rPr>
           <w:b/>
-        </w:rPr>
-      </w:pPr>
-      <w:r>
-        <w:rPr>
-          <w:b/>
+          <w:bCs/>
+        </w:rPr>
+      </w:pPr>
+      <w:r>
+        <w:rPr>
+          <w:b/>
+          <w:bCs/>
         </w:rPr>
         <w:t>Процесс:</w:t>
       </w:r>
@@ -6411,11 +5596,20 @@
         <w:pStyle w:val="a3"/>
         <w:numPr>
           <w:ilvl w:val="0"/>
-          <w:numId w:val="18"/>
+          <w:numId w:val="40"/>
         </w:numPr>
-      </w:pPr>
-      <w:r>
-        <w:t>Система отображает подтверждение: «Подтвердите, что подарок "Конструктор LEGO" вручён Ане Ивановой по адресу ул. Новогодняя, 1»;</w:t>
+        <w:tabs>
+          <w:tab w:val="left" w:pos="993"/>
+        </w:tabs>
+        <w:rPr>
+          <w:bCs/>
+        </w:rPr>
+      </w:pPr>
+      <w:r>
+        <w:rPr>
+          <w:bCs/>
+        </w:rPr>
+        <w:t>Дед Мороз открывает главное окно и нажимает «Добавить подарок в каталог»;</w:t>
       </w:r>
     </w:p>
     <w:p>
@@ -6423,11 +5617,20 @@
         <w:pStyle w:val="a3"/>
         <w:numPr>
           <w:ilvl w:val="0"/>
-          <w:numId w:val="18"/>
+          <w:numId w:val="40"/>
         </w:numPr>
-      </w:pPr>
-      <w:r>
-        <w:t>Дед Мороз нажимает «Подтвердить»;</w:t>
+        <w:tabs>
+          <w:tab w:val="left" w:pos="993"/>
+        </w:tabs>
+        <w:rPr>
+          <w:bCs/>
+        </w:rPr>
+      </w:pPr>
+      <w:r>
+        <w:rPr>
+          <w:bCs/>
+        </w:rPr>
+        <w:t>Система открывает окно добавления подарка;</w:t>
       </w:r>
     </w:p>
     <w:p>
@@ -6435,19 +5638,191 @@
         <w:pStyle w:val="a3"/>
         <w:numPr>
           <w:ilvl w:val="0"/>
-          <w:numId w:val="18"/>
+          <w:numId w:val="40"/>
         </w:numPr>
-      </w:pPr>
-      <w:r>
-        <w:t>Может отменить или вернуться назад.</w:t>
+        <w:tabs>
+          <w:tab w:val="left" w:pos="993"/>
+        </w:tabs>
+        <w:rPr>
+          <w:bCs/>
+        </w:rPr>
+      </w:pPr>
+      <w:r>
+        <w:rPr>
+          <w:bCs/>
+        </w:rPr>
+        <w:t>Дед Мороз вводит название подарка;</w:t>
       </w:r>
     </w:p>
     <w:p>
       <w:pPr>
         <w:pStyle w:val="a3"/>
-        <w:ind w:left="792" w:firstLine="0"/>
-        <w:rPr>
-          <w:b/>
+        <w:numPr>
+          <w:ilvl w:val="0"/>
+          <w:numId w:val="40"/>
+        </w:numPr>
+        <w:tabs>
+          <w:tab w:val="left" w:pos="993"/>
+        </w:tabs>
+        <w:rPr>
+          <w:bCs/>
+        </w:rPr>
+      </w:pPr>
+      <w:r>
+        <w:rPr>
+          <w:bCs/>
+        </w:rPr>
+        <w:t>Дед Мороз выбирает категорию из списка (Игрушки, Книги, Спорт, Творчество);</w:t>
+      </w:r>
+    </w:p>
+    <w:p>
+      <w:pPr>
+        <w:pStyle w:val="a3"/>
+        <w:numPr>
+          <w:ilvl w:val="0"/>
+          <w:numId w:val="40"/>
+        </w:numPr>
+        <w:tabs>
+          <w:tab w:val="left" w:pos="993"/>
+        </w:tabs>
+        <w:rPr>
+          <w:bCs/>
+        </w:rPr>
+      </w:pPr>
+      <w:r>
+        <w:rPr>
+          <w:bCs/>
+        </w:rPr>
+        <w:t>Дед Мороз вводит описание подарка;</w:t>
+      </w:r>
+    </w:p>
+    <w:p>
+      <w:pPr>
+        <w:pStyle w:val="a3"/>
+        <w:numPr>
+          <w:ilvl w:val="0"/>
+          <w:numId w:val="40"/>
+        </w:numPr>
+        <w:tabs>
+          <w:tab w:val="left" w:pos="993"/>
+        </w:tabs>
+        <w:rPr>
+          <w:bCs/>
+        </w:rPr>
+      </w:pPr>
+      <w:r>
+        <w:rPr>
+          <w:bCs/>
+        </w:rPr>
+        <w:t>Дед Мороз нажимает кнопку «Сохранить»;</w:t>
+      </w:r>
+    </w:p>
+    <w:p>
+      <w:pPr>
+        <w:pStyle w:val="a3"/>
+        <w:numPr>
+          <w:ilvl w:val="0"/>
+          <w:numId w:val="40"/>
+        </w:numPr>
+        <w:tabs>
+          <w:tab w:val="left" w:pos="993"/>
+        </w:tabs>
+        <w:rPr>
+          <w:bCs/>
+        </w:rPr>
+      </w:pPr>
+      <w:r>
+        <w:rPr>
+          <w:bCs/>
+        </w:rPr>
+        <w:t>Система проверяет корректность введённых данных;</w:t>
+      </w:r>
+    </w:p>
+    <w:p>
+      <w:pPr>
+        <w:pStyle w:val="a3"/>
+        <w:numPr>
+          <w:ilvl w:val="0"/>
+          <w:numId w:val="40"/>
+        </w:numPr>
+        <w:tabs>
+          <w:tab w:val="left" w:pos="993"/>
+        </w:tabs>
+        <w:rPr>
+          <w:bCs/>
+        </w:rPr>
+      </w:pPr>
+      <w:r>
+        <w:rPr>
+          <w:bCs/>
+        </w:rPr>
+        <w:t>Система сохраняет подарок</w:t>
+      </w:r>
+      <w:r>
+        <w:rPr>
+          <w:bCs/>
+        </w:rPr>
+        <w:t xml:space="preserve"> в базе данных</w:t>
+      </w:r>
+      <w:r>
+        <w:rPr>
+          <w:bCs/>
+        </w:rPr>
+        <w:t>;</w:t>
+      </w:r>
+    </w:p>
+    <w:p>
+      <w:pPr>
+        <w:pStyle w:val="a3"/>
+        <w:numPr>
+          <w:ilvl w:val="0"/>
+          <w:numId w:val="40"/>
+        </w:numPr>
+        <w:tabs>
+          <w:tab w:val="left" w:pos="993"/>
+        </w:tabs>
+        <w:rPr>
+          <w:bCs/>
+        </w:rPr>
+      </w:pPr>
+      <w:r>
+        <w:rPr>
+          <w:bCs/>
+        </w:rPr>
+        <w:t>Система возвращает Деда Мороза на главное окно;</w:t>
+      </w:r>
+    </w:p>
+    <w:p>
+      <w:pPr>
+        <w:pStyle w:val="a3"/>
+        <w:numPr>
+          <w:ilvl w:val="0"/>
+          <w:numId w:val="40"/>
+        </w:numPr>
+        <w:tabs>
+          <w:tab w:val="left" w:pos="993"/>
+        </w:tabs>
+        <w:ind w:hanging="378"/>
+        <w:rPr>
+          <w:bCs/>
+        </w:rPr>
+      </w:pPr>
+      <w:r>
+        <w:rPr>
+          <w:bCs/>
+        </w:rPr>
+        <w:t>Подарок становится доступным для выбора детьми при создании запроса.</w:t>
+      </w:r>
+    </w:p>
+    <w:p>
+      <w:pPr>
+        <w:pStyle w:val="a3"/>
+        <w:tabs>
+          <w:tab w:val="left" w:pos="993"/>
+        </w:tabs>
+        <w:ind w:left="1512" w:firstLine="0"/>
+        <w:rPr>
+          <w:bCs/>
         </w:rPr>
       </w:pPr>
     </w:p>
@@ -6455,20 +5830,23 @@
       <w:pPr>
         <w:pStyle w:val="a3"/>
         <w:keepNext/>
+        <w:tabs>
+          <w:tab w:val="left" w:pos="993"/>
+        </w:tabs>
         <w:ind w:left="0" w:firstLine="0"/>
         <w:jc w:val="center"/>
       </w:pPr>
       <w:r>
         <w:rPr>
-          <w:b/>
+          <w:bCs/>
           <w:noProof/>
           <w:lang w:eastAsia="ru-RU"/>
         </w:rPr>
         <w:drawing>
-          <wp:inline distT="0" distB="0" distL="0" distR="0" wp14:anchorId="384D2A71" wp14:editId="0361F29E">
-            <wp:extent cx="2992120" cy="3230089"/>
-            <wp:effectExtent l="0" t="0" r="0" b="8890"/>
-            <wp:docPr id="32" name="Рисунок 32" descr="C:\Users\USERRR\Downloads\2026-10-13_11-31-50.png"/>
+          <wp:inline distT="0" distB="0" distL="0" distR="0">
+            <wp:extent cx="3030841" cy="3533775"/>
+            <wp:effectExtent l="0" t="0" r="0" b="0"/>
+            <wp:docPr id="17" name="Рисунок 17" descr="C:\Users\STUDENT 2025\Downloads\2026-10-23_17-25-52.png"/>
             <wp:cNvGraphicFramePr>
               <a:graphicFrameLocks xmlns:a="http://schemas.openxmlformats.org/drawingml/2006/main" noChangeAspect="1"/>
             </wp:cNvGraphicFramePr>
@@ -6476,26 +5854,28 @@
               <a:graphicData uri="http://schemas.openxmlformats.org/drawingml/2006/picture">
                 <pic:pic xmlns:pic="http://schemas.openxmlformats.org/drawingml/2006/picture">
                   <pic:nvPicPr>
-                    <pic:cNvPr id="0" name="Picture 7" descr="C:\Users\USERRR\Downloads\2026-10-13_11-31-50.png"/>
+                    <pic:cNvPr id="0" name="Picture 12" descr="C:\Users\STUDENT 2025\Downloads\2026-10-23_17-25-52.png"/>
                     <pic:cNvPicPr>
                       <a:picLocks noChangeAspect="1" noChangeArrowheads="1"/>
                     </pic:cNvPicPr>
                   </pic:nvPicPr>
-                  <pic:blipFill rotWithShape="1">
-                    <a:blip r:embed="rId18">
+                  <pic:blipFill>
+                    <a:blip r:embed="rId21">
                       <a:extLst>
                         <a:ext uri="{28A0092B-C50C-407E-A947-70E740481C1C}">
                           <a14:useLocalDpi xmlns:a14="http://schemas.microsoft.com/office/drawing/2010/main" val="0"/>
                         </a:ext>
                       </a:extLst>
                     </a:blip>
-                    <a:srcRect r="49602" b="16296"/>
-                    <a:stretch/>
+                    <a:srcRect/>
+                    <a:stretch>
+                      <a:fillRect/>
+                    </a:stretch>
                   </pic:blipFill>
                   <pic:spPr bwMode="auto">
                     <a:xfrm>
                       <a:off x="0" y="0"/>
-                      <a:ext cx="2992581" cy="3230587"/>
+                      <a:ext cx="3050161" cy="3556301"/>
                     </a:xfrm>
                     <a:prstGeom prst="rect">
                       <a:avLst/>
@@ -6504,11 +5884,660 @@
                     <a:ln>
                       <a:noFill/>
                     </a:ln>
-                    <a:extLst>
-                      <a:ext uri="{53640926-AAD7-44D8-BBD7-CCE9431645EC}">
-                        <a14:shadowObscured xmlns:a14="http://schemas.microsoft.com/office/drawing/2010/main"/>
-                      </a:ext>
-                    </a:extLst>
+                  </pic:spPr>
+                </pic:pic>
+              </a:graphicData>
+            </a:graphic>
+          </wp:inline>
+        </w:drawing>
+      </w:r>
+    </w:p>
+    <w:p>
+      <w:pPr>
+        <w:pStyle w:val="a4"/>
+        <w:ind w:firstLine="0"/>
+        <w:jc w:val="center"/>
+        <w:rPr>
+          <w:bCs/>
+          <w:i w:val="0"/>
+          <w:color w:val="000000" w:themeColor="text1"/>
+          <w:sz w:val="24"/>
+          <w:szCs w:val="24"/>
+        </w:rPr>
+      </w:pPr>
+      <w:r>
+        <w:rPr>
+          <w:i w:val="0"/>
+          <w:color w:val="000000" w:themeColor="text1"/>
+          <w:sz w:val="24"/>
+          <w:szCs w:val="24"/>
+        </w:rPr>
+        <w:t xml:space="preserve">Рисунок </w:t>
+      </w:r>
+      <w:r>
+        <w:rPr>
+          <w:i w:val="0"/>
+          <w:color w:val="000000" w:themeColor="text1"/>
+          <w:sz w:val="24"/>
+          <w:szCs w:val="24"/>
+        </w:rPr>
+        <w:fldChar w:fldCharType="begin"/>
+      </w:r>
+      <w:r>
+        <w:rPr>
+          <w:i w:val="0"/>
+          <w:color w:val="000000" w:themeColor="text1"/>
+          <w:sz w:val="24"/>
+          <w:szCs w:val="24"/>
+        </w:rPr>
+        <w:instrText xml:space="preserve"> SEQ Рисунок \* ARABIC </w:instrText>
+      </w:r>
+      <w:r>
+        <w:rPr>
+          <w:i w:val="0"/>
+          <w:color w:val="000000" w:themeColor="text1"/>
+          <w:sz w:val="24"/>
+          <w:szCs w:val="24"/>
+        </w:rPr>
+        <w:fldChar w:fldCharType="separate"/>
+      </w:r>
+      <w:r>
+        <w:rPr>
+          <w:i w:val="0"/>
+          <w:noProof/>
+          <w:color w:val="000000" w:themeColor="text1"/>
+          <w:sz w:val="24"/>
+          <w:szCs w:val="24"/>
+        </w:rPr>
+        <w:t>14</w:t>
+      </w:r>
+      <w:r>
+        <w:rPr>
+          <w:i w:val="0"/>
+          <w:color w:val="000000" w:themeColor="text1"/>
+          <w:sz w:val="24"/>
+          <w:szCs w:val="24"/>
+        </w:rPr>
+        <w:fldChar w:fldCharType="end"/>
+      </w:r>
+      <w:r>
+        <w:rPr>
+          <w:i w:val="0"/>
+          <w:color w:val="000000" w:themeColor="text1"/>
+          <w:sz w:val="24"/>
+          <w:szCs w:val="24"/>
+        </w:rPr>
+        <w:t xml:space="preserve"> - Окно добавления подарка в каталог</w:t>
+      </w:r>
+    </w:p>
+    <w:p/>
+    <w:p>
+      <w:pPr>
+        <w:pStyle w:val="1"/>
+        <w:ind w:firstLine="0"/>
+        <w:rPr>
+          <w:rFonts w:ascii="Times New Roman" w:hAnsi="Times New Roman" w:cs="Times New Roman"/>
+          <w:b/>
+          <w:sz w:val="28"/>
+          <w:szCs w:val="28"/>
+        </w:rPr>
+      </w:pPr>
+      <w:r>
+        <w:br w:type="page"/>
+      </w:r>
+      <w:bookmarkStart w:id="12" w:name="_Toc242971996"/>
+      <w:r>
+        <w:rPr>
+          <w:rFonts w:ascii="Times New Roman" w:hAnsi="Times New Roman" w:cs="Times New Roman"/>
+          <w:b/>
+          <w:color w:val="000000" w:themeColor="text1"/>
+          <w:sz w:val="28"/>
+          <w:szCs w:val="28"/>
+        </w:rPr>
+        <w:lastRenderedPageBreak/>
+        <w:t>1.1</w:t>
+      </w:r>
+      <w:r>
+        <w:rPr>
+          <w:rFonts w:ascii="Times New Roman" w:hAnsi="Times New Roman" w:cs="Times New Roman"/>
+          <w:b/>
+          <w:color w:val="000000" w:themeColor="text1"/>
+          <w:sz w:val="28"/>
+          <w:szCs w:val="28"/>
+        </w:rPr>
+        <w:t xml:space="preserve">1 </w:t>
+      </w:r>
+      <w:r>
+        <w:rPr>
+          <w:rFonts w:ascii="Times New Roman" w:hAnsi="Times New Roman" w:cs="Times New Roman"/>
+          <w:b/>
+          <w:color w:val="000000" w:themeColor="text1"/>
+          <w:sz w:val="28"/>
+          <w:szCs w:val="28"/>
+        </w:rPr>
+        <w:t>Доставка</w:t>
+      </w:r>
+      <w:r>
+        <w:rPr>
+          <w:rFonts w:ascii="Times New Roman" w:hAnsi="Times New Roman" w:cs="Times New Roman"/>
+          <w:b/>
+          <w:color w:val="000000" w:themeColor="text1"/>
+          <w:sz w:val="28"/>
+          <w:szCs w:val="28"/>
+        </w:rPr>
+        <w:t xml:space="preserve"> подарка</w:t>
+      </w:r>
+      <w:bookmarkEnd w:id="12"/>
+    </w:p>
+    <w:p>
+      <w:pPr>
+        <w:pStyle w:val="a3"/>
+        <w:tabs>
+          <w:tab w:val="left" w:pos="993"/>
+        </w:tabs>
+        <w:ind w:left="792" w:firstLine="0"/>
+        <w:rPr>
+          <w:b/>
+          <w:bCs/>
+        </w:rPr>
+      </w:pPr>
+    </w:p>
+    <w:p>
+      <w:pPr>
+        <w:pStyle w:val="a3"/>
+        <w:tabs>
+          <w:tab w:val="left" w:pos="993"/>
+        </w:tabs>
+        <w:ind w:left="792" w:firstLine="0"/>
+        <w:rPr>
+          <w:b/>
+          <w:bCs/>
+        </w:rPr>
+      </w:pPr>
+      <w:r>
+        <w:rPr>
+          <w:b/>
+          <w:bCs/>
+        </w:rPr>
+        <w:t xml:space="preserve">Цель: </w:t>
+      </w:r>
+      <w:r>
+        <w:rPr>
+          <w:bCs/>
+        </w:rPr>
+        <w:t>создать маршрут доставки.</w:t>
+      </w:r>
+    </w:p>
+    <w:p>
+      <w:pPr>
+        <w:pStyle w:val="a3"/>
+        <w:tabs>
+          <w:tab w:val="left" w:pos="993"/>
+        </w:tabs>
+        <w:ind w:left="792" w:firstLine="0"/>
+        <w:rPr>
+          <w:b/>
+          <w:bCs/>
+        </w:rPr>
+      </w:pPr>
+      <w:r>
+        <w:rPr>
+          <w:b/>
+          <w:bCs/>
+        </w:rPr>
+        <w:t>Процесс:</w:t>
+      </w:r>
+    </w:p>
+    <w:p>
+      <w:pPr>
+        <w:pStyle w:val="a3"/>
+        <w:numPr>
+          <w:ilvl w:val="0"/>
+          <w:numId w:val="21"/>
+        </w:numPr>
+        <w:tabs>
+          <w:tab w:val="left" w:pos="993"/>
+        </w:tabs>
+        <w:rPr>
+          <w:bCs/>
+        </w:rPr>
+      </w:pPr>
+      <w:r>
+        <w:rPr>
+          <w:bCs/>
+        </w:rPr>
+        <w:t>Дед Мороз выбирает дату доставки;</w:t>
+      </w:r>
+    </w:p>
+    <w:p>
+      <w:pPr>
+        <w:pStyle w:val="a3"/>
+        <w:numPr>
+          <w:ilvl w:val="0"/>
+          <w:numId w:val="21"/>
+        </w:numPr>
+        <w:tabs>
+          <w:tab w:val="left" w:pos="993"/>
+        </w:tabs>
+        <w:rPr>
+          <w:bCs/>
+        </w:rPr>
+      </w:pPr>
+      <w:r>
+        <w:rPr>
+          <w:bCs/>
+        </w:rPr>
+        <w:t xml:space="preserve">Система отображает список адресов с </w:t>
+      </w:r>
+      <w:proofErr w:type="spellStart"/>
+      <w:r>
+        <w:rPr>
+          <w:bCs/>
+        </w:rPr>
+        <w:t>чекбоксами</w:t>
+      </w:r>
+      <w:proofErr w:type="spellEnd"/>
+      <w:r>
+        <w:rPr>
+          <w:bCs/>
+        </w:rPr>
+        <w:t>;</w:t>
+      </w:r>
+    </w:p>
+    <w:p>
+      <w:pPr>
+        <w:pStyle w:val="a3"/>
+        <w:numPr>
+          <w:ilvl w:val="0"/>
+          <w:numId w:val="21"/>
+        </w:numPr>
+        <w:tabs>
+          <w:tab w:val="left" w:pos="993"/>
+        </w:tabs>
+        <w:rPr>
+          <w:bCs/>
+        </w:rPr>
+      </w:pPr>
+      <w:r>
+        <w:rPr>
+          <w:bCs/>
+        </w:rPr>
+        <w:t>Дед Мороз отмечает адреса;</w:t>
+      </w:r>
+    </w:p>
+    <w:p>
+      <w:pPr>
+        <w:pStyle w:val="a3"/>
+        <w:numPr>
+          <w:ilvl w:val="0"/>
+          <w:numId w:val="21"/>
+        </w:numPr>
+        <w:tabs>
+          <w:tab w:val="left" w:pos="993"/>
+        </w:tabs>
+        <w:rPr>
+          <w:bCs/>
+        </w:rPr>
+      </w:pPr>
+      <w:r>
+        <w:rPr>
+          <w:bCs/>
+        </w:rPr>
+        <w:t>Дед Мороз нажимает «Сохранить маршрут»;</w:t>
+      </w:r>
+    </w:p>
+    <w:p>
+      <w:pPr>
+        <w:pStyle w:val="a3"/>
+        <w:numPr>
+          <w:ilvl w:val="0"/>
+          <w:numId w:val="21"/>
+        </w:numPr>
+        <w:tabs>
+          <w:tab w:val="left" w:pos="993"/>
+        </w:tabs>
+        <w:rPr>
+          <w:bCs/>
+        </w:rPr>
+      </w:pPr>
+      <w:r>
+        <w:rPr>
+          <w:bCs/>
+        </w:rPr>
+        <w:t>Система сохраняет маршрут.</w:t>
+      </w:r>
+    </w:p>
+    <w:p>
+      <w:pPr>
+        <w:pStyle w:val="a3"/>
+        <w:tabs>
+          <w:tab w:val="left" w:pos="993"/>
+        </w:tabs>
+        <w:ind w:left="792" w:firstLine="0"/>
+        <w:rPr>
+          <w:b/>
+          <w:bCs/>
+        </w:rPr>
+      </w:pPr>
+    </w:p>
+    <w:p>
+      <w:pPr>
+        <w:keepNext/>
+        <w:tabs>
+          <w:tab w:val="left" w:pos="0"/>
+        </w:tabs>
+        <w:ind w:firstLine="0"/>
+        <w:jc w:val="center"/>
+      </w:pPr>
+      <w:r>
+        <w:rPr>
+          <w:b/>
+          <w:bCs/>
+          <w:noProof/>
+          <w:lang w:eastAsia="ru-RU"/>
+        </w:rPr>
+        <w:drawing>
+          <wp:inline distT="0" distB="0" distL="0" distR="0">
+            <wp:extent cx="3041222" cy="3895725"/>
+            <wp:effectExtent l="0" t="0" r="6985" b="0"/>
+            <wp:docPr id="18" name="Рисунок 18" descr="C:\Users\STUDENT 2025\Downloads\2026-10-23_17-28-32.png"/>
+            <wp:cNvGraphicFramePr>
+              <a:graphicFrameLocks xmlns:a="http://schemas.openxmlformats.org/drawingml/2006/main" noChangeAspect="1"/>
+            </wp:cNvGraphicFramePr>
+            <a:graphic xmlns:a="http://schemas.openxmlformats.org/drawingml/2006/main">
+              <a:graphicData uri="http://schemas.openxmlformats.org/drawingml/2006/picture">
+                <pic:pic xmlns:pic="http://schemas.openxmlformats.org/drawingml/2006/picture">
+                  <pic:nvPicPr>
+                    <pic:cNvPr id="0" name="Picture 13" descr="C:\Users\STUDENT 2025\Downloads\2026-10-23_17-28-32.png"/>
+                    <pic:cNvPicPr>
+                      <a:picLocks noChangeAspect="1" noChangeArrowheads="1"/>
+                    </pic:cNvPicPr>
+                  </pic:nvPicPr>
+                  <pic:blipFill>
+                    <a:blip r:embed="rId22">
+                      <a:extLst>
+                        <a:ext uri="{28A0092B-C50C-407E-A947-70E740481C1C}">
+                          <a14:useLocalDpi xmlns:a14="http://schemas.microsoft.com/office/drawing/2010/main" val="0"/>
+                        </a:ext>
+                      </a:extLst>
+                    </a:blip>
+                    <a:srcRect/>
+                    <a:stretch>
+                      <a:fillRect/>
+                    </a:stretch>
+                  </pic:blipFill>
+                  <pic:spPr bwMode="auto">
+                    <a:xfrm>
+                      <a:off x="0" y="0"/>
+                      <a:ext cx="3045378" cy="3901049"/>
+                    </a:xfrm>
+                    <a:prstGeom prst="rect">
+                      <a:avLst/>
+                    </a:prstGeom>
+                    <a:noFill/>
+                    <a:ln>
+                      <a:noFill/>
+                    </a:ln>
+                  </pic:spPr>
+                </pic:pic>
+              </a:graphicData>
+            </a:graphic>
+          </wp:inline>
+        </w:drawing>
+      </w:r>
+    </w:p>
+    <w:p>
+      <w:pPr>
+        <w:pStyle w:val="a4"/>
+        <w:ind w:firstLine="0"/>
+        <w:jc w:val="center"/>
+        <w:rPr>
+          <w:i w:val="0"/>
+          <w:color w:val="auto"/>
+          <w:sz w:val="24"/>
+          <w:szCs w:val="24"/>
+        </w:rPr>
+      </w:pPr>
+      <w:r>
+        <w:rPr>
+          <w:i w:val="0"/>
+          <w:color w:val="auto"/>
+          <w:sz w:val="24"/>
+          <w:szCs w:val="24"/>
+        </w:rPr>
+        <w:t xml:space="preserve">Рисунок </w:t>
+      </w:r>
+      <w:r>
+        <w:rPr>
+          <w:i w:val="0"/>
+          <w:color w:val="auto"/>
+          <w:sz w:val="24"/>
+          <w:szCs w:val="24"/>
+        </w:rPr>
+        <w:t>15</w:t>
+      </w:r>
+      <w:r>
+        <w:rPr>
+          <w:i w:val="0"/>
+          <w:color w:val="auto"/>
+          <w:sz w:val="24"/>
+          <w:szCs w:val="24"/>
+        </w:rPr>
+        <w:t xml:space="preserve"> - </w:t>
+      </w:r>
+      <w:r>
+        <w:rPr>
+          <w:i w:val="0"/>
+          <w:color w:val="auto"/>
+          <w:sz w:val="24"/>
+          <w:szCs w:val="24"/>
+        </w:rPr>
+        <w:t xml:space="preserve"> Окно доставки подарка</w:t>
+      </w:r>
+    </w:p>
+    <w:p>
+      <w:pPr>
+        <w:pStyle w:val="1"/>
+        <w:ind w:firstLine="0"/>
+        <w:rPr>
+          <w:rFonts w:ascii="Times New Roman" w:hAnsi="Times New Roman" w:cs="Times New Roman"/>
+          <w:b/>
+          <w:iCs/>
+          <w:sz w:val="28"/>
+          <w:szCs w:val="28"/>
+        </w:rPr>
+      </w:pPr>
+      <w:r>
+        <w:rPr>
+          <w:i/>
+          <w:sz w:val="24"/>
+          <w:szCs w:val="24"/>
+        </w:rPr>
+        <w:br w:type="page"/>
+      </w:r>
+      <w:bookmarkStart w:id="13" w:name="_Toc242971997"/>
+      <w:r>
+        <w:rPr>
+          <w:rFonts w:ascii="Times New Roman" w:hAnsi="Times New Roman" w:cs="Times New Roman"/>
+          <w:b/>
+          <w:color w:val="000000" w:themeColor="text1"/>
+          <w:sz w:val="28"/>
+          <w:szCs w:val="28"/>
+        </w:rPr>
+        <w:lastRenderedPageBreak/>
+        <w:t>1.1</w:t>
+      </w:r>
+      <w:r>
+        <w:rPr>
+          <w:rFonts w:ascii="Times New Roman" w:hAnsi="Times New Roman" w:cs="Times New Roman"/>
+          <w:b/>
+          <w:color w:val="000000" w:themeColor="text1"/>
+          <w:sz w:val="28"/>
+          <w:szCs w:val="28"/>
+        </w:rPr>
+        <w:t xml:space="preserve">2 </w:t>
+      </w:r>
+      <w:r>
+        <w:rPr>
+          <w:rFonts w:ascii="Times New Roman" w:hAnsi="Times New Roman" w:cs="Times New Roman"/>
+          <w:b/>
+          <w:color w:val="000000" w:themeColor="text1"/>
+          <w:sz w:val="28"/>
+          <w:szCs w:val="28"/>
+        </w:rPr>
+        <w:t xml:space="preserve">Отметка </w:t>
+      </w:r>
+      <w:r>
+        <w:rPr>
+          <w:rFonts w:ascii="Times New Roman" w:hAnsi="Times New Roman" w:cs="Times New Roman"/>
+          <w:b/>
+          <w:color w:val="000000" w:themeColor="text1"/>
+          <w:sz w:val="28"/>
+          <w:szCs w:val="28"/>
+        </w:rPr>
+        <w:t>вручения</w:t>
+      </w:r>
+      <w:bookmarkEnd w:id="13"/>
+    </w:p>
+    <w:p/>
+    <w:p>
+      <w:pPr>
+        <w:pStyle w:val="a3"/>
+        <w:ind w:left="792" w:firstLine="0"/>
+      </w:pPr>
+      <w:r>
+        <w:rPr>
+          <w:b/>
+        </w:rPr>
+        <w:t>Цель</w:t>
+      </w:r>
+      <w:r>
+        <w:t>: подтвердить факт вручения подарка.</w:t>
+      </w:r>
+    </w:p>
+    <w:p>
+      <w:pPr>
+        <w:pStyle w:val="a3"/>
+        <w:ind w:left="792" w:firstLine="0"/>
+        <w:rPr>
+          <w:b/>
+        </w:rPr>
+      </w:pPr>
+      <w:r>
+        <w:rPr>
+          <w:b/>
+        </w:rPr>
+        <w:t>Процесс:</w:t>
+      </w:r>
+    </w:p>
+    <w:p>
+      <w:pPr>
+        <w:pStyle w:val="a3"/>
+        <w:numPr>
+          <w:ilvl w:val="0"/>
+          <w:numId w:val="18"/>
+        </w:numPr>
+      </w:pPr>
+      <w:r>
+        <w:t>С</w:t>
+      </w:r>
+      <w:r>
+        <w:t>истема отображает подтверждение</w:t>
+      </w:r>
+      <w:bookmarkStart w:id="14" w:name="_GoBack"/>
+      <w:bookmarkEnd w:id="14"/>
+      <w:r>
+        <w:t>;</w:t>
+      </w:r>
+    </w:p>
+    <w:p>
+      <w:pPr>
+        <w:pStyle w:val="a3"/>
+        <w:numPr>
+          <w:ilvl w:val="0"/>
+          <w:numId w:val="18"/>
+        </w:numPr>
+      </w:pPr>
+      <w:r>
+        <w:t>Дед Мороз нажимает «Подтвердить»;</w:t>
+      </w:r>
+    </w:p>
+    <w:p>
+      <w:pPr>
+        <w:pStyle w:val="a3"/>
+        <w:numPr>
+          <w:ilvl w:val="0"/>
+          <w:numId w:val="18"/>
+        </w:numPr>
+      </w:pPr>
+      <w:r>
+        <w:t>Может отменить или вернуться назад.</w:t>
+      </w:r>
+    </w:p>
+    <w:p>
+      <w:pPr>
+        <w:pStyle w:val="a3"/>
+        <w:ind w:left="792" w:firstLine="0"/>
+        <w:rPr>
+          <w:b/>
+        </w:rPr>
+      </w:pPr>
+    </w:p>
+    <w:p>
+      <w:pPr>
+        <w:pStyle w:val="a3"/>
+        <w:keepNext/>
+        <w:ind w:left="0" w:firstLine="0"/>
+        <w:jc w:val="center"/>
+      </w:pPr>
+      <w:r>
+        <w:rPr>
+          <w:b/>
+          <w:noProof/>
+          <w:lang w:eastAsia="ru-RU"/>
+        </w:rPr>
+        <w:drawing>
+          <wp:inline distT="0" distB="0" distL="0" distR="0">
+            <wp:extent cx="2819400" cy="3220127"/>
+            <wp:effectExtent l="0" t="0" r="0" b="0"/>
+            <wp:docPr id="24" name="Рисунок 24" descr="C:\Users\STUDENT 2025\Downloads\2026-10-23_17-39-14.png"/>
+            <wp:cNvGraphicFramePr>
+              <a:graphicFrameLocks xmlns:a="http://schemas.openxmlformats.org/drawingml/2006/main" noChangeAspect="1"/>
+            </wp:cNvGraphicFramePr>
+            <a:graphic xmlns:a="http://schemas.openxmlformats.org/drawingml/2006/main">
+              <a:graphicData uri="http://schemas.openxmlformats.org/drawingml/2006/picture">
+                <pic:pic xmlns:pic="http://schemas.openxmlformats.org/drawingml/2006/picture">
+                  <pic:nvPicPr>
+                    <pic:cNvPr id="0" name="Picture 17" descr="C:\Users\STUDENT 2025\Downloads\2026-10-23_17-39-14.png"/>
+                    <pic:cNvPicPr>
+                      <a:picLocks noChangeAspect="1" noChangeArrowheads="1"/>
+                    </pic:cNvPicPr>
+                  </pic:nvPicPr>
+                  <pic:blipFill>
+                    <a:blip r:embed="rId23">
+                      <a:extLst>
+                        <a:ext uri="{28A0092B-C50C-407E-A947-70E740481C1C}">
+                          <a14:useLocalDpi xmlns:a14="http://schemas.microsoft.com/office/drawing/2010/main" val="0"/>
+                        </a:ext>
+                      </a:extLst>
+                    </a:blip>
+                    <a:srcRect/>
+                    <a:stretch>
+                      <a:fillRect/>
+                    </a:stretch>
+                  </pic:blipFill>
+                  <pic:spPr bwMode="auto">
+                    <a:xfrm>
+                      <a:off x="0" y="0"/>
+                      <a:ext cx="2828191" cy="3230167"/>
+                    </a:xfrm>
+                    <a:prstGeom prst="rect">
+                      <a:avLst/>
+                    </a:prstGeom>
+                    <a:noFill/>
+                    <a:ln>
+                      <a:noFill/>
+                    </a:ln>
                   </pic:spPr>
                 </pic:pic>
               </a:graphicData>
@@ -6672,7 +6701,7 @@
                     </pic:cNvPicPr>
                   </pic:nvPicPr>
                   <pic:blipFill>
-                    <a:blip r:embed="rId21">
+                    <a:blip r:embed="rId24">
                       <a:extLst>
                         <a:ext uri="{28A0092B-C50C-407E-A947-70E740481C1C}">
                           <a14:useLocalDpi xmlns:a14="http://schemas.microsoft.com/office/drawing/2010/main" val="0"/>
@@ -6752,7 +6781,7 @@
       </w:pPr>
     </w:p>
     <w:sectPr>
-      <w:footerReference w:type="default" r:id="rId22"/>
+      <w:footerReference w:type="default" r:id="rId25"/>
       <w:pgSz w:w="11906" w:h="16838"/>
       <w:pgMar w:top="1134" w:right="850" w:bottom="1134" w:left="1701" w:header="708" w:footer="708" w:gutter="0"/>
       <w:cols w:space="708"/>
@@ -6812,7 +6841,7 @@
           <w:rPr>
             <w:noProof/>
           </w:rPr>
-          <w:t>12</w:t>
+          <w:t>17</w:t>
         </w:r>
         <w:r>
           <w:fldChar w:fldCharType="end"/>
@@ -9796,6 +9825,92 @@
     </w:lvl>
   </w:abstractNum>
   <w:abstractNum w:abstractNumId="33" w15:restartNumberingAfterBreak="0">
+    <w:nsid w:val="6B3D428E"/>
+    <w:multiLevelType w:val="hybridMultilevel"/>
+    <w:tmpl w:val="17464536"/>
+    <w:lvl w:ilvl="0" w:tplc="04190011">
+      <w:start w:val="1"/>
+      <w:numFmt w:val="decimal"/>
+      <w:lvlText w:val="%1)"/>
+      <w:lvlJc w:val="left"/>
+      <w:pPr>
+        <w:ind w:left="1800" w:hanging="360"/>
+      </w:pPr>
+    </w:lvl>
+    <w:lvl w:ilvl="1" w:tplc="04190019" w:tentative="1">
+      <w:start w:val="1"/>
+      <w:numFmt w:val="lowerLetter"/>
+      <w:lvlText w:val="%2."/>
+      <w:lvlJc w:val="left"/>
+      <w:pPr>
+        <w:ind w:left="2520" w:hanging="360"/>
+      </w:pPr>
+    </w:lvl>
+    <w:lvl w:ilvl="2" w:tplc="0419001B" w:tentative="1">
+      <w:start w:val="1"/>
+      <w:numFmt w:val="lowerRoman"/>
+      <w:lvlText w:val="%3."/>
+      <w:lvlJc w:val="right"/>
+      <w:pPr>
+        <w:ind w:left="3240" w:hanging="180"/>
+      </w:pPr>
+    </w:lvl>
+    <w:lvl w:ilvl="3" w:tplc="0419000F" w:tentative="1">
+      <w:start w:val="1"/>
+      <w:numFmt w:val="decimal"/>
+      <w:lvlText w:val="%4."/>
+      <w:lvlJc w:val="left"/>
+      <w:pPr>
+        <w:ind w:left="3960" w:hanging="360"/>
+      </w:pPr>
+    </w:lvl>
+    <w:lvl w:ilvl="4" w:tplc="04190019" w:tentative="1">
+      <w:start w:val="1"/>
+      <w:numFmt w:val="lowerLetter"/>
+      <w:lvlText w:val="%5."/>
+      <w:lvlJc w:val="left"/>
+      <w:pPr>
+        <w:ind w:left="4680" w:hanging="360"/>
+      </w:pPr>
+    </w:lvl>
+    <w:lvl w:ilvl="5" w:tplc="0419001B" w:tentative="1">
+      <w:start w:val="1"/>
+      <w:numFmt w:val="lowerRoman"/>
+      <w:lvlText w:val="%6."/>
+      <w:lvlJc w:val="right"/>
+      <w:pPr>
+        <w:ind w:left="5400" w:hanging="180"/>
+      </w:pPr>
+    </w:lvl>
+    <w:lvl w:ilvl="6" w:tplc="0419000F" w:tentative="1">
+      <w:start w:val="1"/>
+      <w:numFmt w:val="decimal"/>
+      <w:lvlText w:val="%7."/>
+      <w:lvlJc w:val="left"/>
+      <w:pPr>
+        <w:ind w:left="6120" w:hanging="360"/>
+      </w:pPr>
+    </w:lvl>
+    <w:lvl w:ilvl="7" w:tplc="04190019" w:tentative="1">
+      <w:start w:val="1"/>
+      <w:numFmt w:val="lowerLetter"/>
+      <w:lvlText w:val="%8."/>
+      <w:lvlJc w:val="left"/>
+      <w:pPr>
+        <w:ind w:left="6840" w:hanging="360"/>
+      </w:pPr>
+    </w:lvl>
+    <w:lvl w:ilvl="8" w:tplc="0419001B" w:tentative="1">
+      <w:start w:val="1"/>
+      <w:numFmt w:val="lowerRoman"/>
+      <w:lvlText w:val="%9."/>
+      <w:lvlJc w:val="right"/>
+      <w:pPr>
+        <w:ind w:left="7560" w:hanging="180"/>
+      </w:pPr>
+    </w:lvl>
+  </w:abstractNum>
+  <w:abstractNum w:abstractNumId="34" w15:restartNumberingAfterBreak="0">
     <w:nsid w:val="6E4D3E99"/>
     <w:multiLevelType w:val="hybridMultilevel"/>
     <w:tmpl w:val="37D67ED2"/>
@@ -9881,7 +9996,7 @@
       </w:pPr>
     </w:lvl>
   </w:abstractNum>
-  <w:abstractNum w:abstractNumId="34" w15:restartNumberingAfterBreak="0">
+  <w:abstractNum w:abstractNumId="35" w15:restartNumberingAfterBreak="0">
     <w:nsid w:val="6ED82309"/>
     <w:multiLevelType w:val="hybridMultilevel"/>
     <w:tmpl w:val="9EE2CBA6"/>
@@ -9967,7 +10082,7 @@
       </w:pPr>
     </w:lvl>
   </w:abstractNum>
-  <w:abstractNum w:abstractNumId="35" w15:restartNumberingAfterBreak="0">
+  <w:abstractNum w:abstractNumId="36" w15:restartNumberingAfterBreak="0">
     <w:nsid w:val="7194060C"/>
     <w:multiLevelType w:val="hybridMultilevel"/>
     <w:tmpl w:val="3504386A"/>
@@ -10053,7 +10168,7 @@
       </w:pPr>
     </w:lvl>
   </w:abstractNum>
-  <w:abstractNum w:abstractNumId="36" w15:restartNumberingAfterBreak="0">
+  <w:abstractNum w:abstractNumId="37" w15:restartNumberingAfterBreak="0">
     <w:nsid w:val="726568F0"/>
     <w:multiLevelType w:val="hybridMultilevel"/>
     <w:tmpl w:val="2CF8B5A4"/>
@@ -10139,7 +10254,7 @@
       </w:pPr>
     </w:lvl>
   </w:abstractNum>
-  <w:abstractNum w:abstractNumId="37" w15:restartNumberingAfterBreak="0">
+  <w:abstractNum w:abstractNumId="38" w15:restartNumberingAfterBreak="0">
     <w:nsid w:val="7A584D50"/>
     <w:multiLevelType w:val="hybridMultilevel"/>
     <w:tmpl w:val="7A267422"/>
@@ -10225,7 +10340,7 @@
       </w:pPr>
     </w:lvl>
   </w:abstractNum>
-  <w:abstractNum w:abstractNumId="38" w15:restartNumberingAfterBreak="0">
+  <w:abstractNum w:abstractNumId="39" w15:restartNumberingAfterBreak="0">
     <w:nsid w:val="7A6C43E6"/>
     <w:multiLevelType w:val="multilevel"/>
     <w:tmpl w:val="0419001F"/>
@@ -10311,7 +10426,7 @@
       </w:pPr>
     </w:lvl>
   </w:abstractNum>
-  <w:abstractNum w:abstractNumId="39" w15:restartNumberingAfterBreak="0">
+  <w:abstractNum w:abstractNumId="40" w15:restartNumberingAfterBreak="0">
     <w:nsid w:val="7E637CE1"/>
     <w:multiLevelType w:val="multilevel"/>
     <w:tmpl w:val="0419001F"/>
@@ -10401,7 +10516,7 @@
     <w:abstractNumId w:val="0"/>
   </w:num>
   <w:num w:numId="2">
-    <w:abstractNumId w:val="38"/>
+    <w:abstractNumId w:val="39"/>
   </w:num>
   <w:num w:numId="3">
     <w:abstractNumId w:val="26"/>
@@ -10419,7 +10534,7 @@
     <w:abstractNumId w:val="31"/>
   </w:num>
   <w:num w:numId="8">
-    <w:abstractNumId w:val="35"/>
+    <w:abstractNumId w:val="36"/>
   </w:num>
   <w:num w:numId="9">
     <w:abstractNumId w:val="27"/>
@@ -10440,7 +10555,7 @@
     <w:abstractNumId w:val="32"/>
   </w:num>
   <w:num w:numId="15">
-    <w:abstractNumId w:val="36"/>
+    <w:abstractNumId w:val="37"/>
   </w:num>
   <w:num w:numId="16">
     <w:abstractNumId w:val="22"/>
@@ -10449,7 +10564,7 @@
     <w:abstractNumId w:val="7"/>
   </w:num>
   <w:num w:numId="18">
-    <w:abstractNumId w:val="34"/>
+    <w:abstractNumId w:val="35"/>
   </w:num>
   <w:num w:numId="19">
     <w:abstractNumId w:val="25"/>
@@ -10461,10 +10576,10 @@
     <w:abstractNumId w:val="14"/>
   </w:num>
   <w:num w:numId="22">
-    <w:abstractNumId w:val="37"/>
+    <w:abstractNumId w:val="38"/>
   </w:num>
   <w:num w:numId="23">
-    <w:abstractNumId w:val="33"/>
+    <w:abstractNumId w:val="34"/>
   </w:num>
   <w:num w:numId="24">
     <w:abstractNumId w:val="28"/>
@@ -10473,7 +10588,7 @@
     <w:abstractNumId w:val="10"/>
   </w:num>
   <w:num w:numId="26">
-    <w:abstractNumId w:val="39"/>
+    <w:abstractNumId w:val="40"/>
   </w:num>
   <w:num w:numId="27">
     <w:abstractNumId w:val="8"/>
@@ -10516,6 +10631,9 @@
   </w:num>
   <w:num w:numId="40">
     <w:abstractNumId w:val="6"/>
+  </w:num>
+  <w:num w:numId="41">
+    <w:abstractNumId w:val="33"/>
   </w:num>
 </w:numbering>
 </file>
@@ -11427,7 +11545,7 @@
 </file>
 
 <file path=customXml/itemProps1.xml><?xml version="1.0" encoding="utf-8"?>
-<ds:datastoreItem xmlns:ds="http://schemas.openxmlformats.org/officeDocument/2006/customXml" ds:itemID="{46522147-6861-4A48-88BE-0D8332055BE5}">
+<ds:datastoreItem xmlns:ds="http://schemas.openxmlformats.org/officeDocument/2006/customXml" ds:itemID="{AB9D2A2D-38A1-4E75-BAC1-9F57FF420544}">
   <ds:schemaRefs>
     <ds:schemaRef ds:uri="http://schemas.openxmlformats.org/officeDocument/2006/bibliography"/>
   </ds:schemaRefs>
